--- a/Actividad 2.3. Ephemeral enviroments.docx
+++ b/Actividad 2.3. Ephemeral enviroments.docx
@@ -358,7 +358,7 @@
           <w:szCs w:val="36"/>
           <w:lang w:eastAsia="es-MX"/>
         </w:rPr>
-        <w:t xml:space="preserve">Actividad 2.2. </w:t>
+        <w:t xml:space="preserve">Actividad 2.3. </w:t>
       </w:r>
       <w:proofErr w:type="spellStart"/>
       <w:r>
@@ -371,7 +371,7 @@
           <w:szCs w:val="36"/>
           <w:lang w:eastAsia="es-MX"/>
         </w:rPr>
-        <w:t>Lint</w:t>
+        <w:t>Ephemeral</w:t>
       </w:r>
       <w:proofErr w:type="spellEnd"/>
       <w:r>
@@ -384,7 +384,7 @@
           <w:szCs w:val="36"/>
           <w:lang w:eastAsia="es-MX"/>
         </w:rPr>
-        <w:t xml:space="preserve"> / </w:t>
+        <w:t xml:space="preserve"> </w:t>
       </w:r>
       <w:proofErr w:type="spellStart"/>
       <w:r>
@@ -397,7 +397,7 @@
           <w:szCs w:val="36"/>
           <w:lang w:eastAsia="es-MX"/>
         </w:rPr>
-        <w:t>Linting</w:t>
+        <w:t>enviroments</w:t>
       </w:r>
       <w:proofErr w:type="spellEnd"/>
     </w:p>
@@ -537,7 +537,7 @@
           <w:sz w:val="32"/>
           <w:szCs w:val="32"/>
         </w:rPr>
-        <w:t>21</w:t>
+        <w:t>02</w:t>
       </w:r>
       <w:r>
         <w:rPr>
@@ -557,7 +557,7 @@
           <w:sz w:val="32"/>
           <w:szCs w:val="32"/>
         </w:rPr>
-        <w:t>septiembre</w:t>
+        <w:t>octubre</w:t>
       </w:r>
       <w:r>
         <w:rPr>
@@ -605,237 +605,231 @@
     </w:p>
     <w:p>
       <w:pPr>
-        <w:spacing w:after="0" w:line="240" w:lineRule="auto"/>
-        <w:rPr>
-          <w:rFonts w:eastAsia="Times New Roman" w:cstheme="minorHAnsi"/>
-          <w:color w:val="1F1F1F"/>
-          <w:kern w:val="0"/>
-          <w:sz w:val="24"/>
-          <w:szCs w:val="24"/>
-          <w:lang w:eastAsia="es-MX"/>
-          <w14:ligatures w14:val="none"/>
-        </w:rPr>
-      </w:pPr>
-      <w:r>
-        <w:rPr>
-          <w:rFonts w:eastAsia="Times New Roman" w:cstheme="minorHAnsi"/>
-          <w:color w:val="1F1F1F"/>
-          <w:kern w:val="0"/>
-          <w:sz w:val="24"/>
-          <w:szCs w:val="24"/>
-          <w:lang w:eastAsia="es-MX"/>
-          <w14:ligatures w14:val="none"/>
-        </w:rPr>
-        <w:lastRenderedPageBreak/>
-        <w:t xml:space="preserve">Un </w:t>
-      </w:r>
-      <w:proofErr w:type="spellStart"/>
-      <w:r>
-        <w:rPr>
-          <w:rFonts w:eastAsia="Times New Roman" w:cstheme="minorHAnsi"/>
+        <w:rPr>
+          <w:rFonts w:cstheme="minorHAnsi"/>
           <w:b/>
           <w:bCs/>
-          <w:color w:val="1F1F1F"/>
-          <w:kern w:val="0"/>
-          <w:sz w:val="24"/>
-          <w:szCs w:val="24"/>
-          <w:bdr w:val="none" w:sz="0" w:space="0" w:color="auto" w:frame="1"/>
-          <w:lang w:eastAsia="es-MX"/>
-          <w14:ligatures w14:val="none"/>
-        </w:rPr>
-        <w:t>linter</w:t>
-      </w:r>
-      <w:proofErr w:type="spellEnd"/>
-      <w:r>
-        <w:rPr>
-          <w:rFonts w:eastAsia="Times New Roman" w:cstheme="minorHAnsi"/>
-          <w:color w:val="1F1F1F"/>
-          <w:kern w:val="0"/>
-          <w:sz w:val="24"/>
-          <w:szCs w:val="24"/>
-          <w:lang w:eastAsia="es-MX"/>
-          <w14:ligatures w14:val="none"/>
-        </w:rPr>
-        <w:t xml:space="preserve"> es una herramienta de análisis estático de código que examina el código fuente sin ejecutarlo para identificar errores de sintaxis, fallos de lógica, malas prácticas, vulnerabilidades de seguridad y problemas de estilo o formato.</w:t>
-      </w:r>
+          <w:sz w:val="24"/>
+          <w:szCs w:val="24"/>
+        </w:rPr>
+      </w:pPr>
+      <w:hyperlink r:id="rId9" w:anchor="collapseOne" w:history="1">
+        <w:r>
+          <w:rPr>
+            <w:rStyle w:val="Hipervnculo"/>
+            <w:rFonts w:cstheme="minorHAnsi"/>
+            <w:b/>
+            <w:bCs/>
+            <w:sz w:val="24"/>
+            <w:szCs w:val="24"/>
+          </w:rPr>
+          <w:t xml:space="preserve">Objetivo </w:t>
+        </w:r>
+      </w:hyperlink>
     </w:p>
     <w:p>
       <w:pPr>
-        <w:spacing w:after="0" w:line="240" w:lineRule="auto"/>
-        <w:rPr>
-          <w:rFonts w:eastAsia="Times New Roman" w:cstheme="minorHAnsi"/>
-          <w:color w:val="1F1F1F"/>
-          <w:kern w:val="0"/>
-          <w:sz w:val="24"/>
-          <w:szCs w:val="24"/>
-          <w:lang w:eastAsia="es-MX"/>
-          <w14:ligatures w14:val="none"/>
-        </w:rPr>
-      </w:pPr>
+        <w:rPr>
+          <w:rFonts w:cstheme="minorHAnsi"/>
+          <w:sz w:val="24"/>
+          <w:szCs w:val="24"/>
+          <w:lang w:val="es-ES_tradnl"/>
+        </w:rPr>
+      </w:pPr>
+      <w:r>
+        <w:rPr>
+          <w:rFonts w:cstheme="minorHAnsi"/>
+          <w:sz w:val="24"/>
+          <w:szCs w:val="24"/>
+          <w:lang w:val="es-ES_tradnl"/>
+        </w:rPr>
+        <w:t>Utilizarás herramientas para la generación de ambientes efímeros para pruebas.</w:t>
+      </w:r>
     </w:p>
     <w:p>
       <w:pPr>
-        <w:spacing w:after="0" w:line="240" w:lineRule="auto"/>
-        <w:rPr>
-          <w:rFonts w:eastAsia="Times New Roman" w:cstheme="minorHAnsi"/>
-          <w:color w:val="1F1F1F"/>
-          <w:kern w:val="0"/>
-          <w:sz w:val="24"/>
-          <w:szCs w:val="24"/>
-          <w:lang w:eastAsia="es-MX"/>
-          <w14:ligatures w14:val="none"/>
-        </w:rPr>
-      </w:pPr>
-      <w:r>
-        <w:rPr>
-          <w:rFonts w:eastAsia="Times New Roman" w:cstheme="minorHAnsi"/>
-          <w:color w:val="1F1F1F"/>
-          <w:kern w:val="0"/>
-          <w:sz w:val="24"/>
-          <w:szCs w:val="24"/>
-          <w:lang w:eastAsia="es-MX"/>
-          <w14:ligatures w14:val="none"/>
-        </w:rPr>
-        <w:t>Su función principal es actuar como un inspector de calidad en tiempo real: resalta problemas potenciales (como variables no utilizadas, funciones sin retornar o llamadas a variables no definidas) para que el desarrollador pueda corregirlos antes de compilar o desplegar la aplicación.</w:t>
+        <w:rPr>
+          <w:rFonts w:cstheme="minorHAnsi"/>
+          <w:b/>
+          <w:bCs/>
+          <w:sz w:val="24"/>
+          <w:szCs w:val="24"/>
+        </w:rPr>
+      </w:pPr>
+      <w:hyperlink r:id="rId10" w:anchor="collapseTwo" w:history="1">
+        <w:r>
+          <w:rPr>
+            <w:rStyle w:val="Hipervnculo"/>
+            <w:rFonts w:cstheme="minorHAnsi"/>
+            <w:b/>
+            <w:bCs/>
+            <w:sz w:val="24"/>
+            <w:szCs w:val="24"/>
+          </w:rPr>
+          <w:t>Introducción</w:t>
+        </w:r>
+      </w:hyperlink>
+      <w:r>
+        <w:rPr>
+          <w:rFonts w:cstheme="minorHAnsi"/>
+          <w:b/>
+          <w:bCs/>
+          <w:sz w:val="24"/>
+          <w:szCs w:val="24"/>
+        </w:rPr>
+        <w:t xml:space="preserve"> </w:t>
       </w:r>
     </w:p>
     <w:p>
       <w:pPr>
-        <w:spacing w:after="0" w:line="240" w:lineRule="auto"/>
-        <w:rPr>
-          <w:rFonts w:eastAsia="Times New Roman" w:cstheme="minorHAnsi"/>
-          <w:color w:val="1F1F1F"/>
-          <w:kern w:val="0"/>
-          <w:sz w:val="24"/>
-          <w:szCs w:val="24"/>
-          <w:lang w:eastAsia="es-MX"/>
-          <w14:ligatures w14:val="none"/>
-        </w:rPr>
-      </w:pPr>
+        <w:rPr>
+          <w:rFonts w:cstheme="minorHAnsi"/>
+          <w:sz w:val="24"/>
+          <w:szCs w:val="24"/>
+          <w:lang w:val="es-ES_tradnl"/>
+        </w:rPr>
+      </w:pPr>
+      <w:r>
+        <w:rPr>
+          <w:rFonts w:cstheme="minorHAnsi"/>
+          <w:sz w:val="24"/>
+          <w:szCs w:val="24"/>
+          <w:lang w:val="es-ES_tradnl"/>
+        </w:rPr>
+        <w:t>Los ambientes efímeros son entornos que se encuentran destinados a durar solo por un tiempo limitado (de allí su nombre). En esta actividad, desarrollarás uno que pueda ser utilizado en un proyecto simple y las pruebas que de él se realizarán.</w:t>
+      </w:r>
     </w:p>
     <w:p>
       <w:pPr>
-        <w:spacing w:after="0" w:line="240" w:lineRule="auto"/>
-        <w:rPr>
-          <w:rFonts w:eastAsia="Times New Roman" w:cstheme="minorHAnsi"/>
-          <w:color w:val="1F1F1F"/>
-          <w:kern w:val="0"/>
-          <w:sz w:val="24"/>
-          <w:szCs w:val="24"/>
-          <w:lang w:eastAsia="es-MX"/>
-          <w14:ligatures w14:val="none"/>
-        </w:rPr>
-      </w:pPr>
-      <w:r>
-        <w:rPr>
-          <w:rFonts w:eastAsia="Times New Roman" w:cstheme="minorHAnsi"/>
-          <w:color w:val="1F1F1F"/>
-          <w:kern w:val="0"/>
-          <w:sz w:val="24"/>
-          <w:szCs w:val="24"/>
-          <w:lang w:eastAsia="es-MX"/>
-          <w14:ligatures w14:val="none"/>
-        </w:rPr>
-        <w:t xml:space="preserve">El término proviene del programa original </w:t>
-      </w:r>
-      <w:proofErr w:type="spellStart"/>
-      <w:r>
-        <w:rPr>
-          <w:rFonts w:eastAsia="Times New Roman" w:cstheme="minorHAnsi"/>
-          <w:i/>
-          <w:iCs/>
-          <w:color w:val="1F1F1F"/>
-          <w:kern w:val="0"/>
-          <w:sz w:val="24"/>
-          <w:szCs w:val="24"/>
-          <w:bdr w:val="none" w:sz="0" w:space="0" w:color="auto" w:frame="1"/>
-          <w:lang w:eastAsia="es-MX"/>
-          <w14:ligatures w14:val="none"/>
-        </w:rPr>
-        <w:t>Linter</w:t>
-      </w:r>
-      <w:proofErr w:type="spellEnd"/>
-      <w:r>
-        <w:rPr>
-          <w:rFonts w:eastAsia="Times New Roman" w:cstheme="minorHAnsi"/>
-          <w:color w:val="1F1F1F"/>
-          <w:kern w:val="0"/>
-          <w:sz w:val="24"/>
-          <w:szCs w:val="24"/>
-          <w:lang w:eastAsia="es-MX"/>
-          <w14:ligatures w14:val="none"/>
-        </w:rPr>
-        <w:t xml:space="preserve"> creado en 1979 para el lenguaje C, haciendo referencia al término en inglés </w:t>
-      </w:r>
-      <w:proofErr w:type="spellStart"/>
-      <w:r>
-        <w:rPr>
-          <w:rFonts w:eastAsia="Times New Roman" w:cstheme="minorHAnsi"/>
-          <w:i/>
-          <w:iCs/>
-          <w:color w:val="1F1F1F"/>
-          <w:kern w:val="0"/>
-          <w:sz w:val="24"/>
-          <w:szCs w:val="24"/>
-          <w:bdr w:val="none" w:sz="0" w:space="0" w:color="auto" w:frame="1"/>
-          <w:lang w:eastAsia="es-MX"/>
-          <w14:ligatures w14:val="none"/>
-        </w:rPr>
-        <w:t>lint</w:t>
-      </w:r>
-      <w:proofErr w:type="spellEnd"/>
-      <w:r>
-        <w:rPr>
-          <w:rFonts w:eastAsia="Times New Roman" w:cstheme="minorHAnsi"/>
-          <w:color w:val="1F1F1F"/>
-          <w:kern w:val="0"/>
-          <w:sz w:val="24"/>
-          <w:szCs w:val="24"/>
-          <w:lang w:eastAsia="es-MX"/>
-          <w14:ligatures w14:val="none"/>
-        </w:rPr>
-        <w:t xml:space="preserve"> (las pelusas de la ropa), simbolizando el proceso de limpiar el "polvo" o pequeñ</w:t>
-      </w:r>
-      <w:r>
-        <w:rPr>
-          <w:rFonts w:eastAsia="Times New Roman" w:cstheme="minorHAnsi"/>
-          <w:color w:val="1F1F1F"/>
-          <w:kern w:val="0"/>
-          <w:sz w:val="24"/>
-          <w:szCs w:val="24"/>
-          <w:lang w:eastAsia="es-MX"/>
-          <w14:ligatures w14:val="none"/>
-        </w:rPr>
-        <w:t>a</w:t>
-      </w:r>
-      <w:r>
-        <w:rPr>
-          <w:rFonts w:eastAsia="Times New Roman" w:cstheme="minorHAnsi"/>
-          <w:color w:val="1F1F1F"/>
-          <w:kern w:val="0"/>
-          <w:sz w:val="24"/>
-          <w:szCs w:val="24"/>
-          <w:lang w:eastAsia="es-MX"/>
-          <w14:ligatures w14:val="none"/>
-        </w:rPr>
-        <w:t>s imperfecciones del código.</w:t>
+        <w:rPr>
+          <w:rFonts w:cstheme="minorHAnsi"/>
+          <w:b/>
+          <w:bCs/>
+          <w:sz w:val="24"/>
+          <w:szCs w:val="24"/>
+        </w:rPr>
+      </w:pPr>
+      <w:r>
+        <w:rPr>
+          <w:rStyle w:val="Hipervnculo"/>
+          <w:b/>
+          <w:bCs/>
+          <w:sz w:val="24"/>
+          <w:szCs w:val="24"/>
+        </w:rPr>
+        <w:t>Desarrollo</w:t>
+      </w:r>
+      <w:r>
+        <w:rPr>
+          <w:rFonts w:cstheme="minorHAnsi"/>
+          <w:b/>
+          <w:bCs/>
+          <w:sz w:val="24"/>
+          <w:szCs w:val="24"/>
+        </w:rPr>
+        <w:t xml:space="preserve"> </w:t>
+      </w:r>
+      <w:r>
+        <w:rPr>
+          <w:rStyle w:val="Hipervnculo"/>
+          <w:b/>
+          <w:bCs/>
+          <w:sz w:val="24"/>
+          <w:szCs w:val="24"/>
+        </w:rPr>
+        <w:t>de</w:t>
+      </w:r>
+      <w:r>
+        <w:rPr>
+          <w:rFonts w:cstheme="minorHAnsi"/>
+          <w:b/>
+          <w:bCs/>
+          <w:sz w:val="24"/>
+          <w:szCs w:val="24"/>
+        </w:rPr>
+        <w:t xml:space="preserve"> </w:t>
+      </w:r>
+      <w:r>
+        <w:rPr>
+          <w:rStyle w:val="Hipervnculo"/>
+          <w:rFonts w:cstheme="minorHAnsi"/>
+          <w:b/>
+          <w:bCs/>
+          <w:sz w:val="24"/>
+          <w:szCs w:val="24"/>
+        </w:rPr>
+        <w:t>la</w:t>
+      </w:r>
+      <w:r>
+        <w:rPr>
+          <w:rStyle w:val="Hipervnculo"/>
+          <w:b/>
+          <w:bCs/>
+          <w:sz w:val="24"/>
+          <w:szCs w:val="24"/>
+        </w:rPr>
+        <w:t xml:space="preserve"> actividad</w:t>
       </w:r>
     </w:p>
     <w:p>
       <w:pPr>
-        <w:spacing w:after="0"/>
-        <w:rPr>
+        <w:rPr>
+          <w:rFonts w:cstheme="minorHAnsi"/>
           <w:b/>
           <w:bCs/>
           <w:sz w:val="24"/>
           <w:szCs w:val="24"/>
         </w:rPr>
       </w:pPr>
+      <w:r>
+        <w:rPr>
+          <w:rFonts w:cstheme="minorHAnsi"/>
+          <w:b/>
+          <w:bCs/>
+          <w:sz w:val="24"/>
+          <w:szCs w:val="24"/>
+        </w:rPr>
+        <w:t>1. Enlaces de la actividad</w:t>
+      </w:r>
     </w:p>
     <w:p>
       <w:pPr>
-        <w:pStyle w:val="Ttulo2"/>
-        <w:rPr>
+        <w:rPr>
+          <w:rFonts w:cstheme="minorHAnsi"/>
+          <w:sz w:val="24"/>
+          <w:szCs w:val="24"/>
+        </w:rPr>
+      </w:pPr>
+      <w:r>
+        <w:rPr>
+          <w:rFonts w:cstheme="minorHAnsi"/>
+          <w:sz w:val="24"/>
+          <w:szCs w:val="24"/>
+        </w:rPr>
+        <w:t>Aplicación desplegada: [PEGA AQUÍ EL ENLACE DE RENDER, por ejemplo https://mi-app.onrender.com]</w:t>
+      </w:r>
+    </w:p>
+    <w:p>
+      <w:pPr>
+        <w:rPr>
+          <w:rFonts w:cstheme="minorHAnsi"/>
+          <w:sz w:val="24"/>
+          <w:szCs w:val="24"/>
+        </w:rPr>
+      </w:pPr>
+      <w:r>
+        <w:rPr>
+          <w:rFonts w:cstheme="minorHAnsi"/>
+          <w:sz w:val="24"/>
+          <w:szCs w:val="24"/>
+        </w:rPr>
+        <w:t>Repositorio en GitHub: [PEGA AQUÍ EL ENLACE DEL REPOSITORIO]</w:t>
+      </w:r>
+    </w:p>
+    <w:p>
+      <w:pPr>
+        <w:rPr>
+          <w:rFonts w:cstheme="minorHAnsi"/>
           <w:b/>
           <w:bCs/>
           <w:sz w:val="24"/>
@@ -844,35 +838,304 @@
       </w:pPr>
       <w:r>
         <w:rPr>
+          <w:rFonts w:cstheme="minorHAnsi"/>
           <w:b/>
           <w:bCs/>
           <w:sz w:val="24"/>
           <w:szCs w:val="24"/>
         </w:rPr>
-        <w:t xml:space="preserve">Instalando </w:t>
-      </w:r>
-      <w:proofErr w:type="spellStart"/>
-      <w:r>
-        <w:rPr>
+        <w:t>2. ¿Qué es un ambiente efímero?</w:t>
+      </w:r>
+    </w:p>
+    <w:p>
+      <w:pPr>
+        <w:rPr>
+          <w:rFonts w:cstheme="minorHAnsi"/>
+          <w:sz w:val="24"/>
+          <w:szCs w:val="24"/>
+        </w:rPr>
+      </w:pPr>
+      <w:r>
+        <w:rPr>
+          <w:rFonts w:cstheme="minorHAnsi"/>
+          <w:sz w:val="24"/>
+          <w:szCs w:val="24"/>
+        </w:rPr>
+        <w:t>Un ambiente efímero es un entorno completo (código, servicios y configuración) que se crea de forma automática y temporal para un propósito concreto, como probar un cambio, y que se destruye cuando ya no es necesario. A diferencia de los ambientes permanentes (desarrollo, pruebas, producción), no se comparte entre varios equipos ni acumula cambios con el tiempo, por lo que cada prueba parte de un estado limpio y reproducible.</w:t>
+      </w:r>
+    </w:p>
+    <w:p>
+      <w:pPr>
+        <w:rPr>
+          <w:rFonts w:cstheme="minorHAnsi"/>
+          <w:sz w:val="24"/>
+          <w:szCs w:val="24"/>
+        </w:rPr>
+      </w:pPr>
+      <w:r>
+        <w:rPr>
+          <w:rFonts w:cstheme="minorHAnsi"/>
+          <w:sz w:val="24"/>
+          <w:szCs w:val="24"/>
+        </w:rPr>
+        <w:t>Su principal aplicación en las pruebas es validar cada cambio (por ejemplo, un pull request) de forma aislada antes de integrarlo a la rama principal. Esto evita conflictos entre desarrolladores que compiten por un mismo servidor de pruebas, reduce el riesgo de errores en producción y controla costos, ya que los recursos se liberan al terminar.</w:t>
+      </w:r>
+    </w:p>
+    <w:p>
+      <w:pPr>
+        <w:rPr>
+          <w:rFonts w:cstheme="minorHAnsi"/>
           <w:b/>
           <w:bCs/>
           <w:sz w:val="24"/>
           <w:szCs w:val="24"/>
         </w:rPr>
-        <w:t>eslint</w:t>
-      </w:r>
-      <w:proofErr w:type="spellEnd"/>
+      </w:pPr>
+      <w:r>
+        <w:rPr>
+          <w:rFonts w:cstheme="minorHAnsi"/>
+          <w:b/>
+          <w:bCs/>
+          <w:sz w:val="24"/>
+          <w:szCs w:val="24"/>
+        </w:rPr>
+        <w:t>3. Descripción de la aplicación</w:t>
+      </w:r>
     </w:p>
     <w:p>
-      <w:r>
-        <w:rPr>
-          <w:noProof/>
-        </w:rPr>
+      <w:pPr>
+        <w:rPr>
+          <w:rFonts w:cstheme="minorHAnsi"/>
+          <w:sz w:val="24"/>
+          <w:szCs w:val="24"/>
+        </w:rPr>
+      </w:pPr>
+      <w:r>
+        <w:rPr>
+          <w:rFonts w:cstheme="minorHAnsi"/>
+          <w:sz w:val="24"/>
+          <w:szCs w:val="24"/>
+        </w:rPr>
+        <w:t>La aplicación es un servidor web sencillo desarrollado con Node.js y Express. Expone dos rutas: la ruta principal (/), que muestra un mensaje de bienvenida con la fecha y hora del servidor, y la ruta /</w:t>
+      </w:r>
+      <w:proofErr w:type="spellStart"/>
+      <w:r>
+        <w:rPr>
+          <w:rFonts w:cstheme="minorHAnsi"/>
+          <w:sz w:val="24"/>
+          <w:szCs w:val="24"/>
+        </w:rPr>
+        <w:t>health</w:t>
+      </w:r>
+      <w:proofErr w:type="spellEnd"/>
+      <w:r>
+        <w:rPr>
+          <w:rFonts w:cstheme="minorHAnsi"/>
+          <w:sz w:val="24"/>
+          <w:szCs w:val="24"/>
+        </w:rPr>
+        <w:t xml:space="preserve">, que devuelve un estado en formato JSON y sirve para verificar que el servicio está funcionando. El proyecto contiene un archivo </w:t>
+      </w:r>
+      <w:proofErr w:type="spellStart"/>
+      <w:proofErr w:type="gramStart"/>
+      <w:r>
+        <w:rPr>
+          <w:rFonts w:cstheme="minorHAnsi"/>
+          <w:sz w:val="24"/>
+          <w:szCs w:val="24"/>
+        </w:rPr>
+        <w:t>package.json</w:t>
+      </w:r>
+      <w:proofErr w:type="spellEnd"/>
+      <w:proofErr w:type="gramEnd"/>
+      <w:r>
+        <w:rPr>
+          <w:rFonts w:cstheme="minorHAnsi"/>
+          <w:sz w:val="24"/>
+          <w:szCs w:val="24"/>
+        </w:rPr>
+        <w:t xml:space="preserve"> con el script de inicio y un archivo index.js con la lógica del servidor.</w:t>
+      </w:r>
+    </w:p>
+    <w:p>
+      <w:pPr>
+        <w:rPr>
+          <w:rFonts w:cstheme="minorHAnsi"/>
+          <w:b/>
+          <w:bCs/>
+          <w:sz w:val="24"/>
+          <w:szCs w:val="24"/>
+        </w:rPr>
+      </w:pPr>
+      <w:r>
+        <w:rPr>
+          <w:rFonts w:cstheme="minorHAnsi"/>
+          <w:b/>
+          <w:bCs/>
+          <w:sz w:val="24"/>
+          <w:szCs w:val="24"/>
+        </w:rPr>
+        <w:t>4. Proceso realizado</w:t>
+      </w:r>
+    </w:p>
+    <w:p>
+      <w:pPr>
+        <w:pStyle w:val="Prrafodelista"/>
+        <w:numPr>
+          <w:ilvl w:val="0"/>
+          <w:numId w:val="62"/>
+        </w:numPr>
+        <w:rPr>
+          <w:rFonts w:cstheme="minorHAnsi"/>
+          <w:sz w:val="24"/>
+          <w:szCs w:val="24"/>
+        </w:rPr>
+      </w:pPr>
+      <w:r>
+        <w:rPr>
+          <w:rFonts w:cstheme="minorHAnsi"/>
+          <w:sz w:val="24"/>
+          <w:szCs w:val="24"/>
+        </w:rPr>
+        <w:t>Revisé los recursos sugeridos sobre ambientes efímeros y la documentación de Render para Node.js.</w:t>
+      </w:r>
+    </w:p>
+    <w:p>
+      <w:pPr>
+        <w:pStyle w:val="Prrafodelista"/>
+        <w:numPr>
+          <w:ilvl w:val="0"/>
+          <w:numId w:val="62"/>
+        </w:numPr>
+        <w:rPr>
+          <w:rFonts w:cstheme="minorHAnsi"/>
+          <w:sz w:val="24"/>
+          <w:szCs w:val="24"/>
+        </w:rPr>
+      </w:pPr>
+      <w:r>
+        <w:rPr>
+          <w:rFonts w:cstheme="minorHAnsi"/>
+          <w:sz w:val="24"/>
+          <w:szCs w:val="24"/>
+        </w:rPr>
+        <w:t xml:space="preserve">Agregué </w:t>
+      </w:r>
+      <w:r>
+        <w:rPr>
+          <w:rFonts w:cstheme="minorHAnsi"/>
+          <w:sz w:val="24"/>
+          <w:szCs w:val="24"/>
+        </w:rPr>
+        <w:t>una cuenta en Render (render.com) e inicié sesión usando mi cuenta de GitHub.</w:t>
+      </w:r>
+    </w:p>
+    <w:p>
+      <w:pPr>
+        <w:pStyle w:val="Prrafodelista"/>
+        <w:numPr>
+          <w:ilvl w:val="0"/>
+          <w:numId w:val="62"/>
+        </w:numPr>
+        <w:rPr>
+          <w:rFonts w:cstheme="minorHAnsi"/>
+          <w:sz w:val="24"/>
+          <w:szCs w:val="24"/>
+        </w:rPr>
+      </w:pPr>
+      <w:r>
+        <w:rPr>
+          <w:rFonts w:cstheme="minorHAnsi"/>
+          <w:sz w:val="24"/>
+          <w:szCs w:val="24"/>
+        </w:rPr>
+        <w:t>Agregué</w:t>
+      </w:r>
+      <w:r>
+        <w:rPr>
+          <w:rFonts w:cstheme="minorHAnsi"/>
+          <w:sz w:val="24"/>
+          <w:szCs w:val="24"/>
+        </w:rPr>
+        <w:t xml:space="preserve"> un repositorio en GitHub con el proyecto Node.js (index.js, </w:t>
+      </w:r>
+      <w:proofErr w:type="spellStart"/>
+      <w:proofErr w:type="gramStart"/>
+      <w:r>
+        <w:rPr>
+          <w:rFonts w:cstheme="minorHAnsi"/>
+          <w:sz w:val="24"/>
+          <w:szCs w:val="24"/>
+        </w:rPr>
+        <w:t>package.json</w:t>
+      </w:r>
+      <w:proofErr w:type="spellEnd"/>
+      <w:proofErr w:type="gramEnd"/>
+      <w:r>
+        <w:rPr>
+          <w:rFonts w:cstheme="minorHAnsi"/>
+          <w:sz w:val="24"/>
+          <w:szCs w:val="24"/>
+        </w:rPr>
+        <w:t xml:space="preserve"> y .</w:t>
+      </w:r>
+      <w:proofErr w:type="spellStart"/>
+      <w:r>
+        <w:rPr>
+          <w:rFonts w:cstheme="minorHAnsi"/>
+          <w:sz w:val="24"/>
+          <w:szCs w:val="24"/>
+        </w:rPr>
+        <w:t>gitignore</w:t>
+      </w:r>
+      <w:proofErr w:type="spellEnd"/>
+      <w:r>
+        <w:rPr>
+          <w:rFonts w:cstheme="minorHAnsi"/>
+          <w:sz w:val="24"/>
+          <w:szCs w:val="24"/>
+        </w:rPr>
+        <w:t xml:space="preserve">) y subí el código a la rama </w:t>
+      </w:r>
+      <w:proofErr w:type="spellStart"/>
+      <w:r>
+        <w:rPr>
+          <w:rFonts w:cstheme="minorHAnsi"/>
+          <w:sz w:val="24"/>
+          <w:szCs w:val="24"/>
+        </w:rPr>
+        <w:t>main</w:t>
+      </w:r>
+      <w:proofErr w:type="spellEnd"/>
+      <w:r>
+        <w:rPr>
+          <w:rFonts w:cstheme="minorHAnsi"/>
+          <w:sz w:val="24"/>
+          <w:szCs w:val="24"/>
+        </w:rPr>
+        <w:t>.</w:t>
+      </w:r>
+    </w:p>
+    <w:p>
+      <w:pPr>
+        <w:rPr>
+          <w:rFonts w:cstheme="minorHAnsi"/>
+          <w:sz w:val="24"/>
+          <w:szCs w:val="24"/>
+        </w:rPr>
+      </w:pPr>
+      <w:r>
+        <w:rPr>
+          <w:rFonts w:cstheme="minorHAnsi"/>
+          <w:sz w:val="24"/>
+          <w:szCs w:val="24"/>
+        </w:rPr>
+        <w:lastRenderedPageBreak/>
         <w:drawing>
-          <wp:inline distT="0" distB="0" distL="0" distR="0" wp14:anchorId="6ED21057" wp14:editId="0BC9C222">
-            <wp:extent cx="3467528" cy="2648316"/>
-            <wp:effectExtent l="0" t="0" r="0" b="0"/>
-            <wp:docPr id="971562518" name="Imagen 1"/>
+          <wp:inline distT="0" distB="0" distL="0" distR="0" wp14:anchorId="01632C10" wp14:editId="7A88758B">
+            <wp:extent cx="5612130" cy="3943136"/>
+            <wp:effectExtent l="38100" t="38100" r="45720" b="38735"/>
+            <wp:docPr id="1243568820" name="Imagen 1"/>
             <wp:cNvGraphicFramePr>
               <a:graphicFrameLocks xmlns:a="http://schemas.openxmlformats.org/drawingml/2006/main" noChangeAspect="1"/>
             </wp:cNvGraphicFramePr>
@@ -880,23 +1143,51 @@
               <a:graphicData uri="http://schemas.openxmlformats.org/drawingml/2006/picture">
                 <pic:pic xmlns:pic="http://schemas.openxmlformats.org/drawingml/2006/picture">
                   <pic:nvPicPr>
-                    <pic:cNvPr id="971562518" name=""/>
+                    <pic:cNvPr id="1243568820" name=""/>
                     <pic:cNvPicPr/>
                   </pic:nvPicPr>
-                  <pic:blipFill>
-                    <a:blip r:embed="rId9"/>
-                    <a:stretch>
-                      <a:fillRect/>
-                    </a:stretch>
+                  <pic:blipFill rotWithShape="1">
+                    <a:blip r:embed="rId11"/>
+                    <a:srcRect b="1901"/>
+                    <a:stretch/>
                   </pic:blipFill>
-                  <pic:spPr>
+                  <pic:spPr bwMode="auto">
                     <a:xfrm>
                       <a:off x="0" y="0"/>
-                      <a:ext cx="3480615" cy="2658311"/>
+                      <a:ext cx="5612130" cy="3943136"/>
                     </a:xfrm>
                     <a:prstGeom prst="rect">
                       <a:avLst/>
                     </a:prstGeom>
+                    <a:ln w="28575" cap="flat" cmpd="sng" algn="ctr">
+                      <a:solidFill>
+                        <a:sysClr val="windowText" lastClr="000000"/>
+                      </a:solidFill>
+                      <a:prstDash val="solid"/>
+                      <a:round/>
+                      <a:headEnd type="none" w="med" len="med"/>
+                      <a:tailEnd type="none" w="med" len="med"/>
+                      <a:extLst>
+                        <a:ext uri="{C807C97D-BFC1-408E-A445-0C87EB9F89A2}">
+                          <ask:lineSketchStyleProps xmlns:ask="http://schemas.microsoft.com/office/drawing/2018/sketchyshapes" sd="0">
+                            <a:custGeom>
+                              <a:avLst/>
+                              <a:gdLst/>
+                              <a:ahLst/>
+                              <a:cxnLst/>
+                              <a:rect l="0" t="0" r="0" b="0"/>
+                              <a:pathLst/>
+                            </a:custGeom>
+                            <ask:type/>
+                          </ask:lineSketchStyleProps>
+                        </a:ext>
+                      </a:extLst>
+                    </a:ln>
+                    <a:extLst>
+                      <a:ext uri="{53640926-AAD7-44D8-BBD7-CCE9431645EC}">
+                        <a14:shadowObscured xmlns:a14="http://schemas.microsoft.com/office/drawing/2010/main"/>
+                      </a:ext>
+                    </a:extLst>
                   </pic:spPr>
                 </pic:pic>
               </a:graphicData>
@@ -905,17 +1196,34 @@
         </w:drawing>
       </w:r>
     </w:p>
-    <w:p/>
     <w:p>
-      <w:r>
-        <w:rPr>
-          <w:noProof/>
+      <w:pPr>
+        <w:rPr>
+          <w:rFonts w:cstheme="minorHAnsi"/>
+          <w:sz w:val="24"/>
+          <w:szCs w:val="24"/>
+        </w:rPr>
+      </w:pPr>
+    </w:p>
+    <w:p>
+      <w:pPr>
+        <w:rPr>
+          <w:rFonts w:cstheme="minorHAnsi"/>
+          <w:sz w:val="24"/>
+          <w:szCs w:val="24"/>
+        </w:rPr>
+      </w:pPr>
+      <w:r>
+        <w:rPr>
+          <w:rFonts w:cstheme="minorHAnsi"/>
+          <w:sz w:val="24"/>
+          <w:szCs w:val="24"/>
         </w:rPr>
         <w:drawing>
-          <wp:inline distT="0" distB="0" distL="0" distR="0" wp14:anchorId="562954D0" wp14:editId="0AA78DD3">
-            <wp:extent cx="4505217" cy="2334168"/>
-            <wp:effectExtent l="0" t="0" r="0" b="9525"/>
-            <wp:docPr id="1409830620" name="Imagen 1"/>
+          <wp:inline distT="0" distB="0" distL="0" distR="0" wp14:anchorId="66790E89" wp14:editId="6FE12C64">
+            <wp:extent cx="5612130" cy="2778760"/>
+            <wp:effectExtent l="38100" t="38100" r="45720" b="40640"/>
+            <wp:docPr id="1244019977" name="Imagen 1"/>
             <wp:cNvGraphicFramePr>
               <a:graphicFrameLocks xmlns:a="http://schemas.openxmlformats.org/drawingml/2006/main" noChangeAspect="1"/>
             </wp:cNvGraphicFramePr>
@@ -923,174 +1231,7 @@
               <a:graphicData uri="http://schemas.openxmlformats.org/drawingml/2006/picture">
                 <pic:pic xmlns:pic="http://schemas.openxmlformats.org/drawingml/2006/picture">
                   <pic:nvPicPr>
-                    <pic:cNvPr id="1409830620" name=""/>
-                    <pic:cNvPicPr/>
-                  </pic:nvPicPr>
-                  <pic:blipFill>
-                    <a:blip r:embed="rId10"/>
-                    <a:stretch>
-                      <a:fillRect/>
-                    </a:stretch>
-                  </pic:blipFill>
-                  <pic:spPr>
-                    <a:xfrm>
-                      <a:off x="0" y="0"/>
-                      <a:ext cx="4556669" cy="2360825"/>
-                    </a:xfrm>
-                    <a:prstGeom prst="rect">
-                      <a:avLst/>
-                    </a:prstGeom>
-                  </pic:spPr>
-                </pic:pic>
-              </a:graphicData>
-            </a:graphic>
-          </wp:inline>
-        </w:drawing>
-      </w:r>
-    </w:p>
-    <w:p>
-      <w:pPr>
-        <w:pStyle w:val="Ttulo2"/>
-        <w:rPr>
-          <w:b/>
-          <w:bCs/>
-        </w:rPr>
-      </w:pPr>
-      <w:r>
-        <w:rPr>
-          <w:b/>
-          <w:bCs/>
-        </w:rPr>
-        <w:lastRenderedPageBreak/>
-        <w:t>Creando un a</w:t>
-      </w:r>
-      <w:r>
-        <w:rPr>
-          <w:b/>
-          <w:bCs/>
-        </w:rPr>
-        <w:t xml:space="preserve">rchivo </w:t>
-      </w:r>
-      <w:r>
-        <w:rPr>
-          <w:b/>
-          <w:bCs/>
-        </w:rPr>
-        <w:t xml:space="preserve">simple </w:t>
-      </w:r>
-      <w:r>
-        <w:rPr>
-          <w:b/>
-          <w:bCs/>
-        </w:rPr>
-        <w:t xml:space="preserve">de configuración </w:t>
-      </w:r>
-      <w:proofErr w:type="spellStart"/>
-      <w:r>
-        <w:rPr>
-          <w:b/>
-          <w:bCs/>
-        </w:rPr>
-        <w:t>eslint.config.mjs</w:t>
-      </w:r>
-      <w:proofErr w:type="spellEnd"/>
-    </w:p>
-    <w:p>
-      <w:r>
-        <w:drawing>
-          <wp:inline distT="0" distB="0" distL="0" distR="0" wp14:anchorId="58F89E75" wp14:editId="54E3E14B">
-            <wp:extent cx="4458346" cy="1997125"/>
-            <wp:effectExtent l="0" t="0" r="0" b="3175"/>
-            <wp:docPr id="1428978230" name="Imagen 1"/>
-            <wp:cNvGraphicFramePr>
-              <a:graphicFrameLocks xmlns:a="http://schemas.openxmlformats.org/drawingml/2006/main" noChangeAspect="1"/>
-            </wp:cNvGraphicFramePr>
-            <a:graphic xmlns:a="http://schemas.openxmlformats.org/drawingml/2006/main">
-              <a:graphicData uri="http://schemas.openxmlformats.org/drawingml/2006/picture">
-                <pic:pic xmlns:pic="http://schemas.openxmlformats.org/drawingml/2006/picture">
-                  <pic:nvPicPr>
-                    <pic:cNvPr id="1428978230" name=""/>
-                    <pic:cNvPicPr/>
-                  </pic:nvPicPr>
-                  <pic:blipFill>
-                    <a:blip r:embed="rId11"/>
-                    <a:stretch>
-                      <a:fillRect/>
-                    </a:stretch>
-                  </pic:blipFill>
-                  <pic:spPr>
-                    <a:xfrm>
-                      <a:off x="0" y="0"/>
-                      <a:ext cx="4466901" cy="2000957"/>
-                    </a:xfrm>
-                    <a:prstGeom prst="rect">
-                      <a:avLst/>
-                    </a:prstGeom>
-                  </pic:spPr>
-                </pic:pic>
-              </a:graphicData>
-            </a:graphic>
-          </wp:inline>
-        </w:drawing>
-      </w:r>
-    </w:p>
-    <w:p/>
-    <w:p>
-      <w:pPr>
-        <w:pStyle w:val="Ttulo2"/>
-        <w:spacing w:after="120"/>
-        <w:rPr>
-          <w:b/>
-          <w:bCs/>
-          <w:sz w:val="24"/>
-          <w:szCs w:val="24"/>
-        </w:rPr>
-      </w:pPr>
-      <w:r>
-        <w:rPr>
-          <w:b/>
-          <w:bCs/>
-          <w:sz w:val="24"/>
-          <w:szCs w:val="24"/>
-        </w:rPr>
-        <w:t xml:space="preserve">Instalación de las dependencias de </w:t>
-      </w:r>
-      <w:proofErr w:type="spellStart"/>
-      <w:r>
-        <w:rPr>
-          <w:b/>
-          <w:bCs/>
-          <w:sz w:val="24"/>
-          <w:szCs w:val="24"/>
-        </w:rPr>
-        <w:t>eslint</w:t>
-      </w:r>
-      <w:proofErr w:type="spellEnd"/>
-      <w:r>
-        <w:rPr>
-          <w:b/>
-          <w:bCs/>
-          <w:sz w:val="24"/>
-          <w:szCs w:val="24"/>
-        </w:rPr>
-        <w:t>.</w:t>
-      </w:r>
-    </w:p>
-    <w:p>
-      <w:r>
-        <w:drawing>
-          <wp:inline distT="0" distB="0" distL="0" distR="0" wp14:anchorId="4546DE93" wp14:editId="4AD58F8F">
-            <wp:extent cx="4463512" cy="2484755"/>
-            <wp:effectExtent l="0" t="0" r="0" b="0"/>
-            <wp:docPr id="577541647" name="Imagen 1"/>
-            <wp:cNvGraphicFramePr>
-              <a:graphicFrameLocks xmlns:a="http://schemas.openxmlformats.org/drawingml/2006/main" noChangeAspect="1"/>
-            </wp:cNvGraphicFramePr>
-            <a:graphic xmlns:a="http://schemas.openxmlformats.org/drawingml/2006/main">
-              <a:graphicData uri="http://schemas.openxmlformats.org/drawingml/2006/picture">
-                <pic:pic xmlns:pic="http://schemas.openxmlformats.org/drawingml/2006/picture">
-                  <pic:nvPicPr>
-                    <pic:cNvPr id="577541647" name=""/>
+                    <pic:cNvPr id="1244019977" name=""/>
                     <pic:cNvPicPr/>
                   </pic:nvPicPr>
                   <pic:blipFill>
@@ -1102,11 +1243,16 @@
                   <pic:spPr>
                     <a:xfrm>
                       <a:off x="0" y="0"/>
-                      <a:ext cx="4486934" cy="2497793"/>
+                      <a:ext cx="5612130" cy="2778760"/>
                     </a:xfrm>
                     <a:prstGeom prst="rect">
                       <a:avLst/>
                     </a:prstGeom>
+                    <a:ln w="28575">
+                      <a:solidFill>
+                        <a:schemeClr val="tx1"/>
+                      </a:solidFill>
+                    </a:ln>
                   </pic:spPr>
                 </pic:pic>
               </a:graphicData>
@@ -1115,1702 +1261,618 @@
         </w:drawing>
       </w:r>
     </w:p>
-    <w:p/>
     <w:p>
       <w:pPr>
-        <w:pStyle w:val="Ttulo2"/>
-        <w:spacing w:after="240"/>
-        <w:rPr>
+        <w:rPr>
+          <w:rFonts w:cstheme="minorHAnsi"/>
+          <w:sz w:val="24"/>
+          <w:szCs w:val="24"/>
+        </w:rPr>
+      </w:pPr>
+    </w:p>
+    <w:p>
+      <w:pPr>
+        <w:ind w:left="708"/>
+        <w:rPr>
+          <w:rFonts w:cstheme="minorHAnsi"/>
+          <w:sz w:val="24"/>
+          <w:szCs w:val="24"/>
+        </w:rPr>
+      </w:pPr>
+      <w:r>
+        <w:rPr>
+          <w:rFonts w:asciiTheme="majorHAnsi" w:eastAsiaTheme="majorEastAsia" w:hAnsiTheme="majorHAnsi" w:cstheme="majorBidi"/>
           <w:b/>
           <w:bCs/>
-          <w:sz w:val="24"/>
-          <w:szCs w:val="24"/>
-        </w:rPr>
-      </w:pPr>
-      <w:r>
-        <w:rPr>
+          <w:i/>
+          <w:iCs/>
+        </w:rPr>
+        <w:t>4.</w:t>
+      </w:r>
+      <w:r>
+        <w:rPr>
+          <w:rFonts w:asciiTheme="majorHAnsi" w:eastAsiaTheme="majorEastAsia" w:hAnsiTheme="majorHAnsi" w:cstheme="majorBidi"/>
           <w:b/>
           <w:bCs/>
-          <w:sz w:val="24"/>
-          <w:szCs w:val="24"/>
-        </w:rPr>
-        <w:t xml:space="preserve">Ejecutando </w:t>
-      </w:r>
-      <w:proofErr w:type="spellStart"/>
-      <w:r>
-        <w:rPr>
+          <w:i/>
+          <w:iCs/>
+        </w:rPr>
+        <w:t xml:space="preserve"> </w:t>
+      </w:r>
+      <w:r>
+        <w:rPr>
+          <w:rFonts w:asciiTheme="majorHAnsi" w:eastAsiaTheme="majorEastAsia" w:hAnsiTheme="majorHAnsi" w:cstheme="majorBidi"/>
           <w:b/>
           <w:bCs/>
-          <w:sz w:val="24"/>
-          <w:szCs w:val="24"/>
-        </w:rPr>
-        <w:t>eslint</w:t>
+          <w:i/>
+          <w:iCs/>
+        </w:rPr>
+        <w:t>En Render</w:t>
+      </w:r>
+      <w:r>
+        <w:rPr>
+          <w:rFonts w:cstheme="minorHAnsi"/>
+          <w:sz w:val="24"/>
+          <w:szCs w:val="24"/>
+        </w:rPr>
+        <w:t xml:space="preserve"> seleccioné New + &gt; Web </w:t>
+      </w:r>
+      <w:proofErr w:type="spellStart"/>
+      <w:r>
+        <w:rPr>
+          <w:rFonts w:cstheme="minorHAnsi"/>
+          <w:sz w:val="24"/>
+          <w:szCs w:val="24"/>
+        </w:rPr>
+        <w:t>Service</w:t>
       </w:r>
       <w:proofErr w:type="spellEnd"/>
       <w:r>
+        <w:rPr>
+          <w:rFonts w:cstheme="minorHAnsi"/>
+          <w:sz w:val="24"/>
+          <w:szCs w:val="24"/>
+        </w:rPr>
+        <w:t xml:space="preserve"> y conecté el repositorio de GitHub.</w:t>
+      </w:r>
+    </w:p>
+    <w:p>
+      <w:pPr>
+        <w:rPr>
+          <w:rFonts w:cstheme="minorHAnsi"/>
+          <w:sz w:val="24"/>
+          <w:szCs w:val="24"/>
+        </w:rPr>
+      </w:pPr>
+    </w:p>
+    <w:p>
+      <w:pPr>
+        <w:pStyle w:val="Ttulo4"/>
+        <w:ind w:left="708"/>
         <w:rPr>
           <w:b/>
           <w:bCs/>
-          <w:sz w:val="24"/>
-          <w:szCs w:val="24"/>
-        </w:rPr>
-        <w:t xml:space="preserve"> con el archivo </w:t>
-      </w:r>
-      <w:proofErr w:type="spellStart"/>
+          <w:color w:val="ED7D31" w:themeColor="accent2"/>
+        </w:rPr>
+      </w:pPr>
       <w:r>
         <w:rPr>
           <w:b/>
           <w:bCs/>
-          <w:sz w:val="24"/>
-          <w:szCs w:val="24"/>
-        </w:rPr>
-        <w:t>src</w:t>
-      </w:r>
-      <w:proofErr w:type="spellEnd"/>
+          <w:color w:val="auto"/>
+        </w:rPr>
+        <w:lastRenderedPageBreak/>
+        <w:t>5.</w:t>
+      </w:r>
       <w:r>
         <w:rPr>
           <w:b/>
           <w:bCs/>
-          <w:sz w:val="24"/>
-          <w:szCs w:val="24"/>
-        </w:rPr>
-        <w:t>/</w:t>
-      </w:r>
-      <w:proofErr w:type="spellStart"/>
+          <w:color w:val="auto"/>
+        </w:rPr>
+        <w:t xml:space="preserve"> </w:t>
+      </w:r>
       <w:r>
         <w:rPr>
           <w:b/>
           <w:bCs/>
-          <w:sz w:val="24"/>
-          <w:szCs w:val="24"/>
-        </w:rPr>
-        <w:t>controllers</w:t>
-      </w:r>
-      <w:proofErr w:type="spellEnd"/>
+          <w:color w:val="auto"/>
+        </w:rPr>
+        <w:t>Configuré el servicio</w:t>
+      </w:r>
       <w:r>
         <w:rPr>
           <w:b/>
           <w:bCs/>
-          <w:sz w:val="24"/>
-          <w:szCs w:val="24"/>
-        </w:rPr>
-        <w:t>/user.controller.js</w:t>
+          <w:color w:val="auto"/>
+        </w:rPr>
+        <w:t xml:space="preserve"> de la siguiente manera</w:t>
+      </w:r>
+      <w:r>
+        <w:rPr>
+          <w:b/>
+          <w:bCs/>
+          <w:color w:val="auto"/>
+        </w:rPr>
+        <w:t>:</w:t>
+      </w:r>
+      <w:r>
+        <w:rPr>
+          <w:b/>
+          <w:bCs/>
+          <w:color w:val="ED7D31" w:themeColor="accent2"/>
+        </w:rPr>
+        <w:t xml:space="preserve"> </w:t>
       </w:r>
     </w:p>
     <w:p>
-      <w:r>
-        <w:drawing>
-          <wp:inline distT="0" distB="0" distL="0" distR="0" wp14:anchorId="7DF138D6" wp14:editId="2A1E6C6B">
-            <wp:extent cx="4752814" cy="1598253"/>
-            <wp:effectExtent l="0" t="0" r="0" b="2540"/>
-            <wp:docPr id="1934643011" name="Imagen 1"/>
-            <wp:cNvGraphicFramePr>
-              <a:graphicFrameLocks xmlns:a="http://schemas.openxmlformats.org/drawingml/2006/main" noChangeAspect="1"/>
-            </wp:cNvGraphicFramePr>
-            <a:graphic xmlns:a="http://schemas.openxmlformats.org/drawingml/2006/main">
-              <a:graphicData uri="http://schemas.openxmlformats.org/drawingml/2006/picture">
-                <pic:pic xmlns:pic="http://schemas.openxmlformats.org/drawingml/2006/picture">
-                  <pic:nvPicPr>
-                    <pic:cNvPr id="1934643011" name=""/>
-                    <pic:cNvPicPr/>
-                  </pic:nvPicPr>
-                  <pic:blipFill>
-                    <a:blip r:embed="rId13"/>
-                    <a:stretch>
-                      <a:fillRect/>
-                    </a:stretch>
-                  </pic:blipFill>
-                  <pic:spPr>
-                    <a:xfrm>
-                      <a:off x="0" y="0"/>
-                      <a:ext cx="4781465" cy="1607888"/>
-                    </a:xfrm>
-                    <a:prstGeom prst="rect">
-                      <a:avLst/>
-                    </a:prstGeom>
-                  </pic:spPr>
-                </pic:pic>
-              </a:graphicData>
-            </a:graphic>
-          </wp:inline>
-        </w:drawing>
-      </w:r>
-    </w:p>
-    <w:p>
-      <w:pPr>
-        <w:rPr>
-          <w:sz w:val="20"/>
-          <w:szCs w:val="20"/>
-        </w:rPr>
-      </w:pPr>
-    </w:p>
-    <w:p>
-      <w:pPr>
-        <w:pStyle w:val="Ttulo2"/>
-        <w:spacing w:after="120"/>
-        <w:rPr>
-          <w:b/>
-          <w:bCs/>
-          <w:sz w:val="24"/>
-          <w:szCs w:val="24"/>
-        </w:rPr>
-      </w:pPr>
-      <w:r>
-        <w:rPr>
-          <w:b/>
-          <w:bCs/>
-          <w:sz w:val="24"/>
-          <w:szCs w:val="24"/>
-        </w:rPr>
-        <w:lastRenderedPageBreak/>
-        <w:t>Fragmento de código con error:</w:t>
-      </w:r>
-    </w:p>
-    <w:p>
-      <w:pPr>
-        <w:shd w:val="clear" w:color="auto" w:fill="1E1E1E"/>
-        <w:spacing w:after="0" w:line="285" w:lineRule="atLeast"/>
-        <w:rPr>
-          <w:rFonts w:eastAsia="Times New Roman" w:cstheme="minorHAnsi"/>
-          <w:color w:val="D4D4D4"/>
-          <w:kern w:val="0"/>
-          <w:sz w:val="24"/>
-          <w:szCs w:val="24"/>
-          <w:lang w:eastAsia="es-MX"/>
-          <w14:ligatures w14:val="none"/>
-        </w:rPr>
-      </w:pPr>
-      <w:r>
-        <w:rPr>
-          <w:rFonts w:eastAsia="Times New Roman" w:cstheme="minorHAnsi"/>
-          <w:color w:val="6A9955"/>
-          <w:kern w:val="0"/>
-          <w:sz w:val="24"/>
-          <w:szCs w:val="24"/>
-          <w:lang w:eastAsia="es-MX"/>
-          <w14:ligatures w14:val="none"/>
-        </w:rPr>
-        <w:t>// Obtener todos los usuarios</w:t>
-      </w:r>
-    </w:p>
-    <w:p>
-      <w:pPr>
-        <w:shd w:val="clear" w:color="auto" w:fill="1E1E1E"/>
-        <w:spacing w:after="0" w:line="285" w:lineRule="atLeast"/>
-        <w:rPr>
-          <w:rFonts w:eastAsia="Times New Roman" w:cstheme="minorHAnsi"/>
-          <w:color w:val="D4D4D4"/>
-          <w:kern w:val="0"/>
-          <w:sz w:val="24"/>
-          <w:szCs w:val="24"/>
-          <w:lang w:eastAsia="es-MX"/>
-          <w14:ligatures w14:val="none"/>
-        </w:rPr>
-      </w:pPr>
+      <w:pPr>
+        <w:pStyle w:val="Prrafodelista"/>
+        <w:numPr>
+          <w:ilvl w:val="0"/>
+          <w:numId w:val="59"/>
+        </w:numPr>
+        <w:ind w:left="1440"/>
+        <w:rPr>
+          <w:rFonts w:cstheme="minorHAnsi"/>
+          <w:sz w:val="24"/>
+          <w:szCs w:val="24"/>
+        </w:rPr>
+      </w:pPr>
+      <w:r>
+        <w:rPr>
+          <w:rFonts w:cstheme="minorHAnsi"/>
+          <w:sz w:val="24"/>
+          <w:szCs w:val="24"/>
+        </w:rPr>
+        <w:t>E</w:t>
+      </w:r>
+      <w:r>
+        <w:rPr>
+          <w:rFonts w:cstheme="minorHAnsi"/>
+          <w:sz w:val="24"/>
+          <w:szCs w:val="24"/>
+        </w:rPr>
+        <w:t>ntorno</w:t>
+      </w:r>
+      <w:r>
+        <w:rPr>
+          <w:rFonts w:cstheme="minorHAnsi"/>
+          <w:sz w:val="24"/>
+          <w:szCs w:val="24"/>
+        </w:rPr>
+        <w:t>:</w:t>
+      </w:r>
+      <w:r>
+        <w:rPr>
+          <w:rFonts w:cstheme="minorHAnsi"/>
+          <w:sz w:val="24"/>
+          <w:szCs w:val="24"/>
+        </w:rPr>
+        <w:t xml:space="preserve"> </w:t>
+      </w:r>
       <w:proofErr w:type="spellStart"/>
       <w:r>
         <w:rPr>
-          <w:rFonts w:eastAsia="Times New Roman" w:cstheme="minorHAnsi"/>
-          <w:color w:val="C586C0"/>
-          <w:kern w:val="0"/>
-          <w:sz w:val="24"/>
-          <w:szCs w:val="24"/>
-          <w:lang w:eastAsia="es-MX"/>
-          <w14:ligatures w14:val="none"/>
-        </w:rPr>
-        <w:t>export</w:t>
-      </w:r>
-      <w:proofErr w:type="spellEnd"/>
-      <w:r>
-        <w:rPr>
-          <w:rFonts w:eastAsia="Times New Roman" w:cstheme="minorHAnsi"/>
-          <w:color w:val="D4D4D4"/>
-          <w:kern w:val="0"/>
-          <w:sz w:val="24"/>
-          <w:szCs w:val="24"/>
-          <w:lang w:eastAsia="es-MX"/>
-          <w14:ligatures w14:val="none"/>
-        </w:rPr>
-        <w:t xml:space="preserve"> </w:t>
-      </w:r>
-      <w:proofErr w:type="spellStart"/>
-      <w:r>
-        <w:rPr>
-          <w:rFonts w:eastAsia="Times New Roman" w:cstheme="minorHAnsi"/>
-          <w:color w:val="569CD6"/>
-          <w:kern w:val="0"/>
-          <w:sz w:val="24"/>
-          <w:szCs w:val="24"/>
-          <w:lang w:eastAsia="es-MX"/>
-          <w14:ligatures w14:val="none"/>
-        </w:rPr>
-        <w:t>const</w:t>
-      </w:r>
-      <w:proofErr w:type="spellEnd"/>
-      <w:r>
-        <w:rPr>
-          <w:rFonts w:eastAsia="Times New Roman" w:cstheme="minorHAnsi"/>
-          <w:color w:val="D4D4D4"/>
-          <w:kern w:val="0"/>
-          <w:sz w:val="24"/>
-          <w:szCs w:val="24"/>
-          <w:lang w:eastAsia="es-MX"/>
-          <w14:ligatures w14:val="none"/>
-        </w:rPr>
-        <w:t xml:space="preserve"> </w:t>
-      </w:r>
-      <w:proofErr w:type="spellStart"/>
-      <w:r>
-        <w:rPr>
-          <w:rFonts w:eastAsia="Times New Roman" w:cstheme="minorHAnsi"/>
-          <w:color w:val="DCDCAA"/>
-          <w:kern w:val="0"/>
-          <w:sz w:val="24"/>
-          <w:szCs w:val="24"/>
-          <w:lang w:eastAsia="es-MX"/>
-          <w14:ligatures w14:val="none"/>
-        </w:rPr>
-        <w:t>getUsers</w:t>
-      </w:r>
-      <w:proofErr w:type="spellEnd"/>
-      <w:r>
-        <w:rPr>
-          <w:rFonts w:eastAsia="Times New Roman" w:cstheme="minorHAnsi"/>
-          <w:color w:val="D4D4D4"/>
-          <w:kern w:val="0"/>
-          <w:sz w:val="24"/>
-          <w:szCs w:val="24"/>
-          <w:lang w:eastAsia="es-MX"/>
-          <w14:ligatures w14:val="none"/>
-        </w:rPr>
-        <w:t xml:space="preserve"> = </w:t>
-      </w:r>
-      <w:proofErr w:type="spellStart"/>
-      <w:r>
-        <w:rPr>
-          <w:rFonts w:eastAsia="Times New Roman" w:cstheme="minorHAnsi"/>
-          <w:color w:val="569CD6"/>
-          <w:kern w:val="0"/>
-          <w:sz w:val="24"/>
-          <w:szCs w:val="24"/>
-          <w:lang w:eastAsia="es-MX"/>
-          <w14:ligatures w14:val="none"/>
-        </w:rPr>
-        <w:t>async</w:t>
-      </w:r>
-      <w:proofErr w:type="spellEnd"/>
-      <w:r>
-        <w:rPr>
-          <w:rFonts w:eastAsia="Times New Roman" w:cstheme="minorHAnsi"/>
-          <w:color w:val="D4D4D4"/>
-          <w:kern w:val="0"/>
-          <w:sz w:val="24"/>
-          <w:szCs w:val="24"/>
-          <w:lang w:eastAsia="es-MX"/>
-          <w14:ligatures w14:val="none"/>
-        </w:rPr>
-        <w:t xml:space="preserve"> (</w:t>
-      </w:r>
-      <w:proofErr w:type="spellStart"/>
-      <w:r>
-        <w:rPr>
-          <w:rFonts w:eastAsia="Times New Roman" w:cstheme="minorHAnsi"/>
-          <w:color w:val="9CDCFE"/>
-          <w:kern w:val="0"/>
-          <w:sz w:val="24"/>
-          <w:szCs w:val="24"/>
-          <w:lang w:eastAsia="es-MX"/>
-          <w14:ligatures w14:val="none"/>
-        </w:rPr>
-        <w:t>req</w:t>
-      </w:r>
-      <w:proofErr w:type="spellEnd"/>
-      <w:r>
-        <w:rPr>
-          <w:rFonts w:eastAsia="Times New Roman" w:cstheme="minorHAnsi"/>
-          <w:color w:val="D4D4D4"/>
-          <w:kern w:val="0"/>
-          <w:sz w:val="24"/>
-          <w:szCs w:val="24"/>
-          <w:lang w:eastAsia="es-MX"/>
-          <w14:ligatures w14:val="none"/>
-        </w:rPr>
-        <w:t xml:space="preserve">, </w:t>
-      </w:r>
-      <w:r>
-        <w:rPr>
-          <w:rFonts w:eastAsia="Times New Roman" w:cstheme="minorHAnsi"/>
-          <w:color w:val="9CDCFE"/>
-          <w:kern w:val="0"/>
-          <w:sz w:val="24"/>
-          <w:szCs w:val="24"/>
-          <w:lang w:eastAsia="es-MX"/>
-          <w14:ligatures w14:val="none"/>
-        </w:rPr>
-        <w:t>res</w:t>
-      </w:r>
-      <w:r>
-        <w:rPr>
-          <w:rFonts w:eastAsia="Times New Roman" w:cstheme="minorHAnsi"/>
-          <w:color w:val="D4D4D4"/>
-          <w:kern w:val="0"/>
-          <w:sz w:val="24"/>
-          <w:szCs w:val="24"/>
-          <w:lang w:eastAsia="es-MX"/>
-          <w14:ligatures w14:val="none"/>
-        </w:rPr>
-        <w:t xml:space="preserve">) </w:t>
-      </w:r>
-      <w:r>
-        <w:rPr>
-          <w:rFonts w:eastAsia="Times New Roman" w:cstheme="minorHAnsi"/>
-          <w:color w:val="569CD6"/>
-          <w:kern w:val="0"/>
-          <w:sz w:val="24"/>
-          <w:szCs w:val="24"/>
-          <w:lang w:eastAsia="es-MX"/>
-          <w14:ligatures w14:val="none"/>
-        </w:rPr>
-        <w:t>=&gt;</w:t>
-      </w:r>
-      <w:r>
-        <w:rPr>
-          <w:rFonts w:eastAsia="Times New Roman" w:cstheme="minorHAnsi"/>
-          <w:color w:val="D4D4D4"/>
-          <w:kern w:val="0"/>
-          <w:sz w:val="24"/>
-          <w:szCs w:val="24"/>
-          <w:lang w:eastAsia="es-MX"/>
-          <w14:ligatures w14:val="none"/>
-        </w:rPr>
-        <w:t xml:space="preserve"> {</w:t>
-      </w:r>
-    </w:p>
-    <w:p>
-      <w:pPr>
-        <w:shd w:val="clear" w:color="auto" w:fill="1E1E1E"/>
-        <w:spacing w:after="0" w:line="285" w:lineRule="atLeast"/>
-        <w:rPr>
-          <w:rFonts w:eastAsia="Times New Roman" w:cstheme="minorHAnsi"/>
-          <w:color w:val="D4D4D4"/>
-          <w:kern w:val="0"/>
-          <w:sz w:val="24"/>
-          <w:szCs w:val="24"/>
-          <w:lang w:eastAsia="es-MX"/>
-          <w14:ligatures w14:val="none"/>
-        </w:rPr>
-      </w:pPr>
-      <w:r>
-        <w:rPr>
-          <w:rFonts w:eastAsia="Times New Roman" w:cstheme="minorHAnsi"/>
-          <w:color w:val="D4D4D4"/>
-          <w:kern w:val="0"/>
-          <w:sz w:val="24"/>
-          <w:szCs w:val="24"/>
-          <w:lang w:eastAsia="es-MX"/>
-          <w14:ligatures w14:val="none"/>
-        </w:rPr>
-        <w:t xml:space="preserve">    </w:t>
-      </w:r>
-      <w:proofErr w:type="spellStart"/>
-      <w:r>
-        <w:rPr>
-          <w:rFonts w:eastAsia="Times New Roman" w:cstheme="minorHAnsi"/>
-          <w:color w:val="569CD6"/>
-          <w:kern w:val="0"/>
-          <w:sz w:val="24"/>
-          <w:szCs w:val="24"/>
-          <w:lang w:eastAsia="es-MX"/>
-          <w14:ligatures w14:val="none"/>
-        </w:rPr>
-        <w:t>let</w:t>
-      </w:r>
-      <w:proofErr w:type="spellEnd"/>
-      <w:r>
-        <w:rPr>
-          <w:rFonts w:eastAsia="Times New Roman" w:cstheme="minorHAnsi"/>
-          <w:color w:val="D4D4D4"/>
-          <w:kern w:val="0"/>
-          <w:sz w:val="24"/>
-          <w:szCs w:val="24"/>
-          <w:lang w:eastAsia="es-MX"/>
-          <w14:ligatures w14:val="none"/>
-        </w:rPr>
-        <w:t xml:space="preserve"> </w:t>
-      </w:r>
-      <w:r>
-        <w:rPr>
-          <w:rFonts w:eastAsia="Times New Roman" w:cstheme="minorHAnsi"/>
-          <w:color w:val="9CDCFE"/>
-          <w:kern w:val="0"/>
-          <w:sz w:val="24"/>
-          <w:szCs w:val="24"/>
-          <w:lang w:eastAsia="es-MX"/>
-          <w14:ligatures w14:val="none"/>
-        </w:rPr>
-        <w:t>x</w:t>
-      </w:r>
-      <w:r>
-        <w:rPr>
-          <w:rFonts w:eastAsia="Times New Roman" w:cstheme="minorHAnsi"/>
-          <w:color w:val="D4D4D4"/>
-          <w:kern w:val="0"/>
-          <w:sz w:val="24"/>
-          <w:szCs w:val="24"/>
-          <w:lang w:eastAsia="es-MX"/>
-          <w14:ligatures w14:val="none"/>
-        </w:rPr>
-        <w:t xml:space="preserve"> = </w:t>
-      </w:r>
-      <w:proofErr w:type="spellStart"/>
-      <w:r>
-        <w:rPr>
-          <w:rFonts w:eastAsia="Times New Roman" w:cstheme="minorHAnsi"/>
-          <w:color w:val="9CDCFE"/>
-          <w:kern w:val="0"/>
-          <w:sz w:val="24"/>
-          <w:szCs w:val="24"/>
-          <w:lang w:eastAsia="es-MX"/>
-          <w14:ligatures w14:val="none"/>
-        </w:rPr>
-        <w:t>dimensionDesconocida</w:t>
-      </w:r>
-      <w:proofErr w:type="spellEnd"/>
-      <w:r>
-        <w:rPr>
-          <w:rFonts w:eastAsia="Times New Roman" w:cstheme="minorHAnsi"/>
-          <w:color w:val="D4D4D4"/>
-          <w:kern w:val="0"/>
-          <w:sz w:val="24"/>
-          <w:szCs w:val="24"/>
-          <w:lang w:eastAsia="es-MX"/>
-          <w14:ligatures w14:val="none"/>
-        </w:rPr>
-        <w:t>;</w:t>
-      </w:r>
-    </w:p>
-    <w:p>
-      <w:pPr>
-        <w:shd w:val="clear" w:color="auto" w:fill="1E1E1E"/>
-        <w:spacing w:after="0" w:line="285" w:lineRule="atLeast"/>
-        <w:rPr>
-          <w:rFonts w:eastAsia="Times New Roman" w:cstheme="minorHAnsi"/>
-          <w:color w:val="D4D4D4"/>
-          <w:kern w:val="0"/>
-          <w:sz w:val="24"/>
-          <w:szCs w:val="24"/>
-          <w:lang w:eastAsia="es-MX"/>
-          <w14:ligatures w14:val="none"/>
-        </w:rPr>
-      </w:pPr>
-      <w:r>
-        <w:rPr>
-          <w:rFonts w:eastAsia="Times New Roman" w:cstheme="minorHAnsi"/>
-          <w:color w:val="D4D4D4"/>
-          <w:kern w:val="0"/>
-          <w:sz w:val="24"/>
-          <w:szCs w:val="24"/>
-          <w:lang w:eastAsia="es-MX"/>
-          <w14:ligatures w14:val="none"/>
-        </w:rPr>
-        <w:t xml:space="preserve">    </w:t>
-      </w:r>
-      <w:r>
-        <w:rPr>
-          <w:rFonts w:eastAsia="Times New Roman" w:cstheme="minorHAnsi"/>
-          <w:color w:val="C586C0"/>
-          <w:kern w:val="0"/>
-          <w:sz w:val="24"/>
-          <w:szCs w:val="24"/>
-          <w:lang w:eastAsia="es-MX"/>
-          <w14:ligatures w14:val="none"/>
-        </w:rPr>
-        <w:t>try</w:t>
-      </w:r>
-      <w:r>
-        <w:rPr>
-          <w:rFonts w:eastAsia="Times New Roman" w:cstheme="minorHAnsi"/>
-          <w:color w:val="D4D4D4"/>
-          <w:kern w:val="0"/>
-          <w:sz w:val="24"/>
-          <w:szCs w:val="24"/>
-          <w:lang w:eastAsia="es-MX"/>
-          <w14:ligatures w14:val="none"/>
-        </w:rPr>
-        <w:t xml:space="preserve"> {</w:t>
-      </w:r>
-    </w:p>
-    <w:p>
-      <w:pPr>
-        <w:shd w:val="clear" w:color="auto" w:fill="1E1E1E"/>
-        <w:spacing w:after="0" w:line="285" w:lineRule="atLeast"/>
-        <w:rPr>
-          <w:rFonts w:eastAsia="Times New Roman" w:cstheme="minorHAnsi"/>
-          <w:color w:val="D4D4D4"/>
-          <w:kern w:val="0"/>
-          <w:sz w:val="24"/>
-          <w:szCs w:val="24"/>
-          <w:lang w:eastAsia="es-MX"/>
-          <w14:ligatures w14:val="none"/>
-        </w:rPr>
-      </w:pPr>
-      <w:r>
-        <w:rPr>
-          <w:rFonts w:eastAsia="Times New Roman" w:cstheme="minorHAnsi"/>
-          <w:color w:val="D4D4D4"/>
-          <w:kern w:val="0"/>
-          <w:sz w:val="24"/>
-          <w:szCs w:val="24"/>
-          <w:lang w:eastAsia="es-MX"/>
-          <w14:ligatures w14:val="none"/>
-        </w:rPr>
-        <w:t xml:space="preserve">        </w:t>
-      </w:r>
-      <w:proofErr w:type="spellStart"/>
-      <w:r>
-        <w:rPr>
-          <w:rFonts w:eastAsia="Times New Roman" w:cstheme="minorHAnsi"/>
-          <w:color w:val="569CD6"/>
-          <w:kern w:val="0"/>
-          <w:sz w:val="24"/>
-          <w:szCs w:val="24"/>
-          <w:lang w:eastAsia="es-MX"/>
-          <w14:ligatures w14:val="none"/>
-        </w:rPr>
-        <w:t>const</w:t>
-      </w:r>
-      <w:proofErr w:type="spellEnd"/>
-      <w:r>
-        <w:rPr>
-          <w:rFonts w:eastAsia="Times New Roman" w:cstheme="minorHAnsi"/>
-          <w:color w:val="D4D4D4"/>
-          <w:kern w:val="0"/>
-          <w:sz w:val="24"/>
-          <w:szCs w:val="24"/>
-          <w:lang w:eastAsia="es-MX"/>
-          <w14:ligatures w14:val="none"/>
-        </w:rPr>
-        <w:t xml:space="preserve"> </w:t>
-      </w:r>
-      <w:proofErr w:type="spellStart"/>
-      <w:r>
-        <w:rPr>
-          <w:rFonts w:eastAsia="Times New Roman" w:cstheme="minorHAnsi"/>
-          <w:color w:val="4FC1FF"/>
-          <w:kern w:val="0"/>
-          <w:sz w:val="24"/>
-          <w:szCs w:val="24"/>
-          <w:lang w:eastAsia="es-MX"/>
-          <w14:ligatures w14:val="none"/>
-        </w:rPr>
-        <w:t>users</w:t>
-      </w:r>
-      <w:proofErr w:type="spellEnd"/>
-      <w:r>
-        <w:rPr>
-          <w:rFonts w:eastAsia="Times New Roman" w:cstheme="minorHAnsi"/>
-          <w:color w:val="D4D4D4"/>
-          <w:kern w:val="0"/>
-          <w:sz w:val="24"/>
-          <w:szCs w:val="24"/>
-          <w:lang w:eastAsia="es-MX"/>
-          <w14:ligatures w14:val="none"/>
-        </w:rPr>
-        <w:t xml:space="preserve"> = </w:t>
-      </w:r>
-      <w:proofErr w:type="spellStart"/>
-      <w:r>
-        <w:rPr>
-          <w:rFonts w:eastAsia="Times New Roman" w:cstheme="minorHAnsi"/>
-          <w:color w:val="C586C0"/>
-          <w:kern w:val="0"/>
-          <w:sz w:val="24"/>
-          <w:szCs w:val="24"/>
-          <w:lang w:eastAsia="es-MX"/>
-          <w14:ligatures w14:val="none"/>
-        </w:rPr>
-        <w:t>await</w:t>
-      </w:r>
-      <w:proofErr w:type="spellEnd"/>
-      <w:r>
-        <w:rPr>
-          <w:rFonts w:eastAsia="Times New Roman" w:cstheme="minorHAnsi"/>
-          <w:color w:val="D4D4D4"/>
-          <w:kern w:val="0"/>
-          <w:sz w:val="24"/>
-          <w:szCs w:val="24"/>
-          <w:lang w:eastAsia="es-MX"/>
-          <w14:ligatures w14:val="none"/>
-        </w:rPr>
-        <w:t xml:space="preserve"> </w:t>
-      </w:r>
-      <w:proofErr w:type="spellStart"/>
-      <w:r>
-        <w:rPr>
-          <w:rFonts w:eastAsia="Times New Roman" w:cstheme="minorHAnsi"/>
-          <w:color w:val="4EC9B0"/>
-          <w:kern w:val="0"/>
-          <w:sz w:val="24"/>
-          <w:szCs w:val="24"/>
-          <w:lang w:eastAsia="es-MX"/>
-          <w14:ligatures w14:val="none"/>
-        </w:rPr>
-        <w:t>User</w:t>
-      </w:r>
-      <w:r>
-        <w:rPr>
-          <w:rFonts w:eastAsia="Times New Roman" w:cstheme="minorHAnsi"/>
-          <w:color w:val="D4D4D4"/>
-          <w:kern w:val="0"/>
-          <w:sz w:val="24"/>
-          <w:szCs w:val="24"/>
-          <w:lang w:eastAsia="es-MX"/>
-          <w14:ligatures w14:val="none"/>
-        </w:rPr>
-        <w:t>.</w:t>
-      </w:r>
-      <w:r>
-        <w:rPr>
-          <w:rFonts w:eastAsia="Times New Roman" w:cstheme="minorHAnsi"/>
-          <w:color w:val="DCDCAA"/>
-          <w:kern w:val="0"/>
-          <w:sz w:val="24"/>
-          <w:szCs w:val="24"/>
-          <w:lang w:eastAsia="es-MX"/>
-          <w14:ligatures w14:val="none"/>
-        </w:rPr>
-        <w:t>findAll</w:t>
-      </w:r>
-      <w:proofErr w:type="spellEnd"/>
-      <w:r>
-        <w:rPr>
-          <w:rFonts w:eastAsia="Times New Roman" w:cstheme="minorHAnsi"/>
-          <w:color w:val="D4D4D4"/>
-          <w:kern w:val="0"/>
-          <w:sz w:val="24"/>
-          <w:szCs w:val="24"/>
-          <w:lang w:eastAsia="es-MX"/>
-          <w14:ligatures w14:val="none"/>
-        </w:rPr>
-        <w:t>({</w:t>
-      </w:r>
-    </w:p>
-    <w:p>
-      <w:pPr>
-        <w:shd w:val="clear" w:color="auto" w:fill="1E1E1E"/>
-        <w:spacing w:after="0" w:line="285" w:lineRule="atLeast"/>
-        <w:rPr>
-          <w:rFonts w:eastAsia="Times New Roman" w:cstheme="minorHAnsi"/>
-          <w:color w:val="D4D4D4"/>
-          <w:kern w:val="0"/>
-          <w:sz w:val="24"/>
-          <w:szCs w:val="24"/>
-          <w:lang w:eastAsia="es-MX"/>
-          <w14:ligatures w14:val="none"/>
-        </w:rPr>
-      </w:pPr>
-      <w:r>
-        <w:rPr>
-          <w:rFonts w:eastAsia="Times New Roman" w:cstheme="minorHAnsi"/>
-          <w:color w:val="D4D4D4"/>
-          <w:kern w:val="0"/>
-          <w:sz w:val="24"/>
-          <w:szCs w:val="24"/>
-          <w:lang w:eastAsia="es-MX"/>
-          <w14:ligatures w14:val="none"/>
-        </w:rPr>
-        <w:t xml:space="preserve">            </w:t>
-      </w:r>
-      <w:proofErr w:type="spellStart"/>
-      <w:r>
-        <w:rPr>
-          <w:rFonts w:eastAsia="Times New Roman" w:cstheme="minorHAnsi"/>
-          <w:color w:val="9CDCFE"/>
-          <w:kern w:val="0"/>
-          <w:sz w:val="24"/>
-          <w:szCs w:val="24"/>
-          <w:lang w:eastAsia="es-MX"/>
-          <w14:ligatures w14:val="none"/>
-        </w:rPr>
-        <w:t>attributes</w:t>
-      </w:r>
-      <w:proofErr w:type="spellEnd"/>
-      <w:r>
-        <w:rPr>
-          <w:rFonts w:eastAsia="Times New Roman" w:cstheme="minorHAnsi"/>
-          <w:color w:val="9CDCFE"/>
-          <w:kern w:val="0"/>
-          <w:sz w:val="24"/>
-          <w:szCs w:val="24"/>
-          <w:lang w:eastAsia="es-MX"/>
-          <w14:ligatures w14:val="none"/>
-        </w:rPr>
-        <w:t>:</w:t>
-      </w:r>
-      <w:r>
-        <w:rPr>
-          <w:rFonts w:eastAsia="Times New Roman" w:cstheme="minorHAnsi"/>
-          <w:color w:val="D4D4D4"/>
-          <w:kern w:val="0"/>
-          <w:sz w:val="24"/>
-          <w:szCs w:val="24"/>
-          <w:lang w:eastAsia="es-MX"/>
-          <w14:ligatures w14:val="none"/>
-        </w:rPr>
-        <w:t xml:space="preserve"> </w:t>
-      </w:r>
-      <w:proofErr w:type="gramStart"/>
-      <w:r>
-        <w:rPr>
-          <w:rFonts w:eastAsia="Times New Roman" w:cstheme="minorHAnsi"/>
-          <w:color w:val="D4D4D4"/>
-          <w:kern w:val="0"/>
-          <w:sz w:val="24"/>
-          <w:szCs w:val="24"/>
-          <w:lang w:eastAsia="es-MX"/>
-          <w14:ligatures w14:val="none"/>
-        </w:rPr>
-        <w:t xml:space="preserve">{ </w:t>
-      </w:r>
-      <w:proofErr w:type="spellStart"/>
-      <w:r>
-        <w:rPr>
-          <w:rFonts w:eastAsia="Times New Roman" w:cstheme="minorHAnsi"/>
-          <w:color w:val="9CDCFE"/>
-          <w:kern w:val="0"/>
-          <w:sz w:val="24"/>
-          <w:szCs w:val="24"/>
-          <w:lang w:eastAsia="es-MX"/>
-          <w14:ligatures w14:val="none"/>
-        </w:rPr>
-        <w:t>exclude</w:t>
-      </w:r>
-      <w:proofErr w:type="spellEnd"/>
-      <w:proofErr w:type="gramEnd"/>
-      <w:r>
-        <w:rPr>
-          <w:rFonts w:eastAsia="Times New Roman" w:cstheme="minorHAnsi"/>
-          <w:color w:val="9CDCFE"/>
-          <w:kern w:val="0"/>
-          <w:sz w:val="24"/>
-          <w:szCs w:val="24"/>
-          <w:lang w:eastAsia="es-MX"/>
-          <w14:ligatures w14:val="none"/>
-        </w:rPr>
-        <w:t>:</w:t>
-      </w:r>
-      <w:r>
-        <w:rPr>
-          <w:rFonts w:eastAsia="Times New Roman" w:cstheme="minorHAnsi"/>
-          <w:color w:val="D4D4D4"/>
-          <w:kern w:val="0"/>
-          <w:sz w:val="24"/>
-          <w:szCs w:val="24"/>
-          <w:lang w:eastAsia="es-MX"/>
-          <w14:ligatures w14:val="none"/>
-        </w:rPr>
-        <w:t xml:space="preserve"> [</w:t>
-      </w:r>
-      <w:r>
-        <w:rPr>
-          <w:rFonts w:eastAsia="Times New Roman" w:cstheme="minorHAnsi"/>
-          <w:color w:val="CE9178"/>
-          <w:kern w:val="0"/>
-          <w:sz w:val="24"/>
-          <w:szCs w:val="24"/>
-          <w:lang w:eastAsia="es-MX"/>
-          <w14:ligatures w14:val="none"/>
-        </w:rPr>
-        <w:t>"</w:t>
-      </w:r>
-      <w:proofErr w:type="spellStart"/>
-      <w:r>
-        <w:rPr>
-          <w:rFonts w:eastAsia="Times New Roman" w:cstheme="minorHAnsi"/>
-          <w:color w:val="CE9178"/>
-          <w:kern w:val="0"/>
-          <w:sz w:val="24"/>
-          <w:szCs w:val="24"/>
-          <w:lang w:eastAsia="es-MX"/>
-          <w14:ligatures w14:val="none"/>
-        </w:rPr>
-        <w:t>password_hash</w:t>
-      </w:r>
-      <w:proofErr w:type="spellEnd"/>
-      <w:r>
-        <w:rPr>
-          <w:rFonts w:eastAsia="Times New Roman" w:cstheme="minorHAnsi"/>
-          <w:color w:val="CE9178"/>
-          <w:kern w:val="0"/>
-          <w:sz w:val="24"/>
-          <w:szCs w:val="24"/>
-          <w:lang w:eastAsia="es-MX"/>
-          <w14:ligatures w14:val="none"/>
-        </w:rPr>
-        <w:t>"</w:t>
-      </w:r>
-      <w:r>
-        <w:rPr>
-          <w:rFonts w:eastAsia="Times New Roman" w:cstheme="minorHAnsi"/>
-          <w:color w:val="D4D4D4"/>
-          <w:kern w:val="0"/>
-          <w:sz w:val="24"/>
-          <w:szCs w:val="24"/>
-          <w:lang w:eastAsia="es-MX"/>
-          <w14:ligatures w14:val="none"/>
-        </w:rPr>
-        <w:t xml:space="preserve">] }, </w:t>
-      </w:r>
-      <w:r>
-        <w:rPr>
-          <w:rFonts w:eastAsia="Times New Roman" w:cstheme="minorHAnsi"/>
-          <w:color w:val="6A9955"/>
-          <w:kern w:val="0"/>
-          <w:sz w:val="24"/>
-          <w:szCs w:val="24"/>
-          <w:lang w:eastAsia="es-MX"/>
-          <w14:ligatures w14:val="none"/>
-        </w:rPr>
-        <w:t>// seguridad</w:t>
-      </w:r>
-    </w:p>
-    <w:p>
-      <w:pPr>
-        <w:shd w:val="clear" w:color="auto" w:fill="1E1E1E"/>
-        <w:spacing w:after="0" w:line="285" w:lineRule="atLeast"/>
-        <w:rPr>
-          <w:rFonts w:eastAsia="Times New Roman" w:cstheme="minorHAnsi"/>
-          <w:color w:val="D4D4D4"/>
-          <w:kern w:val="0"/>
-          <w:sz w:val="24"/>
-          <w:szCs w:val="24"/>
-          <w:lang w:eastAsia="es-MX"/>
-          <w14:ligatures w14:val="none"/>
-        </w:rPr>
-      </w:pPr>
-      <w:r>
-        <w:rPr>
-          <w:rFonts w:eastAsia="Times New Roman" w:cstheme="minorHAnsi"/>
-          <w:color w:val="D4D4D4"/>
-          <w:kern w:val="0"/>
-          <w:sz w:val="24"/>
-          <w:szCs w:val="24"/>
-          <w:lang w:eastAsia="es-MX"/>
-          <w14:ligatures w14:val="none"/>
-        </w:rPr>
-        <w:t>        });</w:t>
-      </w:r>
-    </w:p>
-    <w:p>
-      <w:pPr>
-        <w:shd w:val="clear" w:color="auto" w:fill="1E1E1E"/>
-        <w:spacing w:after="0" w:line="285" w:lineRule="atLeast"/>
-        <w:rPr>
-          <w:rFonts w:eastAsia="Times New Roman" w:cstheme="minorHAnsi"/>
-          <w:color w:val="D4D4D4"/>
-          <w:kern w:val="0"/>
-          <w:sz w:val="24"/>
-          <w:szCs w:val="24"/>
-          <w:lang w:eastAsia="es-MX"/>
-          <w14:ligatures w14:val="none"/>
-        </w:rPr>
-      </w:pPr>
-      <w:r>
-        <w:rPr>
-          <w:rFonts w:eastAsia="Times New Roman" w:cstheme="minorHAnsi"/>
-          <w:color w:val="D4D4D4"/>
-          <w:kern w:val="0"/>
-          <w:sz w:val="24"/>
-          <w:szCs w:val="24"/>
-          <w:lang w:eastAsia="es-MX"/>
-          <w14:ligatures w14:val="none"/>
-        </w:rPr>
-        <w:t xml:space="preserve">        </w:t>
-      </w:r>
-      <w:proofErr w:type="spellStart"/>
-      <w:proofErr w:type="gramStart"/>
-      <w:r>
-        <w:rPr>
-          <w:rFonts w:eastAsia="Times New Roman" w:cstheme="minorHAnsi"/>
-          <w:color w:val="9CDCFE"/>
-          <w:kern w:val="0"/>
-          <w:sz w:val="24"/>
-          <w:szCs w:val="24"/>
-          <w:lang w:eastAsia="es-MX"/>
-          <w14:ligatures w14:val="none"/>
-        </w:rPr>
-        <w:t>res</w:t>
-      </w:r>
-      <w:r>
-        <w:rPr>
-          <w:rFonts w:eastAsia="Times New Roman" w:cstheme="minorHAnsi"/>
-          <w:color w:val="D4D4D4"/>
-          <w:kern w:val="0"/>
-          <w:sz w:val="24"/>
-          <w:szCs w:val="24"/>
-          <w:lang w:eastAsia="es-MX"/>
-          <w14:ligatures w14:val="none"/>
-        </w:rPr>
-        <w:t>.</w:t>
-      </w:r>
-      <w:r>
-        <w:rPr>
-          <w:rFonts w:eastAsia="Times New Roman" w:cstheme="minorHAnsi"/>
-          <w:color w:val="DCDCAA"/>
-          <w:kern w:val="0"/>
-          <w:sz w:val="24"/>
-          <w:szCs w:val="24"/>
-          <w:lang w:eastAsia="es-MX"/>
-          <w14:ligatures w14:val="none"/>
-        </w:rPr>
-        <w:t>json</w:t>
-      </w:r>
-      <w:proofErr w:type="spellEnd"/>
-      <w:proofErr w:type="gramEnd"/>
-      <w:r>
-        <w:rPr>
-          <w:rFonts w:eastAsia="Times New Roman" w:cstheme="minorHAnsi"/>
-          <w:color w:val="D4D4D4"/>
-          <w:kern w:val="0"/>
-          <w:sz w:val="24"/>
-          <w:szCs w:val="24"/>
-          <w:lang w:eastAsia="es-MX"/>
-          <w14:ligatures w14:val="none"/>
-        </w:rPr>
-        <w:t>(</w:t>
-      </w:r>
-      <w:proofErr w:type="spellStart"/>
-      <w:r>
-        <w:rPr>
-          <w:rFonts w:eastAsia="Times New Roman" w:cstheme="minorHAnsi"/>
-          <w:color w:val="4FC1FF"/>
-          <w:kern w:val="0"/>
-          <w:sz w:val="24"/>
-          <w:szCs w:val="24"/>
-          <w:lang w:eastAsia="es-MX"/>
-          <w14:ligatures w14:val="none"/>
-        </w:rPr>
-        <w:t>users</w:t>
-      </w:r>
-      <w:proofErr w:type="spellEnd"/>
-      <w:r>
-        <w:rPr>
-          <w:rFonts w:eastAsia="Times New Roman" w:cstheme="minorHAnsi"/>
-          <w:color w:val="D4D4D4"/>
-          <w:kern w:val="0"/>
-          <w:sz w:val="24"/>
-          <w:szCs w:val="24"/>
-          <w:lang w:eastAsia="es-MX"/>
-          <w14:ligatures w14:val="none"/>
-        </w:rPr>
-        <w:t>);</w:t>
-      </w:r>
-    </w:p>
-    <w:p>
-      <w:pPr>
-        <w:shd w:val="clear" w:color="auto" w:fill="1E1E1E"/>
-        <w:spacing w:after="0" w:line="285" w:lineRule="atLeast"/>
-        <w:rPr>
-          <w:rFonts w:eastAsia="Times New Roman" w:cstheme="minorHAnsi"/>
-          <w:color w:val="D4D4D4"/>
-          <w:kern w:val="0"/>
-          <w:sz w:val="24"/>
-          <w:szCs w:val="24"/>
-          <w:lang w:eastAsia="es-MX"/>
-          <w14:ligatures w14:val="none"/>
-        </w:rPr>
-      </w:pPr>
-      <w:r>
-        <w:rPr>
-          <w:rFonts w:eastAsia="Times New Roman" w:cstheme="minorHAnsi"/>
-          <w:color w:val="D4D4D4"/>
-          <w:kern w:val="0"/>
-          <w:sz w:val="24"/>
-          <w:szCs w:val="24"/>
-          <w:lang w:eastAsia="es-MX"/>
-          <w14:ligatures w14:val="none"/>
-        </w:rPr>
-        <w:t xml:space="preserve">    } </w:t>
-      </w:r>
-      <w:r>
-        <w:rPr>
-          <w:rFonts w:eastAsia="Times New Roman" w:cstheme="minorHAnsi"/>
-          <w:color w:val="C586C0"/>
-          <w:kern w:val="0"/>
-          <w:sz w:val="24"/>
-          <w:szCs w:val="24"/>
-          <w:lang w:eastAsia="es-MX"/>
-          <w14:ligatures w14:val="none"/>
-        </w:rPr>
-        <w:t>catch</w:t>
-      </w:r>
-      <w:r>
-        <w:rPr>
-          <w:rFonts w:eastAsia="Times New Roman" w:cstheme="minorHAnsi"/>
-          <w:color w:val="D4D4D4"/>
-          <w:kern w:val="0"/>
-          <w:sz w:val="24"/>
-          <w:szCs w:val="24"/>
-          <w:lang w:eastAsia="es-MX"/>
-          <w14:ligatures w14:val="none"/>
-        </w:rPr>
-        <w:t xml:space="preserve"> (</w:t>
-      </w:r>
-      <w:proofErr w:type="spellStart"/>
-      <w:r>
-        <w:rPr>
-          <w:rFonts w:eastAsia="Times New Roman" w:cstheme="minorHAnsi"/>
-          <w:color w:val="9CDCFE"/>
-          <w:kern w:val="0"/>
-          <w:sz w:val="24"/>
-          <w:szCs w:val="24"/>
-          <w:lang w:eastAsia="es-MX"/>
-          <w14:ligatures w14:val="none"/>
-        </w:rPr>
-        <w:t>err</w:t>
-      </w:r>
-      <w:proofErr w:type="spellEnd"/>
-      <w:r>
-        <w:rPr>
-          <w:rFonts w:eastAsia="Times New Roman" w:cstheme="minorHAnsi"/>
-          <w:color w:val="D4D4D4"/>
-          <w:kern w:val="0"/>
-          <w:sz w:val="24"/>
-          <w:szCs w:val="24"/>
-          <w:lang w:eastAsia="es-MX"/>
-          <w14:ligatures w14:val="none"/>
-        </w:rPr>
-        <w:t>) {</w:t>
-      </w:r>
-    </w:p>
-    <w:p>
-      <w:pPr>
-        <w:shd w:val="clear" w:color="auto" w:fill="1E1E1E"/>
-        <w:spacing w:after="0" w:line="285" w:lineRule="atLeast"/>
-        <w:rPr>
-          <w:rFonts w:eastAsia="Times New Roman" w:cstheme="minorHAnsi"/>
-          <w:color w:val="D4D4D4"/>
-          <w:kern w:val="0"/>
-          <w:sz w:val="24"/>
-          <w:szCs w:val="24"/>
-          <w:lang w:eastAsia="es-MX"/>
-          <w14:ligatures w14:val="none"/>
-        </w:rPr>
-      </w:pPr>
-      <w:r>
-        <w:rPr>
-          <w:rFonts w:eastAsia="Times New Roman" w:cstheme="minorHAnsi"/>
-          <w:color w:val="D4D4D4"/>
-          <w:kern w:val="0"/>
-          <w:sz w:val="24"/>
-          <w:szCs w:val="24"/>
-          <w:lang w:eastAsia="es-MX"/>
-          <w14:ligatures w14:val="none"/>
-        </w:rPr>
-        <w:t xml:space="preserve">        </w:t>
-      </w:r>
-      <w:proofErr w:type="spellStart"/>
-      <w:proofErr w:type="gramStart"/>
-      <w:r>
-        <w:rPr>
-          <w:rFonts w:eastAsia="Times New Roman" w:cstheme="minorHAnsi"/>
-          <w:color w:val="9CDCFE"/>
-          <w:kern w:val="0"/>
-          <w:sz w:val="24"/>
-          <w:szCs w:val="24"/>
-          <w:lang w:eastAsia="es-MX"/>
-          <w14:ligatures w14:val="none"/>
-        </w:rPr>
-        <w:t>res</w:t>
-      </w:r>
-      <w:r>
-        <w:rPr>
-          <w:rFonts w:eastAsia="Times New Roman" w:cstheme="minorHAnsi"/>
-          <w:color w:val="D4D4D4"/>
-          <w:kern w:val="0"/>
-          <w:sz w:val="24"/>
-          <w:szCs w:val="24"/>
-          <w:lang w:eastAsia="es-MX"/>
-          <w14:ligatures w14:val="none"/>
-        </w:rPr>
-        <w:t>.</w:t>
-      </w:r>
-      <w:r>
-        <w:rPr>
-          <w:rFonts w:eastAsia="Times New Roman" w:cstheme="minorHAnsi"/>
-          <w:color w:val="DCDCAA"/>
-          <w:kern w:val="0"/>
-          <w:sz w:val="24"/>
-          <w:szCs w:val="24"/>
-          <w:lang w:eastAsia="es-MX"/>
-          <w14:ligatures w14:val="none"/>
-        </w:rPr>
-        <w:t>status</w:t>
-      </w:r>
-      <w:proofErr w:type="spellEnd"/>
-      <w:proofErr w:type="gramEnd"/>
-      <w:r>
-        <w:rPr>
-          <w:rFonts w:eastAsia="Times New Roman" w:cstheme="minorHAnsi"/>
-          <w:color w:val="D4D4D4"/>
-          <w:kern w:val="0"/>
-          <w:sz w:val="24"/>
-          <w:szCs w:val="24"/>
-          <w:lang w:eastAsia="es-MX"/>
-          <w14:ligatures w14:val="none"/>
-        </w:rPr>
-        <w:t>(</w:t>
-      </w:r>
-      <w:r>
-        <w:rPr>
-          <w:rFonts w:eastAsia="Times New Roman" w:cstheme="minorHAnsi"/>
-          <w:color w:val="B5CEA8"/>
-          <w:kern w:val="0"/>
-          <w:sz w:val="24"/>
-          <w:szCs w:val="24"/>
-          <w:lang w:eastAsia="es-MX"/>
-          <w14:ligatures w14:val="none"/>
-        </w:rPr>
-        <w:t>500</w:t>
-      </w:r>
-      <w:r>
-        <w:rPr>
-          <w:rFonts w:eastAsia="Times New Roman" w:cstheme="minorHAnsi"/>
-          <w:color w:val="D4D4D4"/>
-          <w:kern w:val="0"/>
-          <w:sz w:val="24"/>
-          <w:szCs w:val="24"/>
-          <w:lang w:eastAsia="es-MX"/>
-          <w14:ligatures w14:val="none"/>
-        </w:rPr>
-        <w:t>).</w:t>
-      </w:r>
-      <w:proofErr w:type="spellStart"/>
-      <w:r>
-        <w:rPr>
-          <w:rFonts w:eastAsia="Times New Roman" w:cstheme="minorHAnsi"/>
-          <w:color w:val="DCDCAA"/>
-          <w:kern w:val="0"/>
-          <w:sz w:val="24"/>
-          <w:szCs w:val="24"/>
-          <w:lang w:eastAsia="es-MX"/>
-          <w14:ligatures w14:val="none"/>
-        </w:rPr>
-        <w:t>json</w:t>
-      </w:r>
-      <w:proofErr w:type="spellEnd"/>
-      <w:r>
-        <w:rPr>
-          <w:rFonts w:eastAsia="Times New Roman" w:cstheme="minorHAnsi"/>
-          <w:color w:val="D4D4D4"/>
-          <w:kern w:val="0"/>
-          <w:sz w:val="24"/>
-          <w:szCs w:val="24"/>
-          <w:lang w:eastAsia="es-MX"/>
-          <w14:ligatures w14:val="none"/>
-        </w:rPr>
-        <w:t xml:space="preserve">({ </w:t>
-      </w:r>
-      <w:proofErr w:type="spellStart"/>
-      <w:r>
-        <w:rPr>
-          <w:rFonts w:eastAsia="Times New Roman" w:cstheme="minorHAnsi"/>
-          <w:color w:val="9CDCFE"/>
-          <w:kern w:val="0"/>
-          <w:sz w:val="24"/>
-          <w:szCs w:val="24"/>
-          <w:lang w:eastAsia="es-MX"/>
-          <w14:ligatures w14:val="none"/>
-        </w:rPr>
-        <w:t>message</w:t>
-      </w:r>
-      <w:proofErr w:type="spellEnd"/>
-      <w:r>
-        <w:rPr>
-          <w:rFonts w:eastAsia="Times New Roman" w:cstheme="minorHAnsi"/>
-          <w:color w:val="9CDCFE"/>
-          <w:kern w:val="0"/>
-          <w:sz w:val="24"/>
-          <w:szCs w:val="24"/>
-          <w:lang w:eastAsia="es-MX"/>
-          <w14:ligatures w14:val="none"/>
-        </w:rPr>
-        <w:t>:</w:t>
-      </w:r>
-      <w:r>
-        <w:rPr>
-          <w:rFonts w:eastAsia="Times New Roman" w:cstheme="minorHAnsi"/>
-          <w:color w:val="D4D4D4"/>
-          <w:kern w:val="0"/>
-          <w:sz w:val="24"/>
-          <w:szCs w:val="24"/>
-          <w:lang w:eastAsia="es-MX"/>
-          <w14:ligatures w14:val="none"/>
-        </w:rPr>
-        <w:t xml:space="preserve"> </w:t>
-      </w:r>
-      <w:proofErr w:type="spellStart"/>
-      <w:r>
-        <w:rPr>
-          <w:rFonts w:eastAsia="Times New Roman" w:cstheme="minorHAnsi"/>
-          <w:color w:val="9CDCFE"/>
-          <w:kern w:val="0"/>
-          <w:sz w:val="24"/>
-          <w:szCs w:val="24"/>
-          <w:lang w:eastAsia="es-MX"/>
-          <w14:ligatures w14:val="none"/>
-        </w:rPr>
-        <w:t>err</w:t>
-      </w:r>
-      <w:r>
-        <w:rPr>
-          <w:rFonts w:eastAsia="Times New Roman" w:cstheme="minorHAnsi"/>
-          <w:color w:val="D4D4D4"/>
-          <w:kern w:val="0"/>
-          <w:sz w:val="24"/>
-          <w:szCs w:val="24"/>
-          <w:lang w:eastAsia="es-MX"/>
-          <w14:ligatures w14:val="none"/>
-        </w:rPr>
-        <w:t>.</w:t>
-      </w:r>
-      <w:r>
-        <w:rPr>
-          <w:rFonts w:eastAsia="Times New Roman" w:cstheme="minorHAnsi"/>
-          <w:color w:val="9CDCFE"/>
-          <w:kern w:val="0"/>
-          <w:sz w:val="24"/>
-          <w:szCs w:val="24"/>
-          <w:lang w:eastAsia="es-MX"/>
-          <w14:ligatures w14:val="none"/>
-        </w:rPr>
-        <w:t>message</w:t>
-      </w:r>
-      <w:proofErr w:type="spellEnd"/>
-      <w:r>
-        <w:rPr>
-          <w:rFonts w:eastAsia="Times New Roman" w:cstheme="minorHAnsi"/>
-          <w:color w:val="D4D4D4"/>
-          <w:kern w:val="0"/>
-          <w:sz w:val="24"/>
-          <w:szCs w:val="24"/>
-          <w:lang w:eastAsia="es-MX"/>
-          <w14:ligatures w14:val="none"/>
-        </w:rPr>
-        <w:t xml:space="preserve"> });</w:t>
-      </w:r>
-    </w:p>
-    <w:p>
-      <w:pPr>
-        <w:shd w:val="clear" w:color="auto" w:fill="1E1E1E"/>
-        <w:spacing w:after="0" w:line="285" w:lineRule="atLeast"/>
-        <w:rPr>
-          <w:rFonts w:eastAsia="Times New Roman" w:cstheme="minorHAnsi"/>
-          <w:color w:val="D4D4D4"/>
-          <w:kern w:val="0"/>
-          <w:sz w:val="24"/>
-          <w:szCs w:val="24"/>
-          <w:lang w:eastAsia="es-MX"/>
-          <w14:ligatures w14:val="none"/>
-        </w:rPr>
-      </w:pPr>
-      <w:r>
-        <w:rPr>
-          <w:rFonts w:eastAsia="Times New Roman" w:cstheme="minorHAnsi"/>
-          <w:color w:val="D4D4D4"/>
-          <w:kern w:val="0"/>
-          <w:sz w:val="24"/>
-          <w:szCs w:val="24"/>
-          <w:lang w:eastAsia="es-MX"/>
-          <w14:ligatures w14:val="none"/>
-        </w:rPr>
-        <w:t>    }</w:t>
-      </w:r>
-    </w:p>
-    <w:p>
-      <w:pPr>
-        <w:shd w:val="clear" w:color="auto" w:fill="1E1E1E"/>
-        <w:spacing w:after="0" w:line="285" w:lineRule="atLeast"/>
-        <w:rPr>
-          <w:rFonts w:eastAsia="Times New Roman" w:cstheme="minorHAnsi"/>
-          <w:color w:val="D4D4D4"/>
-          <w:kern w:val="0"/>
-          <w:sz w:val="24"/>
-          <w:szCs w:val="24"/>
-          <w:lang w:eastAsia="es-MX"/>
-          <w14:ligatures w14:val="none"/>
-        </w:rPr>
-      </w:pPr>
-      <w:r>
-        <w:rPr>
-          <w:rFonts w:eastAsia="Times New Roman" w:cstheme="minorHAnsi"/>
-          <w:color w:val="D4D4D4"/>
-          <w:kern w:val="0"/>
-          <w:sz w:val="24"/>
-          <w:szCs w:val="24"/>
-          <w:lang w:eastAsia="es-MX"/>
-          <w14:ligatures w14:val="none"/>
-        </w:rPr>
-        <w:t>};</w:t>
-      </w:r>
-    </w:p>
-    <w:p>
-      <w:pPr>
-        <w:shd w:val="clear" w:color="auto" w:fill="1E1E1E"/>
-        <w:spacing w:after="0" w:line="285" w:lineRule="atLeast"/>
-        <w:rPr>
-          <w:rFonts w:ascii="Consolas" w:eastAsia="Times New Roman" w:hAnsi="Consolas" w:cs="Times New Roman"/>
-          <w:color w:val="D4D4D4"/>
-          <w:kern w:val="0"/>
-          <w:sz w:val="21"/>
-          <w:szCs w:val="21"/>
-          <w:lang w:eastAsia="es-MX"/>
-          <w14:ligatures w14:val="none"/>
-        </w:rPr>
-      </w:pPr>
-    </w:p>
-    <w:p>
-      <w:pPr>
-        <w:pStyle w:val="Ttulo2"/>
-        <w:spacing w:after="120"/>
-        <w:rPr>
-          <w:rFonts w:asciiTheme="minorHAnsi" w:hAnsiTheme="minorHAnsi" w:cstheme="minorHAnsi"/>
-          <w:b/>
-          <w:bCs/>
-          <w:sz w:val="24"/>
-          <w:szCs w:val="24"/>
-        </w:rPr>
-      </w:pPr>
-    </w:p>
-    <w:p>
-      <w:pPr>
-        <w:pStyle w:val="Ttulo2"/>
-        <w:spacing w:after="120"/>
-        <w:rPr>
-          <w:rFonts w:asciiTheme="minorHAnsi" w:hAnsiTheme="minorHAnsi" w:cstheme="minorHAnsi"/>
-          <w:b/>
-          <w:bCs/>
-          <w:sz w:val="24"/>
-          <w:szCs w:val="24"/>
-        </w:rPr>
-      </w:pPr>
-      <w:r>
-        <w:rPr>
-          <w:rFonts w:asciiTheme="minorHAnsi" w:hAnsiTheme="minorHAnsi" w:cstheme="minorHAnsi"/>
-          <w:b/>
-          <w:bCs/>
-          <w:sz w:val="24"/>
-          <w:szCs w:val="24"/>
-        </w:rPr>
-        <w:t xml:space="preserve">Ventajas principales de usar </w:t>
-      </w:r>
-      <w:proofErr w:type="spellStart"/>
-      <w:r>
-        <w:rPr>
-          <w:rFonts w:asciiTheme="minorHAnsi" w:hAnsiTheme="minorHAnsi" w:cstheme="minorHAnsi"/>
-          <w:b/>
-          <w:bCs/>
-          <w:sz w:val="24"/>
-          <w:szCs w:val="24"/>
-        </w:rPr>
-        <w:t>ESLint</w:t>
-      </w:r>
-      <w:proofErr w:type="spellEnd"/>
-      <w:r>
-        <w:rPr>
-          <w:rFonts w:asciiTheme="minorHAnsi" w:hAnsiTheme="minorHAnsi" w:cstheme="minorHAnsi"/>
-          <w:b/>
-          <w:bCs/>
-          <w:sz w:val="24"/>
-          <w:szCs w:val="24"/>
-        </w:rPr>
-        <w:t xml:space="preserve"> en </w:t>
-      </w:r>
-      <w:proofErr w:type="spellStart"/>
-      <w:r>
-        <w:rPr>
-          <w:rFonts w:asciiTheme="minorHAnsi" w:hAnsiTheme="minorHAnsi" w:cstheme="minorHAnsi"/>
-          <w:b/>
-          <w:bCs/>
-          <w:sz w:val="24"/>
-          <w:szCs w:val="24"/>
-        </w:rPr>
-        <w:t>VSCode</w:t>
+          <w:rFonts w:cstheme="minorHAnsi"/>
+          <w:sz w:val="24"/>
+          <w:szCs w:val="24"/>
+        </w:rPr>
+        <w:t>Node</w:t>
       </w:r>
       <w:proofErr w:type="spellEnd"/>
     </w:p>
     <w:p>
       <w:pPr>
-        <w:rPr>
-          <w:rFonts w:cstheme="minorHAnsi"/>
-          <w:b/>
-          <w:bCs/>
-          <w:sz w:val="24"/>
-          <w:szCs w:val="24"/>
-        </w:rPr>
-      </w:pPr>
-      <w:r>
-        <w:rPr>
-          <w:rFonts w:cstheme="minorHAnsi"/>
-          <w:b/>
-          <w:bCs/>
-          <w:sz w:val="24"/>
-          <w:szCs w:val="24"/>
-        </w:rPr>
-        <w:t>1. Detección en tiempo real</w:t>
-      </w:r>
-    </w:p>
-    <w:p>
-      <w:pPr>
         <w:pStyle w:val="Prrafodelista"/>
         <w:numPr>
           <w:ilvl w:val="0"/>
-          <w:numId w:val="54"/>
+          <w:numId w:val="59"/>
         </w:numPr>
-        <w:rPr>
-          <w:rFonts w:cstheme="minorHAnsi"/>
-          <w:sz w:val="24"/>
-          <w:szCs w:val="24"/>
-        </w:rPr>
-      </w:pPr>
-      <w:r>
-        <w:rPr>
-          <w:rFonts w:cstheme="minorHAnsi"/>
-          <w:sz w:val="24"/>
-          <w:szCs w:val="24"/>
-        </w:rPr>
-        <w:t>Marca errores de sintaxis y estilo mientras escribes (subrayados rojos/amarillos).</w:t>
-      </w:r>
+        <w:ind w:left="1440"/>
+        <w:rPr>
+          <w:rFonts w:cstheme="minorHAnsi"/>
+          <w:sz w:val="24"/>
+          <w:szCs w:val="24"/>
+        </w:rPr>
+      </w:pPr>
+      <w:r>
+        <w:rPr>
+          <w:rFonts w:cstheme="minorHAnsi"/>
+          <w:sz w:val="24"/>
+          <w:szCs w:val="24"/>
+        </w:rPr>
+        <w:t>comando de compilación (</w:t>
+      </w:r>
+      <w:proofErr w:type="spellStart"/>
+      <w:r>
+        <w:rPr>
+          <w:rFonts w:cstheme="minorHAnsi"/>
+          <w:sz w:val="24"/>
+          <w:szCs w:val="24"/>
+        </w:rPr>
+        <w:t>Build</w:t>
+      </w:r>
+      <w:proofErr w:type="spellEnd"/>
+      <w:r>
+        <w:rPr>
+          <w:rFonts w:cstheme="minorHAnsi"/>
+          <w:sz w:val="24"/>
+          <w:szCs w:val="24"/>
+        </w:rPr>
+        <w:t xml:space="preserve"> </w:t>
+      </w:r>
+      <w:proofErr w:type="spellStart"/>
+      <w:r>
+        <w:rPr>
+          <w:rFonts w:cstheme="minorHAnsi"/>
+          <w:sz w:val="24"/>
+          <w:szCs w:val="24"/>
+        </w:rPr>
+        <w:t>Command</w:t>
+      </w:r>
+      <w:proofErr w:type="spellEnd"/>
+      <w:r>
+        <w:rPr>
+          <w:rFonts w:cstheme="minorHAnsi"/>
+          <w:sz w:val="24"/>
+          <w:szCs w:val="24"/>
+        </w:rPr>
+        <w:t>)</w:t>
+      </w:r>
+      <w:r>
+        <w:rPr>
+          <w:rFonts w:cstheme="minorHAnsi"/>
+          <w:sz w:val="24"/>
+          <w:szCs w:val="24"/>
+        </w:rPr>
+        <w:t>:</w:t>
+      </w:r>
+      <w:r>
+        <w:rPr>
+          <w:rFonts w:cstheme="minorHAnsi"/>
+          <w:sz w:val="24"/>
+          <w:szCs w:val="24"/>
+        </w:rPr>
+        <w:t xml:space="preserve"> </w:t>
+      </w:r>
+      <w:proofErr w:type="spellStart"/>
+      <w:r>
+        <w:rPr>
+          <w:rFonts w:cstheme="minorHAnsi"/>
+          <w:sz w:val="24"/>
+          <w:szCs w:val="24"/>
+        </w:rPr>
+        <w:t>npm</w:t>
+      </w:r>
+      <w:proofErr w:type="spellEnd"/>
+      <w:r>
+        <w:rPr>
+          <w:rFonts w:cstheme="minorHAnsi"/>
+          <w:sz w:val="24"/>
+          <w:szCs w:val="24"/>
+        </w:rPr>
+        <w:t xml:space="preserve"> </w:t>
+      </w:r>
+      <w:proofErr w:type="spellStart"/>
+      <w:r>
+        <w:rPr>
+          <w:rFonts w:cstheme="minorHAnsi"/>
+          <w:sz w:val="24"/>
+          <w:szCs w:val="24"/>
+        </w:rPr>
+        <w:t>install</w:t>
+      </w:r>
+      <w:proofErr w:type="spellEnd"/>
     </w:p>
     <w:p>
       <w:pPr>
         <w:pStyle w:val="Prrafodelista"/>
         <w:numPr>
           <w:ilvl w:val="0"/>
-          <w:numId w:val="54"/>
+          <w:numId w:val="59"/>
         </w:numPr>
-        <w:rPr>
-          <w:rFonts w:cstheme="minorHAnsi"/>
-          <w:sz w:val="24"/>
-          <w:szCs w:val="24"/>
-        </w:rPr>
-      </w:pPr>
-      <w:r>
-        <w:rPr>
-          <w:rFonts w:cstheme="minorHAnsi"/>
-          <w:sz w:val="24"/>
-          <w:szCs w:val="24"/>
-        </w:rPr>
-        <w:t>Evita esperar a compilar o ejecutar pruebas para descubrir problemas.</w:t>
-      </w:r>
+        <w:ind w:left="1440"/>
+        <w:rPr>
+          <w:rFonts w:cstheme="minorHAnsi"/>
+          <w:sz w:val="24"/>
+          <w:szCs w:val="24"/>
+        </w:rPr>
+      </w:pPr>
+      <w:r>
+        <w:rPr>
+          <w:rFonts w:cstheme="minorHAnsi"/>
+          <w:sz w:val="24"/>
+          <w:szCs w:val="24"/>
+        </w:rPr>
+        <w:t>comando de inicio (</w:t>
+      </w:r>
+      <w:proofErr w:type="spellStart"/>
+      <w:r>
+        <w:rPr>
+          <w:rFonts w:cstheme="minorHAnsi"/>
+          <w:sz w:val="24"/>
+          <w:szCs w:val="24"/>
+        </w:rPr>
+        <w:t>Start</w:t>
+      </w:r>
+      <w:proofErr w:type="spellEnd"/>
+      <w:r>
+        <w:rPr>
+          <w:rFonts w:cstheme="minorHAnsi"/>
+          <w:sz w:val="24"/>
+          <w:szCs w:val="24"/>
+        </w:rPr>
+        <w:t xml:space="preserve"> </w:t>
+      </w:r>
+      <w:proofErr w:type="spellStart"/>
+      <w:r>
+        <w:rPr>
+          <w:rFonts w:cstheme="minorHAnsi"/>
+          <w:sz w:val="24"/>
+          <w:szCs w:val="24"/>
+        </w:rPr>
+        <w:t>Command</w:t>
+      </w:r>
+      <w:proofErr w:type="spellEnd"/>
+      <w:r>
+        <w:rPr>
+          <w:rFonts w:cstheme="minorHAnsi"/>
+          <w:sz w:val="24"/>
+          <w:szCs w:val="24"/>
+        </w:rPr>
+        <w:t>)</w:t>
+      </w:r>
+      <w:r>
+        <w:rPr>
+          <w:rFonts w:cstheme="minorHAnsi"/>
+          <w:sz w:val="24"/>
+          <w:szCs w:val="24"/>
+        </w:rPr>
+        <w:t>:</w:t>
+      </w:r>
+      <w:r>
+        <w:rPr>
+          <w:rFonts w:cstheme="minorHAnsi"/>
+          <w:sz w:val="24"/>
+          <w:szCs w:val="24"/>
+        </w:rPr>
+        <w:t xml:space="preserve"> </w:t>
+      </w:r>
+      <w:proofErr w:type="spellStart"/>
+      <w:r>
+        <w:rPr>
+          <w:rFonts w:cstheme="minorHAnsi"/>
+          <w:sz w:val="24"/>
+          <w:szCs w:val="24"/>
+        </w:rPr>
+        <w:t>npm</w:t>
+      </w:r>
+      <w:proofErr w:type="spellEnd"/>
+      <w:r>
+        <w:rPr>
+          <w:rFonts w:cstheme="minorHAnsi"/>
+          <w:sz w:val="24"/>
+          <w:szCs w:val="24"/>
+        </w:rPr>
+        <w:t xml:space="preserve"> </w:t>
+      </w:r>
+      <w:proofErr w:type="spellStart"/>
+      <w:r>
+        <w:rPr>
+          <w:rFonts w:cstheme="minorHAnsi"/>
+          <w:sz w:val="24"/>
+          <w:szCs w:val="24"/>
+        </w:rPr>
+        <w:t>start</w:t>
+      </w:r>
+      <w:proofErr w:type="spellEnd"/>
     </w:p>
     <w:p>
       <w:pPr>
         <w:rPr>
           <w:rFonts w:cstheme="minorHAnsi"/>
-          <w:b/>
-          <w:bCs/>
-          <w:sz w:val="24"/>
-          <w:szCs w:val="24"/>
-        </w:rPr>
-      </w:pPr>
-      <w:r>
-        <w:rPr>
-          <w:rFonts w:cstheme="minorHAnsi"/>
-          <w:b/>
-          <w:bCs/>
-          <w:sz w:val="24"/>
-          <w:szCs w:val="24"/>
-        </w:rPr>
-        <w:t>2. Corrección automática</w:t>
-      </w:r>
+          <w:sz w:val="24"/>
+          <w:szCs w:val="24"/>
+        </w:rPr>
+      </w:pPr>
     </w:p>
     <w:p>
       <w:pPr>
-        <w:pStyle w:val="Prrafodelista"/>
-        <w:numPr>
-          <w:ilvl w:val="0"/>
-          <w:numId w:val="55"/>
-        </w:numPr>
-        <w:rPr>
-          <w:rFonts w:cstheme="minorHAnsi"/>
-          <w:sz w:val="24"/>
-          <w:szCs w:val="24"/>
-        </w:rPr>
-      </w:pPr>
-      <w:r>
-        <w:rPr>
-          <w:rFonts w:cstheme="minorHAnsi"/>
-          <w:sz w:val="24"/>
-          <w:szCs w:val="24"/>
-        </w:rPr>
-        <w:t xml:space="preserve">Configuración de </w:t>
-      </w:r>
-      <w:r>
-        <w:rPr>
-          <w:rFonts w:cstheme="minorHAnsi"/>
-          <w:i/>
-          <w:iCs/>
-          <w:sz w:val="24"/>
-          <w:szCs w:val="24"/>
-        </w:rPr>
-        <w:t xml:space="preserve">Auto </w:t>
-      </w:r>
-      <w:proofErr w:type="spellStart"/>
-      <w:r>
-        <w:rPr>
-          <w:rFonts w:cstheme="minorHAnsi"/>
-          <w:i/>
-          <w:iCs/>
-          <w:sz w:val="24"/>
-          <w:szCs w:val="24"/>
-        </w:rPr>
-        <w:t>Fix</w:t>
-      </w:r>
-      <w:proofErr w:type="spellEnd"/>
-      <w:r>
-        <w:rPr>
-          <w:rFonts w:cstheme="minorHAnsi"/>
-          <w:i/>
-          <w:iCs/>
-          <w:sz w:val="24"/>
-          <w:szCs w:val="24"/>
-        </w:rPr>
-        <w:t xml:space="preserve"> </w:t>
-      </w:r>
-      <w:proofErr w:type="spellStart"/>
-      <w:r>
-        <w:rPr>
-          <w:rFonts w:cstheme="minorHAnsi"/>
-          <w:i/>
-          <w:iCs/>
-          <w:sz w:val="24"/>
-          <w:szCs w:val="24"/>
-        </w:rPr>
-        <w:t>on</w:t>
-      </w:r>
-      <w:proofErr w:type="spellEnd"/>
-      <w:r>
-        <w:rPr>
-          <w:rFonts w:cstheme="minorHAnsi"/>
-          <w:i/>
-          <w:iCs/>
-          <w:sz w:val="24"/>
-          <w:szCs w:val="24"/>
-        </w:rPr>
-        <w:t xml:space="preserve"> </w:t>
-      </w:r>
-      <w:proofErr w:type="spellStart"/>
-      <w:r>
-        <w:rPr>
-          <w:rFonts w:cstheme="minorHAnsi"/>
-          <w:i/>
-          <w:iCs/>
-          <w:sz w:val="24"/>
-          <w:szCs w:val="24"/>
-        </w:rPr>
-        <w:t>Save</w:t>
-      </w:r>
-      <w:proofErr w:type="spellEnd"/>
-      <w:r>
-        <w:rPr>
-          <w:rFonts w:cstheme="minorHAnsi"/>
-          <w:sz w:val="24"/>
-          <w:szCs w:val="24"/>
-        </w:rPr>
-        <w:t xml:space="preserve">: corrige </w:t>
-      </w:r>
-      <w:proofErr w:type="spellStart"/>
-      <w:r>
-        <w:rPr>
-          <w:rFonts w:cstheme="minorHAnsi"/>
-          <w:sz w:val="24"/>
-          <w:szCs w:val="24"/>
-        </w:rPr>
-        <w:t>indentación</w:t>
-      </w:r>
-      <w:proofErr w:type="spellEnd"/>
-      <w:r>
-        <w:rPr>
-          <w:rFonts w:cstheme="minorHAnsi"/>
-          <w:sz w:val="24"/>
-          <w:szCs w:val="24"/>
-        </w:rPr>
-        <w:t>, espacios, comillas, puntos y comas, etc. cada vez que guardas.</w:t>
+        <w:rPr>
+          <w:rFonts w:cstheme="minorHAnsi"/>
+          <w:sz w:val="24"/>
+          <w:szCs w:val="24"/>
+        </w:rPr>
+      </w:pPr>
+      <w:r>
+        <w:rPr>
+          <w:rFonts w:cstheme="minorHAnsi"/>
+          <w:sz w:val="24"/>
+          <w:szCs w:val="24"/>
+        </w:rPr>
+        <w:t>Lo anterior</w:t>
+      </w:r>
+      <w:r>
+        <w:rPr>
+          <w:rFonts w:cstheme="minorHAnsi"/>
+          <w:sz w:val="24"/>
+          <w:szCs w:val="24"/>
+        </w:rPr>
+        <w:t xml:space="preserve">, con el plan gratuito </w:t>
+      </w:r>
+      <w:r>
+        <w:rPr>
+          <w:rFonts w:cstheme="minorHAnsi"/>
+          <w:sz w:val="24"/>
+          <w:szCs w:val="24"/>
+        </w:rPr>
+        <w:t xml:space="preserve">de </w:t>
+      </w:r>
+      <w:proofErr w:type="gramStart"/>
+      <w:r>
+        <w:rPr>
+          <w:rFonts w:cstheme="minorHAnsi"/>
+          <w:sz w:val="24"/>
+          <w:szCs w:val="24"/>
+        </w:rPr>
+        <w:t>Render</w:t>
+      </w:r>
+      <w:r>
+        <w:rPr>
+          <w:rFonts w:cstheme="minorHAnsi"/>
+          <w:sz w:val="24"/>
+          <w:szCs w:val="24"/>
+        </w:rPr>
+        <w:t>(</w:t>
+      </w:r>
+      <w:proofErr w:type="gramEnd"/>
+      <w:r>
+        <w:rPr>
+          <w:rFonts w:cstheme="minorHAnsi"/>
+          <w:sz w:val="24"/>
+          <w:szCs w:val="24"/>
+        </w:rPr>
+        <w:t>Free).</w:t>
       </w:r>
     </w:p>
     <w:p>
       <w:pPr>
-        <w:pStyle w:val="Prrafodelista"/>
-        <w:numPr>
-          <w:ilvl w:val="0"/>
-          <w:numId w:val="55"/>
-        </w:numPr>
-        <w:rPr>
-          <w:rFonts w:cstheme="minorHAnsi"/>
-          <w:sz w:val="24"/>
-          <w:szCs w:val="24"/>
-        </w:rPr>
-      </w:pPr>
-      <w:r>
-        <w:rPr>
-          <w:rFonts w:cstheme="minorHAnsi"/>
-          <w:sz w:val="24"/>
-          <w:szCs w:val="24"/>
-        </w:rPr>
-        <w:t>Ahorra tiempo en tareas repetitivas de formato.</w:t>
+        <w:rPr>
+          <w:rFonts w:cstheme="minorHAnsi"/>
+          <w:sz w:val="24"/>
+          <w:szCs w:val="24"/>
+        </w:rPr>
+      </w:pPr>
+      <w:r>
+        <w:rPr>
+          <w:rFonts w:cstheme="minorHAnsi"/>
+          <w:sz w:val="24"/>
+          <w:szCs w:val="24"/>
+        </w:rPr>
+        <w:t>6.</w:t>
+      </w:r>
+      <w:r>
+        <w:rPr>
+          <w:rFonts w:cstheme="minorHAnsi"/>
+          <w:sz w:val="24"/>
+          <w:szCs w:val="24"/>
+        </w:rPr>
+        <w:t xml:space="preserve"> </w:t>
+      </w:r>
+      <w:r>
+        <w:rPr>
+          <w:rFonts w:cstheme="minorHAnsi"/>
+          <w:sz w:val="24"/>
+          <w:szCs w:val="24"/>
+        </w:rPr>
+        <w:t xml:space="preserve">Presioné </w:t>
+      </w:r>
+      <w:proofErr w:type="spellStart"/>
+      <w:r>
+        <w:rPr>
+          <w:rFonts w:cstheme="minorHAnsi"/>
+          <w:sz w:val="24"/>
+          <w:szCs w:val="24"/>
+        </w:rPr>
+        <w:t>Create</w:t>
+      </w:r>
+      <w:proofErr w:type="spellEnd"/>
+      <w:r>
+        <w:rPr>
+          <w:rFonts w:cstheme="minorHAnsi"/>
+          <w:sz w:val="24"/>
+          <w:szCs w:val="24"/>
+        </w:rPr>
+        <w:t xml:space="preserve"> Web </w:t>
+      </w:r>
+      <w:proofErr w:type="spellStart"/>
+      <w:r>
+        <w:rPr>
+          <w:rFonts w:cstheme="minorHAnsi"/>
+          <w:sz w:val="24"/>
+          <w:szCs w:val="24"/>
+        </w:rPr>
+        <w:t>Service</w:t>
+      </w:r>
+      <w:proofErr w:type="spellEnd"/>
+      <w:r>
+        <w:rPr>
+          <w:rFonts w:cstheme="minorHAnsi"/>
+          <w:sz w:val="24"/>
+          <w:szCs w:val="24"/>
+        </w:rPr>
+        <w:t>. Render descargó el código, instaló las dependencias y publicó la aplicación en una URL pública.</w:t>
       </w:r>
     </w:p>
     <w:p>
       <w:pPr>
         <w:rPr>
           <w:rFonts w:cstheme="minorHAnsi"/>
-          <w:b/>
-          <w:bCs/>
-          <w:sz w:val="24"/>
-          <w:szCs w:val="24"/>
-        </w:rPr>
-      </w:pPr>
-      <w:r>
-        <w:rPr>
-          <w:rFonts w:cstheme="minorHAnsi"/>
-          <w:b/>
-          <w:bCs/>
-          <w:sz w:val="24"/>
-          <w:szCs w:val="24"/>
-        </w:rPr>
-        <w:t>3. Consistencia en equipos</w:t>
+          <w:sz w:val="24"/>
+          <w:szCs w:val="24"/>
+        </w:rPr>
+      </w:pPr>
+      <w:r>
+        <w:rPr>
+          <w:rFonts w:cstheme="minorHAnsi"/>
+          <w:sz w:val="24"/>
+          <w:szCs w:val="24"/>
+        </w:rPr>
+        <w:t>7.</w:t>
+      </w:r>
+      <w:r>
+        <w:rPr>
+          <w:rFonts w:cstheme="minorHAnsi"/>
+          <w:sz w:val="24"/>
+          <w:szCs w:val="24"/>
+        </w:rPr>
+        <w:tab/>
+        <w:t>Verifiqué el funcionamiento abriendo la URL y la ruta /</w:t>
+      </w:r>
+      <w:proofErr w:type="spellStart"/>
+      <w:r>
+        <w:rPr>
+          <w:rFonts w:cstheme="minorHAnsi"/>
+          <w:sz w:val="24"/>
+          <w:szCs w:val="24"/>
+        </w:rPr>
+        <w:t>health</w:t>
+      </w:r>
+      <w:proofErr w:type="spellEnd"/>
+      <w:r>
+        <w:rPr>
+          <w:rFonts w:cstheme="minorHAnsi"/>
+          <w:sz w:val="24"/>
+          <w:szCs w:val="24"/>
+        </w:rPr>
+        <w:t>.</w:t>
       </w:r>
     </w:p>
     <w:p>
       <w:pPr>
-        <w:pStyle w:val="Prrafodelista"/>
-        <w:numPr>
-          <w:ilvl w:val="0"/>
-          <w:numId w:val="56"/>
-        </w:numPr>
-        <w:rPr>
-          <w:rFonts w:cstheme="minorHAnsi"/>
-          <w:sz w:val="24"/>
-          <w:szCs w:val="24"/>
-        </w:rPr>
-      </w:pPr>
-      <w:r>
-        <w:rPr>
-          <w:rFonts w:cstheme="minorHAnsi"/>
-          <w:sz w:val="24"/>
-          <w:szCs w:val="24"/>
-        </w:rPr>
-        <w:t xml:space="preserve">Todos los desarrolladores siguen las mismas reglas definidas </w:t>
-      </w:r>
-      <w:proofErr w:type="gramStart"/>
-      <w:r>
-        <w:rPr>
-          <w:rFonts w:cstheme="minorHAnsi"/>
-          <w:sz w:val="24"/>
-          <w:szCs w:val="24"/>
-        </w:rPr>
-        <w:t>en .</w:t>
+        <w:rPr>
+          <w:rFonts w:cstheme="minorHAnsi"/>
+          <w:sz w:val="24"/>
+          <w:szCs w:val="24"/>
+        </w:rPr>
+      </w:pPr>
+      <w:r>
+        <w:rPr>
+          <w:rFonts w:cstheme="minorHAnsi"/>
+          <w:sz w:val="24"/>
+          <w:szCs w:val="24"/>
+        </w:rPr>
+        <w:t>8.</w:t>
+      </w:r>
+      <w:r>
+        <w:rPr>
+          <w:rFonts w:cstheme="minorHAnsi"/>
+          <w:sz w:val="24"/>
+          <w:szCs w:val="24"/>
+        </w:rPr>
+        <w:tab/>
+        <w:t xml:space="preserve">Para observar el comportamiento efímero, hice un cambio en el código y lo subí a GitHub; Render volvió a desplegar la aplicación de forma automática. Además, comprobé que el servicio gratuito se suspende tras un periodo de inactividad y que puede eliminarse desde </w:t>
       </w:r>
       <w:proofErr w:type="spellStart"/>
       <w:r>
@@ -2819,3744 +1881,226 @@
           <w:sz w:val="24"/>
           <w:szCs w:val="24"/>
         </w:rPr>
-        <w:t>eslintrc</w:t>
+        <w:t>Settings</w:t>
       </w:r>
       <w:proofErr w:type="spellEnd"/>
-      <w:proofErr w:type="gramEnd"/>
-      <w:r>
-        <w:rPr>
-          <w:rFonts w:cstheme="minorHAnsi"/>
-          <w:sz w:val="24"/>
-          <w:szCs w:val="24"/>
-        </w:rPr>
-        <w:t>.</w:t>
+      <w:r>
+        <w:rPr>
+          <w:rFonts w:cstheme="minorHAnsi"/>
+          <w:sz w:val="24"/>
+          <w:szCs w:val="24"/>
+        </w:rPr>
+        <w:t xml:space="preserve"> &gt; </w:t>
+      </w:r>
+      <w:proofErr w:type="spellStart"/>
+      <w:r>
+        <w:rPr>
+          <w:rFonts w:cstheme="minorHAnsi"/>
+          <w:sz w:val="24"/>
+          <w:szCs w:val="24"/>
+        </w:rPr>
+        <w:t>Delete</w:t>
+      </w:r>
+      <w:proofErr w:type="spellEnd"/>
+      <w:r>
+        <w:rPr>
+          <w:rFonts w:cstheme="minorHAnsi"/>
+          <w:sz w:val="24"/>
+          <w:szCs w:val="24"/>
+        </w:rPr>
+        <w:t xml:space="preserve"> Web </w:t>
+      </w:r>
+      <w:proofErr w:type="spellStart"/>
+      <w:r>
+        <w:rPr>
+          <w:rFonts w:cstheme="minorHAnsi"/>
+          <w:sz w:val="24"/>
+          <w:szCs w:val="24"/>
+        </w:rPr>
+        <w:t>Service</w:t>
+      </w:r>
+      <w:proofErr w:type="spellEnd"/>
+      <w:r>
+        <w:rPr>
+          <w:rFonts w:cstheme="minorHAnsi"/>
+          <w:sz w:val="24"/>
+          <w:szCs w:val="24"/>
+        </w:rPr>
+        <w:t xml:space="preserve"> cuando ya no se necesita.</w:t>
       </w:r>
     </w:p>
     <w:p>
       <w:pPr>
-        <w:pStyle w:val="Prrafodelista"/>
-        <w:numPr>
-          <w:ilvl w:val="0"/>
-          <w:numId w:val="56"/>
-        </w:numPr>
-        <w:rPr>
-          <w:rFonts w:cstheme="minorHAnsi"/>
-          <w:sz w:val="24"/>
-          <w:szCs w:val="24"/>
-        </w:rPr>
-      </w:pPr>
-      <w:r>
-        <w:rPr>
-          <w:rFonts w:cstheme="minorHAnsi"/>
-          <w:sz w:val="24"/>
-          <w:szCs w:val="24"/>
-        </w:rPr>
-        <w:t>Reduce fricciones en revisiones de código y asegura un estilo uniforme.</w:t>
+        <w:rPr>
+          <w:rFonts w:cstheme="minorHAnsi"/>
+          <w:sz w:val="24"/>
+          <w:szCs w:val="24"/>
+        </w:rPr>
+      </w:pPr>
+      <w:r>
+        <w:rPr>
+          <w:rFonts w:cstheme="minorHAnsi"/>
+          <w:sz w:val="24"/>
+          <w:szCs w:val="24"/>
+        </w:rPr>
+        <w:t>5. Relación con los ambientes efímeros y las pruebas</w:t>
       </w:r>
     </w:p>
     <w:p>
       <w:pPr>
         <w:rPr>
           <w:rFonts w:cstheme="minorHAnsi"/>
-          <w:b/>
-          <w:bCs/>
-          <w:sz w:val="24"/>
-          <w:szCs w:val="24"/>
-        </w:rPr>
-      </w:pPr>
-      <w:r>
-        <w:rPr>
-          <w:rFonts w:cstheme="minorHAnsi"/>
-          <w:b/>
-          <w:bCs/>
-          <w:sz w:val="24"/>
-          <w:szCs w:val="24"/>
-        </w:rPr>
-        <w:t>4. Mejora de calidad y buenas prácticas</w:t>
+          <w:sz w:val="24"/>
+          <w:szCs w:val="24"/>
+        </w:rPr>
+      </w:pPr>
+      <w:r>
+        <w:rPr>
+          <w:rFonts w:cstheme="minorHAnsi"/>
+          <w:sz w:val="24"/>
+          <w:szCs w:val="24"/>
+        </w:rPr>
+        <w:t>•</w:t>
+      </w:r>
+      <w:r>
+        <w:rPr>
+          <w:rFonts w:cstheme="minorHAnsi"/>
+          <w:sz w:val="24"/>
+          <w:szCs w:val="24"/>
+        </w:rPr>
+        <w:tab/>
+        <w:t>Temporalidad: el servicio se crea bajo demanda y puede eliminarse al terminar las pruebas.</w:t>
       </w:r>
     </w:p>
     <w:p>
       <w:pPr>
-        <w:pStyle w:val="Prrafodelista"/>
-        <w:numPr>
-          <w:ilvl w:val="0"/>
-          <w:numId w:val="57"/>
-        </w:numPr>
-        <w:rPr>
-          <w:rFonts w:cstheme="minorHAnsi"/>
-          <w:sz w:val="24"/>
-          <w:szCs w:val="24"/>
-        </w:rPr>
-      </w:pPr>
-      <w:r>
-        <w:rPr>
-          <w:rFonts w:cstheme="minorHAnsi"/>
-          <w:sz w:val="24"/>
-          <w:szCs w:val="24"/>
-        </w:rPr>
-        <w:t>Detecta variables no usadas, código inalcanzable, bucles incorrectos, funciones peligrosas (</w:t>
-      </w:r>
-      <w:proofErr w:type="spellStart"/>
-      <w:r>
-        <w:rPr>
-          <w:rFonts w:cstheme="minorHAnsi"/>
-          <w:sz w:val="24"/>
-          <w:szCs w:val="24"/>
-        </w:rPr>
-        <w:t>eval</w:t>
-      </w:r>
-      <w:proofErr w:type="spellEnd"/>
-      <w:r>
-        <w:rPr>
-          <w:rFonts w:cstheme="minorHAnsi"/>
-          <w:sz w:val="24"/>
-          <w:szCs w:val="24"/>
-        </w:rPr>
-        <w:t>).</w:t>
+        <w:rPr>
+          <w:rFonts w:cstheme="minorHAnsi"/>
+          <w:sz w:val="24"/>
+          <w:szCs w:val="24"/>
+        </w:rPr>
+      </w:pPr>
+      <w:r>
+        <w:rPr>
+          <w:rFonts w:cstheme="minorHAnsi"/>
+          <w:sz w:val="24"/>
+          <w:szCs w:val="24"/>
+        </w:rPr>
+        <w:t>•</w:t>
+      </w:r>
+      <w:r>
+        <w:rPr>
+          <w:rFonts w:cstheme="minorHAnsi"/>
+          <w:sz w:val="24"/>
+          <w:szCs w:val="24"/>
+        </w:rPr>
+        <w:tab/>
+        <w:t>Reproducibilidad: el despliegue se genera desde el repositorio con comandos definidos, por lo que cualquier persona obtiene el mismo resultado.</w:t>
       </w:r>
     </w:p>
     <w:p>
       <w:pPr>
-        <w:pStyle w:val="Prrafodelista"/>
-        <w:numPr>
-          <w:ilvl w:val="0"/>
-          <w:numId w:val="57"/>
-        </w:numPr>
-        <w:rPr>
-          <w:rFonts w:cstheme="minorHAnsi"/>
-          <w:sz w:val="24"/>
-          <w:szCs w:val="24"/>
-        </w:rPr>
-      </w:pPr>
-      <w:r>
-        <w:rPr>
-          <w:rFonts w:cstheme="minorHAnsi"/>
-          <w:sz w:val="24"/>
-          <w:szCs w:val="24"/>
-        </w:rPr>
-        <w:t>Promueve prácticas seguras y rendimiento más estable.</w:t>
+        <w:rPr>
+          <w:rFonts w:cstheme="minorHAnsi"/>
+          <w:sz w:val="24"/>
+          <w:szCs w:val="24"/>
+        </w:rPr>
+      </w:pPr>
+      <w:r>
+        <w:rPr>
+          <w:rFonts w:cstheme="minorHAnsi"/>
+          <w:sz w:val="24"/>
+          <w:szCs w:val="24"/>
+        </w:rPr>
+        <w:t>•</w:t>
+      </w:r>
+      <w:r>
+        <w:rPr>
+          <w:rFonts w:cstheme="minorHAnsi"/>
+          <w:sz w:val="24"/>
+          <w:szCs w:val="24"/>
+        </w:rPr>
+        <w:tab/>
+        <w:t>Aislamiento: la aplicación corre en su propia URL, sin afectar otros entornos.</w:t>
       </w:r>
     </w:p>
     <w:p>
       <w:pPr>
         <w:rPr>
           <w:rFonts w:cstheme="minorHAnsi"/>
-          <w:b/>
-          <w:bCs/>
-          <w:sz w:val="24"/>
-          <w:szCs w:val="24"/>
-        </w:rPr>
-      </w:pPr>
-      <w:r>
-        <w:rPr>
-          <w:rFonts w:cstheme="minorHAnsi"/>
-          <w:b/>
-          <w:bCs/>
-          <w:sz w:val="24"/>
-          <w:szCs w:val="24"/>
-        </w:rPr>
-        <w:t>5. Alta personalización</w:t>
+          <w:sz w:val="24"/>
+          <w:szCs w:val="24"/>
+        </w:rPr>
+      </w:pPr>
+      <w:r>
+        <w:rPr>
+          <w:rFonts w:cstheme="minorHAnsi"/>
+          <w:sz w:val="24"/>
+          <w:szCs w:val="24"/>
+        </w:rPr>
+        <w:t>•</w:t>
+      </w:r>
+      <w:r>
+        <w:rPr>
+          <w:rFonts w:cstheme="minorHAnsi"/>
+          <w:sz w:val="24"/>
+          <w:szCs w:val="24"/>
+        </w:rPr>
+        <w:tab/>
+        <w:t>Pruebas: la ruta /</w:t>
+      </w:r>
+      <w:proofErr w:type="spellStart"/>
+      <w:r>
+        <w:rPr>
+          <w:rFonts w:cstheme="minorHAnsi"/>
+          <w:sz w:val="24"/>
+          <w:szCs w:val="24"/>
+        </w:rPr>
+        <w:t>health</w:t>
+      </w:r>
+      <w:proofErr w:type="spellEnd"/>
+      <w:r>
+        <w:rPr>
+          <w:rFonts w:cstheme="minorHAnsi"/>
+          <w:sz w:val="24"/>
+          <w:szCs w:val="24"/>
+        </w:rPr>
+        <w:t xml:space="preserve"> permite comprobar rápidamente que el despliegue funciona, y la URL puede compartirse con otras personas para revisión.</w:t>
       </w:r>
     </w:p>
     <w:p>
       <w:pPr>
-        <w:pStyle w:val="Prrafodelista"/>
-        <w:numPr>
-          <w:ilvl w:val="0"/>
-          <w:numId w:val="58"/>
-        </w:numPr>
-        <w:rPr>
-          <w:rFonts w:cstheme="minorHAnsi"/>
-          <w:sz w:val="24"/>
-          <w:szCs w:val="24"/>
-        </w:rPr>
-      </w:pPr>
-      <w:r>
-        <w:rPr>
-          <w:rFonts w:cstheme="minorHAnsi"/>
-          <w:sz w:val="24"/>
-          <w:szCs w:val="24"/>
-        </w:rPr>
-        <w:t xml:space="preserve">Compatible con configuraciones populares (Airbnb, Google, </w:t>
-      </w:r>
-      <w:proofErr w:type="spellStart"/>
-      <w:r>
-        <w:rPr>
-          <w:rFonts w:cstheme="minorHAnsi"/>
-          <w:sz w:val="24"/>
-          <w:szCs w:val="24"/>
-        </w:rPr>
-        <w:t>StandardJS</w:t>
-      </w:r>
-      <w:proofErr w:type="spellEnd"/>
-      <w:r>
-        <w:rPr>
-          <w:rFonts w:cstheme="minorHAnsi"/>
-          <w:sz w:val="24"/>
-          <w:szCs w:val="24"/>
-        </w:rPr>
-        <w:t>).</w:t>
+        <w:rPr>
+          <w:rFonts w:cstheme="minorHAnsi"/>
+          <w:sz w:val="24"/>
+          <w:szCs w:val="24"/>
+        </w:rPr>
+      </w:pPr>
+      <w:r>
+        <w:rPr>
+          <w:rFonts w:cstheme="minorHAnsi"/>
+          <w:sz w:val="24"/>
+          <w:szCs w:val="24"/>
+        </w:rPr>
+        <w:t>6. Conclusión</w:t>
       </w:r>
     </w:p>
     <w:p>
       <w:pPr>
-        <w:pStyle w:val="Prrafodelista"/>
-        <w:numPr>
-          <w:ilvl w:val="0"/>
-          <w:numId w:val="58"/>
-        </w:numPr>
-        <w:rPr>
-          <w:rFonts w:cstheme="minorHAnsi"/>
-          <w:sz w:val="24"/>
-          <w:szCs w:val="24"/>
-        </w:rPr>
-      </w:pPr>
-      <w:r>
-        <w:rPr>
-          <w:rFonts w:cstheme="minorHAnsi"/>
-          <w:sz w:val="24"/>
-          <w:szCs w:val="24"/>
-        </w:rPr>
-        <w:t xml:space="preserve">Extensible con plugins para React, </w:t>
-      </w:r>
-      <w:proofErr w:type="spellStart"/>
-      <w:r>
-        <w:rPr>
-          <w:rFonts w:cstheme="minorHAnsi"/>
-          <w:sz w:val="24"/>
-          <w:szCs w:val="24"/>
-        </w:rPr>
-        <w:t>Vue</w:t>
-      </w:r>
-      <w:proofErr w:type="spellEnd"/>
-      <w:r>
-        <w:rPr>
-          <w:rFonts w:cstheme="minorHAnsi"/>
-          <w:sz w:val="24"/>
-          <w:szCs w:val="24"/>
-        </w:rPr>
-        <w:t xml:space="preserve">, </w:t>
-      </w:r>
-      <w:proofErr w:type="spellStart"/>
-      <w:r>
-        <w:rPr>
-          <w:rFonts w:cstheme="minorHAnsi"/>
-          <w:sz w:val="24"/>
-          <w:szCs w:val="24"/>
-        </w:rPr>
-        <w:t>TypeScript</w:t>
-      </w:r>
-      <w:proofErr w:type="spellEnd"/>
-      <w:r>
-        <w:rPr>
-          <w:rFonts w:cstheme="minorHAnsi"/>
-          <w:sz w:val="24"/>
-          <w:szCs w:val="24"/>
-        </w:rPr>
-        <w:t>, etc.</w:t>
-      </w:r>
-    </w:p>
-    <w:p>
-      <w:pPr>
-        <w:rPr>
-          <w:rFonts w:cstheme="minorHAnsi"/>
-          <w:sz w:val="24"/>
-          <w:szCs w:val="24"/>
-        </w:rPr>
-      </w:pPr>
-    </w:p>
-    <w:p>
-      <w:pPr>
-        <w:pStyle w:val="Ttulo2"/>
-        <w:spacing w:after="120"/>
-        <w:rPr>
-          <w:rFonts w:asciiTheme="minorHAnsi" w:hAnsiTheme="minorHAnsi" w:cstheme="minorHAnsi"/>
-          <w:b/>
-          <w:bCs/>
-          <w:sz w:val="24"/>
-          <w:szCs w:val="24"/>
-        </w:rPr>
-      </w:pPr>
-      <w:r>
-        <w:rPr>
-          <w:rFonts w:asciiTheme="minorHAnsi" w:hAnsiTheme="minorHAnsi" w:cstheme="minorHAnsi"/>
-          <w:b/>
-          <w:bCs/>
-          <w:sz w:val="24"/>
-          <w:szCs w:val="24"/>
-        </w:rPr>
-        <w:lastRenderedPageBreak/>
-        <w:t xml:space="preserve">Comparación rápida: </w:t>
-      </w:r>
-      <w:proofErr w:type="spellStart"/>
-      <w:r>
-        <w:rPr>
-          <w:rFonts w:asciiTheme="minorHAnsi" w:hAnsiTheme="minorHAnsi" w:cstheme="minorHAnsi"/>
-          <w:b/>
-          <w:bCs/>
-          <w:sz w:val="24"/>
-          <w:szCs w:val="24"/>
-        </w:rPr>
-        <w:t>VSCode</w:t>
-      </w:r>
-      <w:proofErr w:type="spellEnd"/>
-      <w:r>
-        <w:rPr>
-          <w:rFonts w:asciiTheme="minorHAnsi" w:hAnsiTheme="minorHAnsi" w:cstheme="minorHAnsi"/>
-          <w:b/>
-          <w:bCs/>
-          <w:sz w:val="24"/>
-          <w:szCs w:val="24"/>
-        </w:rPr>
-        <w:t xml:space="preserve"> con y sin </w:t>
-      </w:r>
-      <w:proofErr w:type="spellStart"/>
-      <w:r>
-        <w:rPr>
-          <w:rFonts w:asciiTheme="minorHAnsi" w:hAnsiTheme="minorHAnsi" w:cstheme="minorHAnsi"/>
-          <w:b/>
-          <w:bCs/>
-          <w:sz w:val="24"/>
-          <w:szCs w:val="24"/>
-        </w:rPr>
-        <w:t>ESLint</w:t>
-      </w:r>
-      <w:proofErr w:type="spellEnd"/>
-    </w:p>
-    <w:tbl>
-      <w:tblPr>
-        <w:tblW w:w="0" w:type="auto"/>
-        <w:tblBorders>
-          <w:top w:val="single" w:sz="4" w:space="0" w:color="auto"/>
-          <w:left w:val="single" w:sz="4" w:space="0" w:color="auto"/>
-          <w:bottom w:val="single" w:sz="4" w:space="0" w:color="auto"/>
-          <w:right w:val="single" w:sz="4" w:space="0" w:color="auto"/>
-          <w:insideH w:val="single" w:sz="4" w:space="0" w:color="auto"/>
-          <w:insideV w:val="single" w:sz="4" w:space="0" w:color="auto"/>
-        </w:tblBorders>
-        <w:tblCellMar>
-          <w:top w:w="15" w:type="dxa"/>
-          <w:left w:w="15" w:type="dxa"/>
-          <w:bottom w:w="15" w:type="dxa"/>
-          <w:right w:w="15" w:type="dxa"/>
-        </w:tblCellMar>
-        <w:tblLook w:val="04A0" w:firstRow="1" w:lastRow="0" w:firstColumn="1" w:lastColumn="0" w:noHBand="0" w:noVBand="1"/>
-      </w:tblPr>
-      <w:tblGrid>
-        <w:gridCol w:w="2324"/>
-        <w:gridCol w:w="2824"/>
-        <w:gridCol w:w="2701"/>
-      </w:tblGrid>
-      <w:tr>
-        <w:trPr>
-          <w:tblHeader/>
-        </w:trPr>
-        <w:tc>
-          <w:tcPr>
-            <w:tcW w:w="0" w:type="auto"/>
-            <w:vAlign w:val="center"/>
-            <w:hideMark/>
-          </w:tcPr>
-          <w:p>
-            <w:pPr>
-              <w:rPr>
-                <w:rFonts w:cstheme="minorHAnsi"/>
-                <w:b/>
-                <w:bCs/>
-                <w:sz w:val="24"/>
-                <w:szCs w:val="24"/>
-              </w:rPr>
-            </w:pPr>
-            <w:r>
-              <w:rPr>
-                <w:rFonts w:cstheme="minorHAnsi"/>
-                <w:b/>
-                <w:bCs/>
-                <w:sz w:val="24"/>
-                <w:szCs w:val="24"/>
-              </w:rPr>
-              <w:t>Aspecto</w:t>
-            </w:r>
-          </w:p>
-        </w:tc>
-        <w:tc>
-          <w:tcPr>
-            <w:tcW w:w="2824" w:type="dxa"/>
-            <w:vAlign w:val="center"/>
-            <w:hideMark/>
-          </w:tcPr>
-          <w:p>
-            <w:pPr>
-              <w:rPr>
-                <w:rFonts w:cstheme="minorHAnsi"/>
-                <w:b/>
-                <w:bCs/>
-                <w:sz w:val="24"/>
-                <w:szCs w:val="24"/>
-              </w:rPr>
-            </w:pPr>
-            <w:r>
-              <w:rPr>
-                <w:rFonts w:cstheme="minorHAnsi"/>
-                <w:b/>
-                <w:bCs/>
-                <w:sz w:val="24"/>
-                <w:szCs w:val="24"/>
-              </w:rPr>
-              <w:t xml:space="preserve">Sin </w:t>
-            </w:r>
-            <w:proofErr w:type="spellStart"/>
-            <w:r>
-              <w:rPr>
-                <w:rFonts w:cstheme="minorHAnsi"/>
-                <w:b/>
-                <w:bCs/>
-                <w:sz w:val="24"/>
-                <w:szCs w:val="24"/>
-              </w:rPr>
-              <w:t>ESLint</w:t>
-            </w:r>
-            <w:proofErr w:type="spellEnd"/>
-            <w:r>
-              <w:rPr>
-                <w:rFonts w:cstheme="minorHAnsi"/>
-                <w:b/>
-                <w:bCs/>
-                <w:sz w:val="24"/>
-                <w:szCs w:val="24"/>
-              </w:rPr>
-              <w:t xml:space="preserve"> (</w:t>
-            </w:r>
-            <w:proofErr w:type="spellStart"/>
-            <w:r>
-              <w:rPr>
-                <w:rFonts w:cstheme="minorHAnsi"/>
-                <w:b/>
-                <w:bCs/>
-                <w:sz w:val="24"/>
-                <w:szCs w:val="24"/>
-              </w:rPr>
-              <w:t>VSCode</w:t>
-            </w:r>
-            <w:proofErr w:type="spellEnd"/>
-            <w:r>
-              <w:rPr>
-                <w:rFonts w:cstheme="minorHAnsi"/>
-                <w:b/>
-                <w:bCs/>
-                <w:sz w:val="24"/>
-                <w:szCs w:val="24"/>
-              </w:rPr>
-              <w:t xml:space="preserve"> básico)</w:t>
-            </w:r>
-          </w:p>
-        </w:tc>
-        <w:tc>
-          <w:tcPr>
-            <w:tcW w:w="2701" w:type="dxa"/>
-            <w:vAlign w:val="center"/>
-            <w:hideMark/>
-          </w:tcPr>
-          <w:p>
-            <w:pPr>
-              <w:rPr>
-                <w:rFonts w:cstheme="minorHAnsi"/>
-                <w:b/>
-                <w:bCs/>
-                <w:sz w:val="24"/>
-                <w:szCs w:val="24"/>
-              </w:rPr>
-            </w:pPr>
-            <w:r>
-              <w:rPr>
-                <w:rFonts w:cstheme="minorHAnsi"/>
-                <w:b/>
-                <w:bCs/>
-                <w:sz w:val="24"/>
-                <w:szCs w:val="24"/>
-              </w:rPr>
-              <w:t xml:space="preserve">Con </w:t>
-            </w:r>
-            <w:proofErr w:type="spellStart"/>
-            <w:r>
-              <w:rPr>
-                <w:rFonts w:cstheme="minorHAnsi"/>
-                <w:b/>
-                <w:bCs/>
-                <w:sz w:val="24"/>
-                <w:szCs w:val="24"/>
-              </w:rPr>
-              <w:t>ESLint</w:t>
-            </w:r>
-            <w:proofErr w:type="spellEnd"/>
-            <w:r>
-              <w:rPr>
-                <w:rFonts w:cstheme="minorHAnsi"/>
-                <w:b/>
-                <w:bCs/>
-                <w:sz w:val="24"/>
-                <w:szCs w:val="24"/>
-              </w:rPr>
-              <w:t xml:space="preserve"> integrado</w:t>
-            </w:r>
-          </w:p>
-        </w:tc>
-      </w:tr>
-      <w:tr>
-        <w:tc>
-          <w:tcPr>
-            <w:tcW w:w="0" w:type="auto"/>
-            <w:vAlign w:val="center"/>
-            <w:hideMark/>
-          </w:tcPr>
-          <w:p>
-            <w:pPr>
-              <w:rPr>
-                <w:rFonts w:cstheme="minorHAnsi"/>
-                <w:b/>
-                <w:bCs/>
-                <w:sz w:val="24"/>
-                <w:szCs w:val="24"/>
-              </w:rPr>
-            </w:pPr>
-            <w:r>
-              <w:rPr>
-                <w:rFonts w:cstheme="minorHAnsi"/>
-                <w:b/>
-                <w:bCs/>
-                <w:sz w:val="24"/>
-                <w:szCs w:val="24"/>
-              </w:rPr>
-              <w:t>Detección de errores</w:t>
-            </w:r>
-          </w:p>
-        </w:tc>
-        <w:tc>
-          <w:tcPr>
-            <w:tcW w:w="2824" w:type="dxa"/>
-            <w:vAlign w:val="center"/>
-            <w:hideMark/>
-          </w:tcPr>
-          <w:p>
-            <w:pPr>
-              <w:rPr>
-                <w:rFonts w:cstheme="minorHAnsi"/>
-                <w:sz w:val="24"/>
-                <w:szCs w:val="24"/>
-              </w:rPr>
-            </w:pPr>
-            <w:r>
-              <w:rPr>
-                <w:rFonts w:cstheme="minorHAnsi"/>
-                <w:sz w:val="24"/>
-                <w:szCs w:val="24"/>
-              </w:rPr>
-              <w:t>Solo sintaxis básica</w:t>
-            </w:r>
-          </w:p>
-        </w:tc>
-        <w:tc>
-          <w:tcPr>
-            <w:tcW w:w="2701" w:type="dxa"/>
-            <w:vAlign w:val="center"/>
-            <w:hideMark/>
-          </w:tcPr>
-          <w:p>
-            <w:pPr>
-              <w:rPr>
-                <w:rFonts w:cstheme="minorHAnsi"/>
-                <w:sz w:val="24"/>
-                <w:szCs w:val="24"/>
-              </w:rPr>
-            </w:pPr>
-            <w:r>
-              <w:rPr>
-                <w:rFonts w:cstheme="minorHAnsi"/>
-                <w:sz w:val="24"/>
-                <w:szCs w:val="24"/>
-              </w:rPr>
-              <w:t>Análisis profundo y en tiempo real</w:t>
-            </w:r>
-          </w:p>
-        </w:tc>
-      </w:tr>
-      <w:tr>
-        <w:tc>
-          <w:tcPr>
-            <w:tcW w:w="0" w:type="auto"/>
-            <w:vAlign w:val="center"/>
-            <w:hideMark/>
-          </w:tcPr>
-          <w:p>
-            <w:pPr>
-              <w:rPr>
-                <w:rFonts w:cstheme="minorHAnsi"/>
-                <w:b/>
-                <w:bCs/>
-                <w:sz w:val="24"/>
-                <w:szCs w:val="24"/>
-              </w:rPr>
-            </w:pPr>
-            <w:r>
-              <w:rPr>
-                <w:rFonts w:cstheme="minorHAnsi"/>
-                <w:b/>
-                <w:bCs/>
-                <w:sz w:val="24"/>
-                <w:szCs w:val="24"/>
-              </w:rPr>
-              <w:t>Formato automático</w:t>
-            </w:r>
-          </w:p>
-        </w:tc>
-        <w:tc>
-          <w:tcPr>
-            <w:tcW w:w="2824" w:type="dxa"/>
-            <w:vAlign w:val="center"/>
-            <w:hideMark/>
-          </w:tcPr>
-          <w:p>
-            <w:pPr>
-              <w:rPr>
-                <w:rFonts w:cstheme="minorHAnsi"/>
-                <w:sz w:val="24"/>
-                <w:szCs w:val="24"/>
-              </w:rPr>
-            </w:pPr>
-            <w:r>
-              <w:rPr>
-                <w:rFonts w:cstheme="minorHAnsi"/>
-                <w:sz w:val="24"/>
-                <w:szCs w:val="24"/>
-              </w:rPr>
-              <w:t xml:space="preserve">Limitado a </w:t>
-            </w:r>
-            <w:proofErr w:type="spellStart"/>
-            <w:r>
-              <w:rPr>
-                <w:rFonts w:cstheme="minorHAnsi"/>
-                <w:sz w:val="24"/>
-                <w:szCs w:val="24"/>
-              </w:rPr>
-              <w:t>Prettier</w:t>
-            </w:r>
-            <w:proofErr w:type="spellEnd"/>
-            <w:r>
-              <w:rPr>
-                <w:rFonts w:cstheme="minorHAnsi"/>
-                <w:sz w:val="24"/>
-                <w:szCs w:val="24"/>
-              </w:rPr>
-              <w:t>/manual</w:t>
-            </w:r>
-          </w:p>
-        </w:tc>
-        <w:tc>
-          <w:tcPr>
-            <w:tcW w:w="2701" w:type="dxa"/>
-            <w:vAlign w:val="center"/>
-            <w:hideMark/>
-          </w:tcPr>
-          <w:p>
-            <w:pPr>
-              <w:rPr>
-                <w:rFonts w:cstheme="minorHAnsi"/>
-                <w:sz w:val="24"/>
-                <w:szCs w:val="24"/>
-              </w:rPr>
-            </w:pPr>
-            <w:r>
-              <w:rPr>
-                <w:rFonts w:cstheme="minorHAnsi"/>
-                <w:sz w:val="24"/>
-                <w:szCs w:val="24"/>
-              </w:rPr>
-              <w:t xml:space="preserve">Auto </w:t>
-            </w:r>
-            <w:proofErr w:type="spellStart"/>
-            <w:r>
-              <w:rPr>
-                <w:rFonts w:cstheme="minorHAnsi"/>
-                <w:sz w:val="24"/>
-                <w:szCs w:val="24"/>
-              </w:rPr>
-              <w:t>Fix</w:t>
-            </w:r>
-            <w:proofErr w:type="spellEnd"/>
-            <w:r>
-              <w:rPr>
-                <w:rFonts w:cstheme="minorHAnsi"/>
-                <w:sz w:val="24"/>
-                <w:szCs w:val="24"/>
-              </w:rPr>
-              <w:t xml:space="preserve"> en guardado</w:t>
-            </w:r>
-          </w:p>
-        </w:tc>
-      </w:tr>
-      <w:tr>
-        <w:tc>
-          <w:tcPr>
-            <w:tcW w:w="0" w:type="auto"/>
-            <w:vAlign w:val="center"/>
-            <w:hideMark/>
-          </w:tcPr>
-          <w:p>
-            <w:pPr>
-              <w:rPr>
-                <w:rFonts w:cstheme="minorHAnsi"/>
-                <w:b/>
-                <w:bCs/>
-                <w:sz w:val="24"/>
-                <w:szCs w:val="24"/>
-              </w:rPr>
-            </w:pPr>
-            <w:r>
-              <w:rPr>
-                <w:rFonts w:cstheme="minorHAnsi"/>
-                <w:b/>
-                <w:bCs/>
-                <w:sz w:val="24"/>
-                <w:szCs w:val="24"/>
-              </w:rPr>
-              <w:t>Consistencia en equipo</w:t>
-            </w:r>
-          </w:p>
-        </w:tc>
-        <w:tc>
-          <w:tcPr>
-            <w:tcW w:w="2824" w:type="dxa"/>
-            <w:vAlign w:val="center"/>
-            <w:hideMark/>
-          </w:tcPr>
-          <w:p>
-            <w:pPr>
-              <w:rPr>
-                <w:rFonts w:cstheme="minorHAnsi"/>
-                <w:sz w:val="24"/>
-                <w:szCs w:val="24"/>
-              </w:rPr>
-            </w:pPr>
-            <w:r>
-              <w:rPr>
-                <w:rFonts w:cstheme="minorHAnsi"/>
-                <w:sz w:val="24"/>
-                <w:szCs w:val="24"/>
-              </w:rPr>
-              <w:t>Depende de disciplina</w:t>
-            </w:r>
-          </w:p>
-        </w:tc>
-        <w:tc>
-          <w:tcPr>
-            <w:tcW w:w="2701" w:type="dxa"/>
-            <w:vAlign w:val="center"/>
-            <w:hideMark/>
-          </w:tcPr>
-          <w:p>
-            <w:pPr>
-              <w:rPr>
-                <w:rFonts w:cstheme="minorHAnsi"/>
-                <w:sz w:val="24"/>
-                <w:szCs w:val="24"/>
-              </w:rPr>
-            </w:pPr>
-            <w:r>
-              <w:rPr>
-                <w:rFonts w:cstheme="minorHAnsi"/>
-                <w:sz w:val="24"/>
-                <w:szCs w:val="24"/>
-              </w:rPr>
-              <w:t>Reglas compartidas y aplicadas</w:t>
-            </w:r>
-          </w:p>
-        </w:tc>
-      </w:tr>
-      <w:tr>
-        <w:tc>
-          <w:tcPr>
-            <w:tcW w:w="0" w:type="auto"/>
-            <w:vAlign w:val="center"/>
-            <w:hideMark/>
-          </w:tcPr>
-          <w:p>
-            <w:pPr>
-              <w:rPr>
-                <w:rFonts w:cstheme="minorHAnsi"/>
-                <w:b/>
-                <w:bCs/>
-                <w:sz w:val="24"/>
-                <w:szCs w:val="24"/>
-              </w:rPr>
-            </w:pPr>
-            <w:r>
-              <w:rPr>
-                <w:rFonts w:cstheme="minorHAnsi"/>
-                <w:b/>
-                <w:bCs/>
-                <w:sz w:val="24"/>
-                <w:szCs w:val="24"/>
-              </w:rPr>
-              <w:t>Calidad del código</w:t>
-            </w:r>
-          </w:p>
-        </w:tc>
-        <w:tc>
-          <w:tcPr>
-            <w:tcW w:w="2824" w:type="dxa"/>
-            <w:vAlign w:val="center"/>
-            <w:hideMark/>
-          </w:tcPr>
-          <w:p>
-            <w:pPr>
-              <w:rPr>
-                <w:rFonts w:cstheme="minorHAnsi"/>
-                <w:sz w:val="24"/>
-                <w:szCs w:val="24"/>
-              </w:rPr>
-            </w:pPr>
-            <w:r>
-              <w:rPr>
-                <w:rFonts w:cstheme="minorHAnsi"/>
-                <w:sz w:val="24"/>
-                <w:szCs w:val="24"/>
-              </w:rPr>
-              <w:t>Puede variar</w:t>
-            </w:r>
-          </w:p>
-        </w:tc>
-        <w:tc>
-          <w:tcPr>
-            <w:tcW w:w="2701" w:type="dxa"/>
-            <w:vAlign w:val="center"/>
-            <w:hideMark/>
-          </w:tcPr>
-          <w:p>
-            <w:pPr>
-              <w:rPr>
-                <w:rFonts w:cstheme="minorHAnsi"/>
-                <w:sz w:val="24"/>
-                <w:szCs w:val="24"/>
-              </w:rPr>
-            </w:pPr>
-            <w:r>
-              <w:rPr>
-                <w:rFonts w:cstheme="minorHAnsi"/>
-                <w:sz w:val="24"/>
-                <w:szCs w:val="24"/>
-              </w:rPr>
-              <w:t>Mejora con buenas prácticas</w:t>
-            </w:r>
-          </w:p>
-        </w:tc>
-      </w:tr>
-      <w:tr>
-        <w:tc>
-          <w:tcPr>
-            <w:tcW w:w="0" w:type="auto"/>
-            <w:vAlign w:val="center"/>
-            <w:hideMark/>
-          </w:tcPr>
-          <w:p>
-            <w:pPr>
-              <w:rPr>
-                <w:rFonts w:cstheme="minorHAnsi"/>
-                <w:b/>
-                <w:bCs/>
-                <w:sz w:val="24"/>
-                <w:szCs w:val="24"/>
-              </w:rPr>
-            </w:pPr>
-            <w:r>
-              <w:rPr>
-                <w:rFonts w:cstheme="minorHAnsi"/>
-                <w:b/>
-                <w:bCs/>
-                <w:sz w:val="24"/>
-                <w:szCs w:val="24"/>
-              </w:rPr>
-              <w:t>Configuración</w:t>
-            </w:r>
-          </w:p>
-        </w:tc>
-        <w:tc>
-          <w:tcPr>
-            <w:tcW w:w="2824" w:type="dxa"/>
-            <w:vAlign w:val="center"/>
-            <w:hideMark/>
-          </w:tcPr>
-          <w:p>
-            <w:pPr>
-              <w:rPr>
-                <w:rFonts w:cstheme="minorHAnsi"/>
-                <w:sz w:val="24"/>
-                <w:szCs w:val="24"/>
-              </w:rPr>
-            </w:pPr>
-            <w:r>
-              <w:rPr>
-                <w:rFonts w:cstheme="minorHAnsi"/>
-                <w:sz w:val="24"/>
-                <w:szCs w:val="24"/>
-              </w:rPr>
-              <w:t>Mínima</w:t>
-            </w:r>
-          </w:p>
-        </w:tc>
-        <w:tc>
-          <w:tcPr>
-            <w:tcW w:w="2701" w:type="dxa"/>
-            <w:vAlign w:val="center"/>
-            <w:hideMark/>
-          </w:tcPr>
-          <w:p>
-            <w:pPr>
-              <w:rPr>
-                <w:rFonts w:cstheme="minorHAnsi"/>
-                <w:sz w:val="24"/>
-                <w:szCs w:val="24"/>
-              </w:rPr>
-            </w:pPr>
-            <w:r>
-              <w:rPr>
-                <w:rFonts w:cstheme="minorHAnsi"/>
-                <w:sz w:val="24"/>
-                <w:szCs w:val="24"/>
-              </w:rPr>
-              <w:t>Altamente personalizable</w:t>
-            </w:r>
-          </w:p>
-        </w:tc>
-      </w:tr>
-    </w:tbl>
-    <w:p>
-      <w:pPr>
-        <w:pStyle w:val="Ttulo2"/>
-        <w:spacing w:after="120"/>
-        <w:rPr>
-          <w:rFonts w:asciiTheme="minorHAnsi" w:hAnsiTheme="minorHAnsi" w:cstheme="minorHAnsi"/>
-          <w:b/>
-          <w:bCs/>
-          <w:sz w:val="24"/>
-          <w:szCs w:val="24"/>
-        </w:rPr>
-      </w:pPr>
-    </w:p>
-    <w:p>
-      <w:pPr>
-        <w:pStyle w:val="Ttulo2"/>
-        <w:spacing w:after="120"/>
-        <w:rPr>
-          <w:rFonts w:asciiTheme="minorHAnsi" w:hAnsiTheme="minorHAnsi" w:cstheme="minorHAnsi"/>
-          <w:b/>
-          <w:bCs/>
-          <w:sz w:val="24"/>
-          <w:szCs w:val="24"/>
-        </w:rPr>
-      </w:pPr>
-      <w:r>
-        <w:rPr>
-          <w:rFonts w:asciiTheme="minorHAnsi" w:hAnsiTheme="minorHAnsi" w:cstheme="minorHAnsi"/>
-          <w:b/>
-          <w:bCs/>
-          <w:sz w:val="24"/>
-          <w:szCs w:val="24"/>
-        </w:rPr>
-        <w:t>Instalación de dependencias:</w:t>
-      </w:r>
-    </w:p>
-    <w:p>
-      <w:r>
-        <w:drawing>
-          <wp:inline distT="0" distB="0" distL="0" distR="0" wp14:anchorId="6C321651" wp14:editId="588F0C46">
-            <wp:extent cx="5612130" cy="2469397"/>
-            <wp:effectExtent l="0" t="0" r="7620" b="7620"/>
-            <wp:docPr id="1154401643" name="Imagen 1"/>
-            <wp:cNvGraphicFramePr>
-              <a:graphicFrameLocks xmlns:a="http://schemas.openxmlformats.org/drawingml/2006/main" noChangeAspect="1"/>
-            </wp:cNvGraphicFramePr>
-            <a:graphic xmlns:a="http://schemas.openxmlformats.org/drawingml/2006/main">
-              <a:graphicData uri="http://schemas.openxmlformats.org/drawingml/2006/picture">
-                <pic:pic xmlns:pic="http://schemas.openxmlformats.org/drawingml/2006/picture">
-                  <pic:nvPicPr>
-                    <pic:cNvPr id="1154401643" name=""/>
-                    <pic:cNvPicPr/>
-                  </pic:nvPicPr>
-                  <pic:blipFill>
-                    <a:blip r:embed="rId14"/>
-                    <a:stretch>
-                      <a:fillRect/>
-                    </a:stretch>
-                  </pic:blipFill>
-                  <pic:spPr>
-                    <a:xfrm>
-                      <a:off x="0" y="0"/>
-                      <a:ext cx="5620357" cy="2473017"/>
-                    </a:xfrm>
-                    <a:prstGeom prst="rect">
-                      <a:avLst/>
-                    </a:prstGeom>
-                  </pic:spPr>
-                </pic:pic>
-              </a:graphicData>
-            </a:graphic>
-          </wp:inline>
-        </w:drawing>
-      </w:r>
-    </w:p>
-    <w:p>
-      <w:pPr>
-        <w:pStyle w:val="Ttulo2"/>
-        <w:spacing w:after="120"/>
-        <w:rPr>
-          <w:b/>
-          <w:bCs/>
-        </w:rPr>
-      </w:pPr>
-      <w:r>
-        <w:rPr>
-          <w:b/>
-          <w:bCs/>
-        </w:rPr>
-        <w:t xml:space="preserve">Archivo de configuración </w:t>
-      </w:r>
-      <w:r>
-        <w:rPr>
-          <w:b/>
-          <w:bCs/>
-        </w:rPr>
-        <w:t>eslint.config.js</w:t>
-      </w:r>
-    </w:p>
-    <w:p>
-      <w:pPr>
-        <w:shd w:val="clear" w:color="auto" w:fill="1E1E1E"/>
-        <w:spacing w:after="0" w:line="285" w:lineRule="atLeast"/>
-        <w:rPr>
-          <w:rFonts w:eastAsia="Times New Roman" w:cstheme="minorHAnsi"/>
-          <w:color w:val="D4D4D4"/>
-          <w:kern w:val="0"/>
-          <w:sz w:val="24"/>
-          <w:szCs w:val="24"/>
-          <w:lang w:eastAsia="es-MX"/>
-          <w14:ligatures w14:val="none"/>
-        </w:rPr>
-      </w:pPr>
-      <w:proofErr w:type="spellStart"/>
-      <w:r>
-        <w:rPr>
-          <w:rFonts w:eastAsia="Times New Roman" w:cstheme="minorHAnsi"/>
-          <w:color w:val="C586C0"/>
-          <w:kern w:val="0"/>
-          <w:sz w:val="24"/>
-          <w:szCs w:val="24"/>
-          <w:lang w:eastAsia="es-MX"/>
-          <w14:ligatures w14:val="none"/>
-        </w:rPr>
-        <w:t>import</w:t>
-      </w:r>
-      <w:proofErr w:type="spellEnd"/>
-      <w:r>
-        <w:rPr>
-          <w:rFonts w:eastAsia="Times New Roman" w:cstheme="minorHAnsi"/>
-          <w:color w:val="D4D4D4"/>
-          <w:kern w:val="0"/>
-          <w:sz w:val="24"/>
-          <w:szCs w:val="24"/>
-          <w:lang w:eastAsia="es-MX"/>
-          <w14:ligatures w14:val="none"/>
-        </w:rPr>
-        <w:t xml:space="preserve"> </w:t>
-      </w:r>
-      <w:proofErr w:type="spellStart"/>
-      <w:r>
-        <w:rPr>
-          <w:rFonts w:eastAsia="Times New Roman" w:cstheme="minorHAnsi"/>
-          <w:color w:val="9CDCFE"/>
-          <w:kern w:val="0"/>
-          <w:sz w:val="24"/>
-          <w:szCs w:val="24"/>
-          <w:lang w:eastAsia="es-MX"/>
-          <w14:ligatures w14:val="none"/>
-        </w:rPr>
-        <w:t>js</w:t>
-      </w:r>
-      <w:proofErr w:type="spellEnd"/>
-      <w:r>
-        <w:rPr>
-          <w:rFonts w:eastAsia="Times New Roman" w:cstheme="minorHAnsi"/>
-          <w:color w:val="D4D4D4"/>
-          <w:kern w:val="0"/>
-          <w:sz w:val="24"/>
-          <w:szCs w:val="24"/>
-          <w:lang w:eastAsia="es-MX"/>
-          <w14:ligatures w14:val="none"/>
-        </w:rPr>
-        <w:t xml:space="preserve"> </w:t>
-      </w:r>
-      <w:proofErr w:type="spellStart"/>
-      <w:r>
-        <w:rPr>
-          <w:rFonts w:eastAsia="Times New Roman" w:cstheme="minorHAnsi"/>
-          <w:color w:val="C586C0"/>
-          <w:kern w:val="0"/>
-          <w:sz w:val="24"/>
-          <w:szCs w:val="24"/>
-          <w:lang w:eastAsia="es-MX"/>
-          <w14:ligatures w14:val="none"/>
-        </w:rPr>
-        <w:t>from</w:t>
-      </w:r>
-      <w:proofErr w:type="spellEnd"/>
-      <w:r>
-        <w:rPr>
-          <w:rFonts w:eastAsia="Times New Roman" w:cstheme="minorHAnsi"/>
-          <w:color w:val="D4D4D4"/>
-          <w:kern w:val="0"/>
-          <w:sz w:val="24"/>
-          <w:szCs w:val="24"/>
-          <w:lang w:eastAsia="es-MX"/>
-          <w14:ligatures w14:val="none"/>
-        </w:rPr>
-        <w:t xml:space="preserve"> </w:t>
-      </w:r>
-      <w:r>
-        <w:rPr>
-          <w:rFonts w:eastAsia="Times New Roman" w:cstheme="minorHAnsi"/>
-          <w:color w:val="CE9178"/>
-          <w:kern w:val="0"/>
-          <w:sz w:val="24"/>
-          <w:szCs w:val="24"/>
-          <w:lang w:eastAsia="es-MX"/>
-          <w14:ligatures w14:val="none"/>
-        </w:rPr>
-        <w:t>"@</w:t>
-      </w:r>
-      <w:proofErr w:type="spellStart"/>
-      <w:r>
-        <w:rPr>
-          <w:rFonts w:eastAsia="Times New Roman" w:cstheme="minorHAnsi"/>
-          <w:color w:val="CE9178"/>
-          <w:kern w:val="0"/>
-          <w:sz w:val="24"/>
-          <w:szCs w:val="24"/>
-          <w:lang w:eastAsia="es-MX"/>
-          <w14:ligatures w14:val="none"/>
-        </w:rPr>
-        <w:t>eslint</w:t>
-      </w:r>
-      <w:proofErr w:type="spellEnd"/>
-      <w:r>
-        <w:rPr>
-          <w:rFonts w:eastAsia="Times New Roman" w:cstheme="minorHAnsi"/>
-          <w:color w:val="CE9178"/>
-          <w:kern w:val="0"/>
-          <w:sz w:val="24"/>
-          <w:szCs w:val="24"/>
-          <w:lang w:eastAsia="es-MX"/>
-          <w14:ligatures w14:val="none"/>
-        </w:rPr>
-        <w:t>/</w:t>
-      </w:r>
-      <w:proofErr w:type="spellStart"/>
-      <w:r>
-        <w:rPr>
-          <w:rFonts w:eastAsia="Times New Roman" w:cstheme="minorHAnsi"/>
-          <w:color w:val="CE9178"/>
-          <w:kern w:val="0"/>
-          <w:sz w:val="24"/>
-          <w:szCs w:val="24"/>
-          <w:lang w:eastAsia="es-MX"/>
-          <w14:ligatures w14:val="none"/>
-        </w:rPr>
-        <w:t>js</w:t>
-      </w:r>
-      <w:proofErr w:type="spellEnd"/>
-      <w:r>
-        <w:rPr>
-          <w:rFonts w:eastAsia="Times New Roman" w:cstheme="minorHAnsi"/>
-          <w:color w:val="CE9178"/>
-          <w:kern w:val="0"/>
-          <w:sz w:val="24"/>
-          <w:szCs w:val="24"/>
-          <w:lang w:eastAsia="es-MX"/>
-          <w14:ligatures w14:val="none"/>
-        </w:rPr>
-        <w:t>"</w:t>
-      </w:r>
-      <w:r>
-        <w:rPr>
-          <w:rFonts w:eastAsia="Times New Roman" w:cstheme="minorHAnsi"/>
-          <w:color w:val="D4D4D4"/>
-          <w:kern w:val="0"/>
-          <w:sz w:val="24"/>
-          <w:szCs w:val="24"/>
-          <w:lang w:eastAsia="es-MX"/>
-          <w14:ligatures w14:val="none"/>
-        </w:rPr>
-        <w:t>;</w:t>
-      </w:r>
-    </w:p>
-    <w:p>
-      <w:pPr>
-        <w:shd w:val="clear" w:color="auto" w:fill="1E1E1E"/>
-        <w:spacing w:after="0" w:line="285" w:lineRule="atLeast"/>
-        <w:rPr>
-          <w:rFonts w:eastAsia="Times New Roman" w:cstheme="minorHAnsi"/>
-          <w:color w:val="D4D4D4"/>
-          <w:kern w:val="0"/>
-          <w:sz w:val="24"/>
-          <w:szCs w:val="24"/>
-          <w:lang w:eastAsia="es-MX"/>
-          <w14:ligatures w14:val="none"/>
-        </w:rPr>
-      </w:pPr>
-      <w:proofErr w:type="spellStart"/>
-      <w:r>
-        <w:rPr>
-          <w:rFonts w:eastAsia="Times New Roman" w:cstheme="minorHAnsi"/>
-          <w:color w:val="C586C0"/>
-          <w:kern w:val="0"/>
-          <w:sz w:val="24"/>
-          <w:szCs w:val="24"/>
-          <w:lang w:eastAsia="es-MX"/>
-          <w14:ligatures w14:val="none"/>
-        </w:rPr>
-        <w:t>import</w:t>
-      </w:r>
-      <w:proofErr w:type="spellEnd"/>
-      <w:r>
-        <w:rPr>
-          <w:rFonts w:eastAsia="Times New Roman" w:cstheme="minorHAnsi"/>
-          <w:color w:val="D4D4D4"/>
-          <w:kern w:val="0"/>
-          <w:sz w:val="24"/>
-          <w:szCs w:val="24"/>
-          <w:lang w:eastAsia="es-MX"/>
-          <w14:ligatures w14:val="none"/>
-        </w:rPr>
-        <w:t xml:space="preserve"> </w:t>
-      </w:r>
-      <w:proofErr w:type="spellStart"/>
-      <w:r>
-        <w:rPr>
-          <w:rFonts w:eastAsia="Times New Roman" w:cstheme="minorHAnsi"/>
-          <w:color w:val="9CDCFE"/>
-          <w:kern w:val="0"/>
-          <w:sz w:val="24"/>
-          <w:szCs w:val="24"/>
-          <w:lang w:eastAsia="es-MX"/>
-          <w14:ligatures w14:val="none"/>
-        </w:rPr>
-        <w:t>prettierRecommended</w:t>
-      </w:r>
-      <w:proofErr w:type="spellEnd"/>
-      <w:r>
-        <w:rPr>
-          <w:rFonts w:eastAsia="Times New Roman" w:cstheme="minorHAnsi"/>
-          <w:color w:val="D4D4D4"/>
-          <w:kern w:val="0"/>
-          <w:sz w:val="24"/>
-          <w:szCs w:val="24"/>
-          <w:lang w:eastAsia="es-MX"/>
-          <w14:ligatures w14:val="none"/>
-        </w:rPr>
-        <w:t xml:space="preserve"> </w:t>
-      </w:r>
-      <w:proofErr w:type="spellStart"/>
-      <w:r>
-        <w:rPr>
-          <w:rFonts w:eastAsia="Times New Roman" w:cstheme="minorHAnsi"/>
-          <w:color w:val="C586C0"/>
-          <w:kern w:val="0"/>
-          <w:sz w:val="24"/>
-          <w:szCs w:val="24"/>
-          <w:lang w:eastAsia="es-MX"/>
-          <w14:ligatures w14:val="none"/>
-        </w:rPr>
-        <w:t>from</w:t>
-      </w:r>
-      <w:proofErr w:type="spellEnd"/>
-      <w:r>
-        <w:rPr>
-          <w:rFonts w:eastAsia="Times New Roman" w:cstheme="minorHAnsi"/>
-          <w:color w:val="D4D4D4"/>
-          <w:kern w:val="0"/>
-          <w:sz w:val="24"/>
-          <w:szCs w:val="24"/>
-          <w:lang w:eastAsia="es-MX"/>
-          <w14:ligatures w14:val="none"/>
-        </w:rPr>
-        <w:t xml:space="preserve"> </w:t>
-      </w:r>
-      <w:r>
-        <w:rPr>
-          <w:rFonts w:eastAsia="Times New Roman" w:cstheme="minorHAnsi"/>
-          <w:color w:val="CE9178"/>
-          <w:kern w:val="0"/>
-          <w:sz w:val="24"/>
-          <w:szCs w:val="24"/>
-          <w:lang w:eastAsia="es-MX"/>
-          <w14:ligatures w14:val="none"/>
-        </w:rPr>
-        <w:t>"</w:t>
-      </w:r>
-      <w:proofErr w:type="spellStart"/>
-      <w:r>
-        <w:rPr>
-          <w:rFonts w:eastAsia="Times New Roman" w:cstheme="minorHAnsi"/>
-          <w:color w:val="CE9178"/>
-          <w:kern w:val="0"/>
-          <w:sz w:val="24"/>
-          <w:szCs w:val="24"/>
-          <w:lang w:eastAsia="es-MX"/>
-          <w14:ligatures w14:val="none"/>
-        </w:rPr>
-        <w:t>eslint</w:t>
-      </w:r>
-      <w:proofErr w:type="spellEnd"/>
-      <w:r>
-        <w:rPr>
-          <w:rFonts w:eastAsia="Times New Roman" w:cstheme="minorHAnsi"/>
-          <w:color w:val="CE9178"/>
-          <w:kern w:val="0"/>
-          <w:sz w:val="24"/>
-          <w:szCs w:val="24"/>
-          <w:lang w:eastAsia="es-MX"/>
-          <w14:ligatures w14:val="none"/>
-        </w:rPr>
-        <w:t>-plugin-</w:t>
-      </w:r>
-      <w:proofErr w:type="spellStart"/>
-      <w:r>
-        <w:rPr>
-          <w:rFonts w:eastAsia="Times New Roman" w:cstheme="minorHAnsi"/>
-          <w:color w:val="CE9178"/>
-          <w:kern w:val="0"/>
-          <w:sz w:val="24"/>
-          <w:szCs w:val="24"/>
-          <w:lang w:eastAsia="es-MX"/>
-          <w14:ligatures w14:val="none"/>
-        </w:rPr>
-        <w:t>prettier</w:t>
-      </w:r>
-      <w:proofErr w:type="spellEnd"/>
-      <w:r>
-        <w:rPr>
-          <w:rFonts w:eastAsia="Times New Roman" w:cstheme="minorHAnsi"/>
-          <w:color w:val="CE9178"/>
-          <w:kern w:val="0"/>
-          <w:sz w:val="24"/>
-          <w:szCs w:val="24"/>
-          <w:lang w:eastAsia="es-MX"/>
-          <w14:ligatures w14:val="none"/>
-        </w:rPr>
-        <w:t>/</w:t>
-      </w:r>
-      <w:proofErr w:type="spellStart"/>
-      <w:r>
-        <w:rPr>
-          <w:rFonts w:eastAsia="Times New Roman" w:cstheme="minorHAnsi"/>
-          <w:color w:val="CE9178"/>
-          <w:kern w:val="0"/>
-          <w:sz w:val="24"/>
-          <w:szCs w:val="24"/>
-          <w:lang w:eastAsia="es-MX"/>
-          <w14:ligatures w14:val="none"/>
-        </w:rPr>
-        <w:t>recommended</w:t>
-      </w:r>
-      <w:proofErr w:type="spellEnd"/>
-      <w:r>
-        <w:rPr>
-          <w:rFonts w:eastAsia="Times New Roman" w:cstheme="minorHAnsi"/>
-          <w:color w:val="CE9178"/>
-          <w:kern w:val="0"/>
-          <w:sz w:val="24"/>
-          <w:szCs w:val="24"/>
-          <w:lang w:eastAsia="es-MX"/>
-          <w14:ligatures w14:val="none"/>
-        </w:rPr>
-        <w:t>"</w:t>
-      </w:r>
-      <w:r>
-        <w:rPr>
-          <w:rFonts w:eastAsia="Times New Roman" w:cstheme="minorHAnsi"/>
-          <w:color w:val="D4D4D4"/>
-          <w:kern w:val="0"/>
-          <w:sz w:val="24"/>
-          <w:szCs w:val="24"/>
-          <w:lang w:eastAsia="es-MX"/>
-          <w14:ligatures w14:val="none"/>
-        </w:rPr>
-        <w:t>;</w:t>
-      </w:r>
-    </w:p>
-    <w:p>
-      <w:pPr>
-        <w:shd w:val="clear" w:color="auto" w:fill="1E1E1E"/>
-        <w:spacing w:after="0" w:line="285" w:lineRule="atLeast"/>
-        <w:rPr>
-          <w:rFonts w:eastAsia="Times New Roman" w:cstheme="minorHAnsi"/>
-          <w:color w:val="D4D4D4"/>
-          <w:kern w:val="0"/>
-          <w:sz w:val="24"/>
-          <w:szCs w:val="24"/>
-          <w:lang w:eastAsia="es-MX"/>
-          <w14:ligatures w14:val="none"/>
-        </w:rPr>
-      </w:pPr>
-      <w:proofErr w:type="spellStart"/>
-      <w:r>
-        <w:rPr>
-          <w:rFonts w:eastAsia="Times New Roman" w:cstheme="minorHAnsi"/>
-          <w:color w:val="C586C0"/>
-          <w:kern w:val="0"/>
-          <w:sz w:val="24"/>
-          <w:szCs w:val="24"/>
-          <w:lang w:eastAsia="es-MX"/>
-          <w14:ligatures w14:val="none"/>
-        </w:rPr>
-        <w:t>import</w:t>
-      </w:r>
-      <w:proofErr w:type="spellEnd"/>
-      <w:r>
-        <w:rPr>
-          <w:rFonts w:eastAsia="Times New Roman" w:cstheme="minorHAnsi"/>
-          <w:color w:val="D4D4D4"/>
-          <w:kern w:val="0"/>
-          <w:sz w:val="24"/>
-          <w:szCs w:val="24"/>
-          <w:lang w:eastAsia="es-MX"/>
-          <w14:ligatures w14:val="none"/>
-        </w:rPr>
-        <w:t xml:space="preserve"> </w:t>
-      </w:r>
-      <w:proofErr w:type="spellStart"/>
-      <w:r>
-        <w:rPr>
-          <w:rFonts w:eastAsia="Times New Roman" w:cstheme="minorHAnsi"/>
-          <w:color w:val="9CDCFE"/>
-          <w:kern w:val="0"/>
-          <w:sz w:val="24"/>
-          <w:szCs w:val="24"/>
-          <w:lang w:eastAsia="es-MX"/>
-          <w14:ligatures w14:val="none"/>
-        </w:rPr>
-        <w:t>globals</w:t>
-      </w:r>
-      <w:proofErr w:type="spellEnd"/>
-      <w:r>
-        <w:rPr>
-          <w:rFonts w:eastAsia="Times New Roman" w:cstheme="minorHAnsi"/>
-          <w:color w:val="D4D4D4"/>
-          <w:kern w:val="0"/>
-          <w:sz w:val="24"/>
-          <w:szCs w:val="24"/>
-          <w:lang w:eastAsia="es-MX"/>
-          <w14:ligatures w14:val="none"/>
-        </w:rPr>
-        <w:t xml:space="preserve"> </w:t>
-      </w:r>
-      <w:proofErr w:type="spellStart"/>
-      <w:r>
-        <w:rPr>
-          <w:rFonts w:eastAsia="Times New Roman" w:cstheme="minorHAnsi"/>
-          <w:color w:val="C586C0"/>
-          <w:kern w:val="0"/>
-          <w:sz w:val="24"/>
-          <w:szCs w:val="24"/>
-          <w:lang w:eastAsia="es-MX"/>
-          <w14:ligatures w14:val="none"/>
-        </w:rPr>
-        <w:t>from</w:t>
-      </w:r>
-      <w:proofErr w:type="spellEnd"/>
-      <w:r>
-        <w:rPr>
-          <w:rFonts w:eastAsia="Times New Roman" w:cstheme="minorHAnsi"/>
-          <w:color w:val="D4D4D4"/>
-          <w:kern w:val="0"/>
-          <w:sz w:val="24"/>
-          <w:szCs w:val="24"/>
-          <w:lang w:eastAsia="es-MX"/>
-          <w14:ligatures w14:val="none"/>
-        </w:rPr>
-        <w:t xml:space="preserve"> </w:t>
-      </w:r>
-      <w:r>
-        <w:rPr>
-          <w:rFonts w:eastAsia="Times New Roman" w:cstheme="minorHAnsi"/>
-          <w:color w:val="CE9178"/>
-          <w:kern w:val="0"/>
-          <w:sz w:val="24"/>
-          <w:szCs w:val="24"/>
-          <w:lang w:eastAsia="es-MX"/>
-          <w14:ligatures w14:val="none"/>
-        </w:rPr>
-        <w:t>"</w:t>
-      </w:r>
-      <w:proofErr w:type="spellStart"/>
-      <w:r>
-        <w:rPr>
-          <w:rFonts w:eastAsia="Times New Roman" w:cstheme="minorHAnsi"/>
-          <w:color w:val="CE9178"/>
-          <w:kern w:val="0"/>
-          <w:sz w:val="24"/>
-          <w:szCs w:val="24"/>
-          <w:lang w:eastAsia="es-MX"/>
-          <w14:ligatures w14:val="none"/>
-        </w:rPr>
-        <w:t>globals</w:t>
-      </w:r>
-      <w:proofErr w:type="spellEnd"/>
-      <w:r>
-        <w:rPr>
-          <w:rFonts w:eastAsia="Times New Roman" w:cstheme="minorHAnsi"/>
-          <w:color w:val="CE9178"/>
-          <w:kern w:val="0"/>
-          <w:sz w:val="24"/>
-          <w:szCs w:val="24"/>
-          <w:lang w:eastAsia="es-MX"/>
-          <w14:ligatures w14:val="none"/>
-        </w:rPr>
-        <w:t>"</w:t>
-      </w:r>
-      <w:r>
-        <w:rPr>
-          <w:rFonts w:eastAsia="Times New Roman" w:cstheme="minorHAnsi"/>
-          <w:color w:val="D4D4D4"/>
-          <w:kern w:val="0"/>
-          <w:sz w:val="24"/>
-          <w:szCs w:val="24"/>
-          <w:lang w:eastAsia="es-MX"/>
-          <w14:ligatures w14:val="none"/>
-        </w:rPr>
-        <w:t>;</w:t>
-      </w:r>
-    </w:p>
-    <w:p>
-      <w:pPr>
-        <w:shd w:val="clear" w:color="auto" w:fill="1E1E1E"/>
-        <w:spacing w:after="0" w:line="285" w:lineRule="atLeast"/>
-        <w:rPr>
-          <w:rFonts w:eastAsia="Times New Roman" w:cstheme="minorHAnsi"/>
-          <w:color w:val="D4D4D4"/>
-          <w:kern w:val="0"/>
-          <w:sz w:val="24"/>
-          <w:szCs w:val="24"/>
-          <w:lang w:eastAsia="es-MX"/>
-          <w14:ligatures w14:val="none"/>
-        </w:rPr>
-      </w:pPr>
-    </w:p>
-    <w:p>
-      <w:pPr>
-        <w:shd w:val="clear" w:color="auto" w:fill="1E1E1E"/>
-        <w:spacing w:after="0" w:line="285" w:lineRule="atLeast"/>
-        <w:rPr>
-          <w:rFonts w:eastAsia="Times New Roman" w:cstheme="minorHAnsi"/>
-          <w:color w:val="D4D4D4"/>
-          <w:kern w:val="0"/>
-          <w:sz w:val="24"/>
-          <w:szCs w:val="24"/>
-          <w:lang w:eastAsia="es-MX"/>
-          <w14:ligatures w14:val="none"/>
-        </w:rPr>
-      </w:pPr>
-      <w:proofErr w:type="spellStart"/>
-      <w:r>
-        <w:rPr>
-          <w:rFonts w:eastAsia="Times New Roman" w:cstheme="minorHAnsi"/>
-          <w:color w:val="C586C0"/>
-          <w:kern w:val="0"/>
-          <w:sz w:val="24"/>
-          <w:szCs w:val="24"/>
-          <w:lang w:eastAsia="es-MX"/>
-          <w14:ligatures w14:val="none"/>
-        </w:rPr>
-        <w:t>export</w:t>
-      </w:r>
-      <w:proofErr w:type="spellEnd"/>
-      <w:r>
-        <w:rPr>
-          <w:rFonts w:eastAsia="Times New Roman" w:cstheme="minorHAnsi"/>
-          <w:color w:val="D4D4D4"/>
-          <w:kern w:val="0"/>
-          <w:sz w:val="24"/>
-          <w:szCs w:val="24"/>
-          <w:lang w:eastAsia="es-MX"/>
-          <w14:ligatures w14:val="none"/>
-        </w:rPr>
-        <w:t xml:space="preserve"> </w:t>
-      </w:r>
-      <w:r>
-        <w:rPr>
-          <w:rFonts w:eastAsia="Times New Roman" w:cstheme="minorHAnsi"/>
-          <w:color w:val="C586C0"/>
-          <w:kern w:val="0"/>
-          <w:sz w:val="24"/>
-          <w:szCs w:val="24"/>
-          <w:lang w:eastAsia="es-MX"/>
-          <w14:ligatures w14:val="none"/>
-        </w:rPr>
-        <w:t>default</w:t>
-      </w:r>
-      <w:r>
-        <w:rPr>
-          <w:rFonts w:eastAsia="Times New Roman" w:cstheme="minorHAnsi"/>
-          <w:color w:val="D4D4D4"/>
-          <w:kern w:val="0"/>
-          <w:sz w:val="24"/>
-          <w:szCs w:val="24"/>
-          <w:lang w:eastAsia="es-MX"/>
-          <w14:ligatures w14:val="none"/>
-        </w:rPr>
-        <w:t xml:space="preserve"> [</w:t>
-      </w:r>
-    </w:p>
-    <w:p>
-      <w:pPr>
-        <w:shd w:val="clear" w:color="auto" w:fill="1E1E1E"/>
-        <w:spacing w:after="0" w:line="285" w:lineRule="atLeast"/>
-        <w:rPr>
-          <w:rFonts w:eastAsia="Times New Roman" w:cstheme="minorHAnsi"/>
-          <w:color w:val="D4D4D4"/>
-          <w:kern w:val="0"/>
-          <w:sz w:val="24"/>
-          <w:szCs w:val="24"/>
-          <w:lang w:eastAsia="es-MX"/>
-          <w14:ligatures w14:val="none"/>
-        </w:rPr>
-      </w:pPr>
-      <w:r>
-        <w:rPr>
-          <w:rFonts w:eastAsia="Times New Roman" w:cstheme="minorHAnsi"/>
-          <w:color w:val="D4D4D4"/>
-          <w:kern w:val="0"/>
-          <w:sz w:val="24"/>
-          <w:szCs w:val="24"/>
-          <w:lang w:eastAsia="es-MX"/>
-          <w14:ligatures w14:val="none"/>
-        </w:rPr>
-        <w:t xml:space="preserve">  </w:t>
-      </w:r>
-      <w:proofErr w:type="spellStart"/>
-      <w:proofErr w:type="gramStart"/>
-      <w:r>
-        <w:rPr>
-          <w:rFonts w:eastAsia="Times New Roman" w:cstheme="minorHAnsi"/>
-          <w:color w:val="4FC1FF"/>
-          <w:kern w:val="0"/>
-          <w:sz w:val="24"/>
-          <w:szCs w:val="24"/>
-          <w:lang w:eastAsia="es-MX"/>
-          <w14:ligatures w14:val="none"/>
-        </w:rPr>
-        <w:t>js</w:t>
-      </w:r>
-      <w:r>
-        <w:rPr>
-          <w:rFonts w:eastAsia="Times New Roman" w:cstheme="minorHAnsi"/>
-          <w:color w:val="D4D4D4"/>
-          <w:kern w:val="0"/>
-          <w:sz w:val="24"/>
-          <w:szCs w:val="24"/>
-          <w:lang w:eastAsia="es-MX"/>
-          <w14:ligatures w14:val="none"/>
-        </w:rPr>
-        <w:t>.</w:t>
-      </w:r>
-      <w:r>
-        <w:rPr>
-          <w:rFonts w:eastAsia="Times New Roman" w:cstheme="minorHAnsi"/>
-          <w:color w:val="4FC1FF"/>
-          <w:kern w:val="0"/>
-          <w:sz w:val="24"/>
-          <w:szCs w:val="24"/>
-          <w:lang w:eastAsia="es-MX"/>
-          <w14:ligatures w14:val="none"/>
-        </w:rPr>
-        <w:t>configs</w:t>
-      </w:r>
-      <w:proofErr w:type="gramEnd"/>
-      <w:r>
-        <w:rPr>
-          <w:rFonts w:eastAsia="Times New Roman" w:cstheme="minorHAnsi"/>
-          <w:color w:val="D4D4D4"/>
-          <w:kern w:val="0"/>
-          <w:sz w:val="24"/>
-          <w:szCs w:val="24"/>
-          <w:lang w:eastAsia="es-MX"/>
-          <w14:ligatures w14:val="none"/>
-        </w:rPr>
-        <w:t>.</w:t>
-      </w:r>
-      <w:r>
-        <w:rPr>
-          <w:rFonts w:eastAsia="Times New Roman" w:cstheme="minorHAnsi"/>
-          <w:color w:val="4FC1FF"/>
-          <w:kern w:val="0"/>
-          <w:sz w:val="24"/>
-          <w:szCs w:val="24"/>
-          <w:lang w:eastAsia="es-MX"/>
-          <w14:ligatures w14:val="none"/>
-        </w:rPr>
-        <w:t>recommended</w:t>
-      </w:r>
-      <w:proofErr w:type="spellEnd"/>
-      <w:r>
-        <w:rPr>
-          <w:rFonts w:eastAsia="Times New Roman" w:cstheme="minorHAnsi"/>
-          <w:color w:val="D4D4D4"/>
-          <w:kern w:val="0"/>
-          <w:sz w:val="24"/>
-          <w:szCs w:val="24"/>
-          <w:lang w:eastAsia="es-MX"/>
-          <w14:ligatures w14:val="none"/>
-        </w:rPr>
-        <w:t>,</w:t>
-      </w:r>
-    </w:p>
-    <w:p>
-      <w:pPr>
-        <w:shd w:val="clear" w:color="auto" w:fill="1E1E1E"/>
-        <w:spacing w:after="0" w:line="285" w:lineRule="atLeast"/>
-        <w:rPr>
-          <w:rFonts w:eastAsia="Times New Roman" w:cstheme="minorHAnsi"/>
-          <w:color w:val="D4D4D4"/>
-          <w:kern w:val="0"/>
-          <w:sz w:val="24"/>
-          <w:szCs w:val="24"/>
-          <w:lang w:eastAsia="es-MX"/>
-          <w14:ligatures w14:val="none"/>
-        </w:rPr>
-      </w:pPr>
-      <w:r>
-        <w:rPr>
-          <w:rFonts w:eastAsia="Times New Roman" w:cstheme="minorHAnsi"/>
-          <w:color w:val="D4D4D4"/>
-          <w:kern w:val="0"/>
-          <w:sz w:val="24"/>
-          <w:szCs w:val="24"/>
-          <w:lang w:eastAsia="es-MX"/>
-          <w14:ligatures w14:val="none"/>
-        </w:rPr>
-        <w:t xml:space="preserve">  </w:t>
-      </w:r>
-      <w:proofErr w:type="spellStart"/>
-      <w:r>
-        <w:rPr>
-          <w:rFonts w:eastAsia="Times New Roman" w:cstheme="minorHAnsi"/>
-          <w:color w:val="4FC1FF"/>
-          <w:kern w:val="0"/>
-          <w:sz w:val="24"/>
-          <w:szCs w:val="24"/>
-          <w:lang w:eastAsia="es-MX"/>
-          <w14:ligatures w14:val="none"/>
-        </w:rPr>
-        <w:t>prettierRecommended</w:t>
-      </w:r>
-      <w:proofErr w:type="spellEnd"/>
-      <w:r>
-        <w:rPr>
-          <w:rFonts w:eastAsia="Times New Roman" w:cstheme="minorHAnsi"/>
-          <w:color w:val="D4D4D4"/>
-          <w:kern w:val="0"/>
-          <w:sz w:val="24"/>
-          <w:szCs w:val="24"/>
-          <w:lang w:eastAsia="es-MX"/>
-          <w14:ligatures w14:val="none"/>
-        </w:rPr>
-        <w:t>,</w:t>
-      </w:r>
-    </w:p>
-    <w:p>
-      <w:pPr>
-        <w:shd w:val="clear" w:color="auto" w:fill="1E1E1E"/>
-        <w:spacing w:after="0" w:line="285" w:lineRule="atLeast"/>
-        <w:rPr>
-          <w:rFonts w:eastAsia="Times New Roman" w:cstheme="minorHAnsi"/>
-          <w:color w:val="D4D4D4"/>
-          <w:kern w:val="0"/>
-          <w:sz w:val="24"/>
-          <w:szCs w:val="24"/>
-          <w:lang w:eastAsia="es-MX"/>
-          <w14:ligatures w14:val="none"/>
-        </w:rPr>
-      </w:pPr>
-      <w:r>
-        <w:rPr>
-          <w:rFonts w:eastAsia="Times New Roman" w:cstheme="minorHAnsi"/>
-          <w:color w:val="D4D4D4"/>
-          <w:kern w:val="0"/>
-          <w:sz w:val="24"/>
-          <w:szCs w:val="24"/>
-          <w:lang w:eastAsia="es-MX"/>
-          <w14:ligatures w14:val="none"/>
-        </w:rPr>
-        <w:t>  {</w:t>
-      </w:r>
-    </w:p>
-    <w:p>
-      <w:pPr>
-        <w:shd w:val="clear" w:color="auto" w:fill="1E1E1E"/>
-        <w:spacing w:after="0" w:line="285" w:lineRule="atLeast"/>
-        <w:rPr>
-          <w:rFonts w:eastAsia="Times New Roman" w:cstheme="minorHAnsi"/>
-          <w:color w:val="D4D4D4"/>
-          <w:kern w:val="0"/>
-          <w:sz w:val="24"/>
-          <w:szCs w:val="24"/>
-          <w:lang w:eastAsia="es-MX"/>
-          <w14:ligatures w14:val="none"/>
-        </w:rPr>
-      </w:pPr>
-      <w:r>
-        <w:rPr>
-          <w:rFonts w:eastAsia="Times New Roman" w:cstheme="minorHAnsi"/>
-          <w:color w:val="D4D4D4"/>
-          <w:kern w:val="0"/>
-          <w:sz w:val="24"/>
-          <w:szCs w:val="24"/>
-          <w:lang w:eastAsia="es-MX"/>
-          <w14:ligatures w14:val="none"/>
-        </w:rPr>
-        <w:t xml:space="preserve">    </w:t>
-      </w:r>
-      <w:proofErr w:type="spellStart"/>
-      <w:r>
-        <w:rPr>
-          <w:rFonts w:eastAsia="Times New Roman" w:cstheme="minorHAnsi"/>
-          <w:color w:val="9CDCFE"/>
-          <w:kern w:val="0"/>
-          <w:sz w:val="24"/>
-          <w:szCs w:val="24"/>
-          <w:lang w:eastAsia="es-MX"/>
-          <w14:ligatures w14:val="none"/>
-        </w:rPr>
-        <w:t>languageOptions</w:t>
-      </w:r>
-      <w:proofErr w:type="spellEnd"/>
-      <w:r>
-        <w:rPr>
-          <w:rFonts w:eastAsia="Times New Roman" w:cstheme="minorHAnsi"/>
-          <w:color w:val="9CDCFE"/>
-          <w:kern w:val="0"/>
-          <w:sz w:val="24"/>
-          <w:szCs w:val="24"/>
-          <w:lang w:eastAsia="es-MX"/>
-          <w14:ligatures w14:val="none"/>
-        </w:rPr>
-        <w:t>:</w:t>
-      </w:r>
-      <w:r>
-        <w:rPr>
-          <w:rFonts w:eastAsia="Times New Roman" w:cstheme="minorHAnsi"/>
-          <w:color w:val="D4D4D4"/>
-          <w:kern w:val="0"/>
-          <w:sz w:val="24"/>
-          <w:szCs w:val="24"/>
-          <w:lang w:eastAsia="es-MX"/>
-          <w14:ligatures w14:val="none"/>
-        </w:rPr>
-        <w:t xml:space="preserve"> {</w:t>
-      </w:r>
-    </w:p>
-    <w:p>
-      <w:pPr>
-        <w:shd w:val="clear" w:color="auto" w:fill="1E1E1E"/>
-        <w:spacing w:after="0" w:line="285" w:lineRule="atLeast"/>
-        <w:rPr>
-          <w:rFonts w:eastAsia="Times New Roman" w:cstheme="minorHAnsi"/>
-          <w:color w:val="D4D4D4"/>
-          <w:kern w:val="0"/>
-          <w:sz w:val="24"/>
-          <w:szCs w:val="24"/>
-          <w:lang w:eastAsia="es-MX"/>
-          <w14:ligatures w14:val="none"/>
-        </w:rPr>
-      </w:pPr>
-      <w:r>
-        <w:rPr>
-          <w:rFonts w:eastAsia="Times New Roman" w:cstheme="minorHAnsi"/>
-          <w:color w:val="D4D4D4"/>
-          <w:kern w:val="0"/>
-          <w:sz w:val="24"/>
-          <w:szCs w:val="24"/>
-          <w:lang w:eastAsia="es-MX"/>
-          <w14:ligatures w14:val="none"/>
-        </w:rPr>
-        <w:t xml:space="preserve">      </w:t>
-      </w:r>
-      <w:proofErr w:type="spellStart"/>
-      <w:r>
-        <w:rPr>
-          <w:rFonts w:eastAsia="Times New Roman" w:cstheme="minorHAnsi"/>
-          <w:color w:val="9CDCFE"/>
-          <w:kern w:val="0"/>
-          <w:sz w:val="24"/>
-          <w:szCs w:val="24"/>
-          <w:lang w:eastAsia="es-MX"/>
-          <w14:ligatures w14:val="none"/>
-        </w:rPr>
-        <w:t>ecmaVersion</w:t>
-      </w:r>
-      <w:proofErr w:type="spellEnd"/>
-      <w:r>
-        <w:rPr>
-          <w:rFonts w:eastAsia="Times New Roman" w:cstheme="minorHAnsi"/>
-          <w:color w:val="9CDCFE"/>
-          <w:kern w:val="0"/>
-          <w:sz w:val="24"/>
-          <w:szCs w:val="24"/>
-          <w:lang w:eastAsia="es-MX"/>
-          <w14:ligatures w14:val="none"/>
-        </w:rPr>
-        <w:t>:</w:t>
-      </w:r>
-      <w:r>
-        <w:rPr>
-          <w:rFonts w:eastAsia="Times New Roman" w:cstheme="minorHAnsi"/>
-          <w:color w:val="D4D4D4"/>
-          <w:kern w:val="0"/>
-          <w:sz w:val="24"/>
-          <w:szCs w:val="24"/>
-          <w:lang w:eastAsia="es-MX"/>
-          <w14:ligatures w14:val="none"/>
-        </w:rPr>
-        <w:t xml:space="preserve"> </w:t>
-      </w:r>
-      <w:r>
-        <w:rPr>
-          <w:rFonts w:eastAsia="Times New Roman" w:cstheme="minorHAnsi"/>
-          <w:color w:val="CE9178"/>
-          <w:kern w:val="0"/>
-          <w:sz w:val="24"/>
-          <w:szCs w:val="24"/>
-          <w:lang w:eastAsia="es-MX"/>
-          <w14:ligatures w14:val="none"/>
-        </w:rPr>
-        <w:t>"</w:t>
-      </w:r>
-      <w:proofErr w:type="spellStart"/>
-      <w:r>
-        <w:rPr>
-          <w:rFonts w:eastAsia="Times New Roman" w:cstheme="minorHAnsi"/>
-          <w:color w:val="CE9178"/>
-          <w:kern w:val="0"/>
-          <w:sz w:val="24"/>
-          <w:szCs w:val="24"/>
-          <w:lang w:eastAsia="es-MX"/>
-          <w14:ligatures w14:val="none"/>
-        </w:rPr>
-        <w:t>latest</w:t>
-      </w:r>
-      <w:proofErr w:type="spellEnd"/>
-      <w:r>
-        <w:rPr>
-          <w:rFonts w:eastAsia="Times New Roman" w:cstheme="minorHAnsi"/>
-          <w:color w:val="CE9178"/>
-          <w:kern w:val="0"/>
-          <w:sz w:val="24"/>
-          <w:szCs w:val="24"/>
-          <w:lang w:eastAsia="es-MX"/>
-          <w14:ligatures w14:val="none"/>
-        </w:rPr>
-        <w:t>"</w:t>
-      </w:r>
-      <w:r>
-        <w:rPr>
-          <w:rFonts w:eastAsia="Times New Roman" w:cstheme="minorHAnsi"/>
-          <w:color w:val="D4D4D4"/>
-          <w:kern w:val="0"/>
-          <w:sz w:val="24"/>
-          <w:szCs w:val="24"/>
-          <w:lang w:eastAsia="es-MX"/>
-          <w14:ligatures w14:val="none"/>
-        </w:rPr>
-        <w:t>,</w:t>
-      </w:r>
-    </w:p>
-    <w:p>
-      <w:pPr>
-        <w:shd w:val="clear" w:color="auto" w:fill="1E1E1E"/>
-        <w:spacing w:after="0" w:line="285" w:lineRule="atLeast"/>
-        <w:rPr>
-          <w:rFonts w:eastAsia="Times New Roman" w:cstheme="minorHAnsi"/>
-          <w:color w:val="D4D4D4"/>
-          <w:kern w:val="0"/>
-          <w:sz w:val="24"/>
-          <w:szCs w:val="24"/>
-          <w:lang w:eastAsia="es-MX"/>
-          <w14:ligatures w14:val="none"/>
-        </w:rPr>
-      </w:pPr>
-      <w:r>
-        <w:rPr>
-          <w:rFonts w:eastAsia="Times New Roman" w:cstheme="minorHAnsi"/>
-          <w:color w:val="D4D4D4"/>
-          <w:kern w:val="0"/>
-          <w:sz w:val="24"/>
-          <w:szCs w:val="24"/>
-          <w:lang w:eastAsia="es-MX"/>
-          <w14:ligatures w14:val="none"/>
-        </w:rPr>
-        <w:lastRenderedPageBreak/>
-        <w:t xml:space="preserve">      </w:t>
-      </w:r>
-      <w:proofErr w:type="spellStart"/>
-      <w:r>
-        <w:rPr>
-          <w:rFonts w:eastAsia="Times New Roman" w:cstheme="minorHAnsi"/>
-          <w:color w:val="9CDCFE"/>
-          <w:kern w:val="0"/>
-          <w:sz w:val="24"/>
-          <w:szCs w:val="24"/>
-          <w:lang w:eastAsia="es-MX"/>
-          <w14:ligatures w14:val="none"/>
-        </w:rPr>
-        <w:t>sourceType</w:t>
-      </w:r>
-      <w:proofErr w:type="spellEnd"/>
-      <w:r>
-        <w:rPr>
-          <w:rFonts w:eastAsia="Times New Roman" w:cstheme="minorHAnsi"/>
-          <w:color w:val="9CDCFE"/>
-          <w:kern w:val="0"/>
-          <w:sz w:val="24"/>
-          <w:szCs w:val="24"/>
-          <w:lang w:eastAsia="es-MX"/>
-          <w14:ligatures w14:val="none"/>
-        </w:rPr>
-        <w:t>:</w:t>
-      </w:r>
-      <w:r>
-        <w:rPr>
-          <w:rFonts w:eastAsia="Times New Roman" w:cstheme="minorHAnsi"/>
-          <w:color w:val="D4D4D4"/>
-          <w:kern w:val="0"/>
-          <w:sz w:val="24"/>
-          <w:szCs w:val="24"/>
-          <w:lang w:eastAsia="es-MX"/>
-          <w14:ligatures w14:val="none"/>
-        </w:rPr>
-        <w:t xml:space="preserve"> </w:t>
-      </w:r>
-      <w:r>
-        <w:rPr>
-          <w:rFonts w:eastAsia="Times New Roman" w:cstheme="minorHAnsi"/>
-          <w:color w:val="CE9178"/>
-          <w:kern w:val="0"/>
-          <w:sz w:val="24"/>
-          <w:szCs w:val="24"/>
-          <w:lang w:eastAsia="es-MX"/>
-          <w14:ligatures w14:val="none"/>
-        </w:rPr>
-        <w:t>"module"</w:t>
-      </w:r>
-      <w:r>
-        <w:rPr>
-          <w:rFonts w:eastAsia="Times New Roman" w:cstheme="minorHAnsi"/>
-          <w:color w:val="D4D4D4"/>
-          <w:kern w:val="0"/>
-          <w:sz w:val="24"/>
-          <w:szCs w:val="24"/>
-          <w:lang w:eastAsia="es-MX"/>
-          <w14:ligatures w14:val="none"/>
-        </w:rPr>
-        <w:t>,</w:t>
-      </w:r>
-    </w:p>
-    <w:p>
-      <w:pPr>
-        <w:shd w:val="clear" w:color="auto" w:fill="1E1E1E"/>
-        <w:spacing w:after="0" w:line="285" w:lineRule="atLeast"/>
-        <w:rPr>
-          <w:rFonts w:eastAsia="Times New Roman" w:cstheme="minorHAnsi"/>
-          <w:color w:val="D4D4D4"/>
-          <w:kern w:val="0"/>
-          <w:sz w:val="24"/>
-          <w:szCs w:val="24"/>
-          <w:lang w:eastAsia="es-MX"/>
-          <w14:ligatures w14:val="none"/>
-        </w:rPr>
-      </w:pPr>
-      <w:r>
-        <w:rPr>
-          <w:rFonts w:eastAsia="Times New Roman" w:cstheme="minorHAnsi"/>
-          <w:color w:val="D4D4D4"/>
-          <w:kern w:val="0"/>
-          <w:sz w:val="24"/>
-          <w:szCs w:val="24"/>
-          <w:lang w:eastAsia="es-MX"/>
-          <w14:ligatures w14:val="none"/>
-        </w:rPr>
-        <w:t xml:space="preserve">      </w:t>
-      </w:r>
-      <w:proofErr w:type="spellStart"/>
-      <w:r>
-        <w:rPr>
-          <w:rFonts w:eastAsia="Times New Roman" w:cstheme="minorHAnsi"/>
-          <w:color w:val="9CDCFE"/>
-          <w:kern w:val="0"/>
-          <w:sz w:val="24"/>
-          <w:szCs w:val="24"/>
-          <w:lang w:eastAsia="es-MX"/>
-          <w14:ligatures w14:val="none"/>
-        </w:rPr>
-        <w:t>globals</w:t>
-      </w:r>
-      <w:proofErr w:type="spellEnd"/>
-      <w:r>
-        <w:rPr>
-          <w:rFonts w:eastAsia="Times New Roman" w:cstheme="minorHAnsi"/>
-          <w:color w:val="9CDCFE"/>
-          <w:kern w:val="0"/>
-          <w:sz w:val="24"/>
-          <w:szCs w:val="24"/>
-          <w:lang w:eastAsia="es-MX"/>
-          <w14:ligatures w14:val="none"/>
-        </w:rPr>
-        <w:t>:</w:t>
-      </w:r>
-      <w:r>
-        <w:rPr>
-          <w:rFonts w:eastAsia="Times New Roman" w:cstheme="minorHAnsi"/>
-          <w:color w:val="D4D4D4"/>
-          <w:kern w:val="0"/>
-          <w:sz w:val="24"/>
-          <w:szCs w:val="24"/>
-          <w:lang w:eastAsia="es-MX"/>
-          <w14:ligatures w14:val="none"/>
-        </w:rPr>
-        <w:t xml:space="preserve"> {</w:t>
-      </w:r>
-    </w:p>
-    <w:p>
-      <w:pPr>
-        <w:shd w:val="clear" w:color="auto" w:fill="1E1E1E"/>
-        <w:spacing w:after="0" w:line="285" w:lineRule="atLeast"/>
-        <w:rPr>
-          <w:rFonts w:eastAsia="Times New Roman" w:cstheme="minorHAnsi"/>
-          <w:color w:val="D4D4D4"/>
-          <w:kern w:val="0"/>
-          <w:sz w:val="24"/>
-          <w:szCs w:val="24"/>
-          <w:lang w:eastAsia="es-MX"/>
-          <w14:ligatures w14:val="none"/>
-        </w:rPr>
-      </w:pPr>
-      <w:r>
-        <w:rPr>
-          <w:rFonts w:eastAsia="Times New Roman" w:cstheme="minorHAnsi"/>
-          <w:color w:val="D4D4D4"/>
-          <w:kern w:val="0"/>
-          <w:sz w:val="24"/>
-          <w:szCs w:val="24"/>
-          <w:lang w:eastAsia="es-MX"/>
-          <w14:ligatures w14:val="none"/>
-        </w:rPr>
-        <w:t>        ...</w:t>
-      </w:r>
-      <w:proofErr w:type="spellStart"/>
-      <w:proofErr w:type="gramStart"/>
-      <w:r>
-        <w:rPr>
-          <w:rFonts w:eastAsia="Times New Roman" w:cstheme="minorHAnsi"/>
-          <w:color w:val="4FC1FF"/>
-          <w:kern w:val="0"/>
-          <w:sz w:val="24"/>
-          <w:szCs w:val="24"/>
-          <w:lang w:eastAsia="es-MX"/>
-          <w14:ligatures w14:val="none"/>
-        </w:rPr>
-        <w:t>globals</w:t>
-      </w:r>
-      <w:r>
-        <w:rPr>
-          <w:rFonts w:eastAsia="Times New Roman" w:cstheme="minorHAnsi"/>
-          <w:color w:val="D4D4D4"/>
-          <w:kern w:val="0"/>
-          <w:sz w:val="24"/>
-          <w:szCs w:val="24"/>
-          <w:lang w:eastAsia="es-MX"/>
-          <w14:ligatures w14:val="none"/>
-        </w:rPr>
-        <w:t>.</w:t>
-      </w:r>
-      <w:r>
-        <w:rPr>
-          <w:rFonts w:eastAsia="Times New Roman" w:cstheme="minorHAnsi"/>
-          <w:color w:val="4FC1FF"/>
-          <w:kern w:val="0"/>
-          <w:sz w:val="24"/>
-          <w:szCs w:val="24"/>
-          <w:lang w:eastAsia="es-MX"/>
-          <w14:ligatures w14:val="none"/>
-        </w:rPr>
-        <w:t>node</w:t>
-      </w:r>
-      <w:proofErr w:type="spellEnd"/>
-      <w:proofErr w:type="gramEnd"/>
-      <w:r>
-        <w:rPr>
-          <w:rFonts w:eastAsia="Times New Roman" w:cstheme="minorHAnsi"/>
-          <w:color w:val="D4D4D4"/>
-          <w:kern w:val="0"/>
-          <w:sz w:val="24"/>
-          <w:szCs w:val="24"/>
-          <w:lang w:eastAsia="es-MX"/>
-          <w14:ligatures w14:val="none"/>
-        </w:rPr>
-        <w:t xml:space="preserve">, </w:t>
-      </w:r>
-      <w:r>
-        <w:rPr>
-          <w:rFonts w:eastAsia="Times New Roman" w:cstheme="minorHAnsi"/>
-          <w:color w:val="6A9955"/>
-          <w:kern w:val="0"/>
-          <w:sz w:val="24"/>
-          <w:szCs w:val="24"/>
-          <w:lang w:eastAsia="es-MX"/>
-          <w14:ligatures w14:val="none"/>
-        </w:rPr>
-        <w:t>// Define '</w:t>
-      </w:r>
-      <w:proofErr w:type="spellStart"/>
-      <w:r>
-        <w:rPr>
-          <w:rFonts w:eastAsia="Times New Roman" w:cstheme="minorHAnsi"/>
-          <w:color w:val="6A9955"/>
-          <w:kern w:val="0"/>
-          <w:sz w:val="24"/>
-          <w:szCs w:val="24"/>
-          <w:lang w:eastAsia="es-MX"/>
-          <w14:ligatures w14:val="none"/>
-        </w:rPr>
-        <w:t>process</w:t>
-      </w:r>
-      <w:proofErr w:type="spellEnd"/>
-      <w:r>
-        <w:rPr>
-          <w:rFonts w:eastAsia="Times New Roman" w:cstheme="minorHAnsi"/>
-          <w:color w:val="6A9955"/>
-          <w:kern w:val="0"/>
-          <w:sz w:val="24"/>
-          <w:szCs w:val="24"/>
-          <w:lang w:eastAsia="es-MX"/>
-          <w14:ligatures w14:val="none"/>
-        </w:rPr>
-        <w:t>', '__</w:t>
-      </w:r>
-      <w:proofErr w:type="spellStart"/>
-      <w:r>
-        <w:rPr>
-          <w:rFonts w:eastAsia="Times New Roman" w:cstheme="minorHAnsi"/>
-          <w:color w:val="6A9955"/>
-          <w:kern w:val="0"/>
-          <w:sz w:val="24"/>
-          <w:szCs w:val="24"/>
-          <w:lang w:eastAsia="es-MX"/>
-          <w14:ligatures w14:val="none"/>
-        </w:rPr>
-        <w:t>dirname</w:t>
-      </w:r>
-      <w:proofErr w:type="spellEnd"/>
-      <w:r>
-        <w:rPr>
-          <w:rFonts w:eastAsia="Times New Roman" w:cstheme="minorHAnsi"/>
-          <w:color w:val="6A9955"/>
-          <w:kern w:val="0"/>
-          <w:sz w:val="24"/>
-          <w:szCs w:val="24"/>
-          <w:lang w:eastAsia="es-MX"/>
-          <w14:ligatures w14:val="none"/>
-        </w:rPr>
-        <w:t>', etc.</w:t>
-      </w:r>
-    </w:p>
-    <w:p>
-      <w:pPr>
-        <w:shd w:val="clear" w:color="auto" w:fill="1E1E1E"/>
-        <w:spacing w:after="0" w:line="285" w:lineRule="atLeast"/>
-        <w:rPr>
-          <w:rFonts w:eastAsia="Times New Roman" w:cstheme="minorHAnsi"/>
-          <w:color w:val="D4D4D4"/>
-          <w:kern w:val="0"/>
-          <w:sz w:val="24"/>
-          <w:szCs w:val="24"/>
-          <w:lang w:eastAsia="es-MX"/>
-          <w14:ligatures w14:val="none"/>
-        </w:rPr>
-      </w:pPr>
-      <w:r>
-        <w:rPr>
-          <w:rFonts w:eastAsia="Times New Roman" w:cstheme="minorHAnsi"/>
-          <w:color w:val="D4D4D4"/>
-          <w:kern w:val="0"/>
-          <w:sz w:val="24"/>
-          <w:szCs w:val="24"/>
-          <w:lang w:eastAsia="es-MX"/>
-          <w14:ligatures w14:val="none"/>
-        </w:rPr>
-        <w:t>      },</w:t>
-      </w:r>
-    </w:p>
-    <w:p>
-      <w:pPr>
-        <w:shd w:val="clear" w:color="auto" w:fill="1E1E1E"/>
-        <w:spacing w:after="0" w:line="285" w:lineRule="atLeast"/>
-        <w:rPr>
-          <w:rFonts w:eastAsia="Times New Roman" w:cstheme="minorHAnsi"/>
-          <w:color w:val="D4D4D4"/>
-          <w:kern w:val="0"/>
-          <w:sz w:val="24"/>
-          <w:szCs w:val="24"/>
-          <w:lang w:eastAsia="es-MX"/>
-          <w14:ligatures w14:val="none"/>
-        </w:rPr>
-      </w:pPr>
-      <w:r>
-        <w:rPr>
-          <w:rFonts w:eastAsia="Times New Roman" w:cstheme="minorHAnsi"/>
-          <w:color w:val="D4D4D4"/>
-          <w:kern w:val="0"/>
-          <w:sz w:val="24"/>
-          <w:szCs w:val="24"/>
-          <w:lang w:eastAsia="es-MX"/>
-          <w14:ligatures w14:val="none"/>
-        </w:rPr>
-        <w:t>    },</w:t>
-      </w:r>
-    </w:p>
-    <w:p>
-      <w:pPr>
-        <w:shd w:val="clear" w:color="auto" w:fill="1E1E1E"/>
-        <w:spacing w:after="0" w:line="285" w:lineRule="atLeast"/>
-        <w:rPr>
-          <w:rFonts w:eastAsia="Times New Roman" w:cstheme="minorHAnsi"/>
-          <w:color w:val="D4D4D4"/>
-          <w:kern w:val="0"/>
-          <w:sz w:val="24"/>
-          <w:szCs w:val="24"/>
-          <w:lang w:eastAsia="es-MX"/>
-          <w14:ligatures w14:val="none"/>
-        </w:rPr>
-      </w:pPr>
-      <w:r>
-        <w:rPr>
-          <w:rFonts w:eastAsia="Times New Roman" w:cstheme="minorHAnsi"/>
-          <w:color w:val="D4D4D4"/>
-          <w:kern w:val="0"/>
-          <w:sz w:val="24"/>
-          <w:szCs w:val="24"/>
-          <w:lang w:eastAsia="es-MX"/>
-          <w14:ligatures w14:val="none"/>
-        </w:rPr>
-        <w:t xml:space="preserve">    </w:t>
-      </w:r>
-      <w:r>
-        <w:rPr>
-          <w:rFonts w:eastAsia="Times New Roman" w:cstheme="minorHAnsi"/>
-          <w:color w:val="9CDCFE"/>
-          <w:kern w:val="0"/>
-          <w:sz w:val="24"/>
-          <w:szCs w:val="24"/>
-          <w:lang w:eastAsia="es-MX"/>
-          <w14:ligatures w14:val="none"/>
-        </w:rPr>
-        <w:t>rules:</w:t>
-      </w:r>
-      <w:r>
-        <w:rPr>
-          <w:rFonts w:eastAsia="Times New Roman" w:cstheme="minorHAnsi"/>
-          <w:color w:val="D4D4D4"/>
-          <w:kern w:val="0"/>
-          <w:sz w:val="24"/>
-          <w:szCs w:val="24"/>
-          <w:lang w:eastAsia="es-MX"/>
-          <w14:ligatures w14:val="none"/>
-        </w:rPr>
-        <w:t xml:space="preserve"> {</w:t>
-      </w:r>
-    </w:p>
-    <w:p>
-      <w:pPr>
-        <w:shd w:val="clear" w:color="auto" w:fill="1E1E1E"/>
-        <w:spacing w:after="0" w:line="285" w:lineRule="atLeast"/>
-        <w:rPr>
-          <w:rFonts w:eastAsia="Times New Roman" w:cstheme="minorHAnsi"/>
-          <w:color w:val="D4D4D4"/>
-          <w:kern w:val="0"/>
-          <w:sz w:val="24"/>
-          <w:szCs w:val="24"/>
-          <w:lang w:eastAsia="es-MX"/>
-          <w14:ligatures w14:val="none"/>
-        </w:rPr>
-      </w:pPr>
-      <w:r>
-        <w:rPr>
-          <w:rFonts w:eastAsia="Times New Roman" w:cstheme="minorHAnsi"/>
-          <w:color w:val="D4D4D4"/>
-          <w:kern w:val="0"/>
-          <w:sz w:val="24"/>
-          <w:szCs w:val="24"/>
-          <w:lang w:eastAsia="es-MX"/>
-          <w14:ligatures w14:val="none"/>
-        </w:rPr>
-        <w:t xml:space="preserve">      </w:t>
-      </w:r>
-      <w:r>
-        <w:rPr>
-          <w:rFonts w:eastAsia="Times New Roman" w:cstheme="minorHAnsi"/>
-          <w:color w:val="CE9178"/>
-          <w:kern w:val="0"/>
-          <w:sz w:val="24"/>
-          <w:szCs w:val="24"/>
-          <w:lang w:eastAsia="es-MX"/>
-          <w14:ligatures w14:val="none"/>
-        </w:rPr>
-        <w:t>"no-</w:t>
-      </w:r>
-      <w:proofErr w:type="spellStart"/>
-      <w:r>
-        <w:rPr>
-          <w:rFonts w:eastAsia="Times New Roman" w:cstheme="minorHAnsi"/>
-          <w:color w:val="CE9178"/>
-          <w:kern w:val="0"/>
-          <w:sz w:val="24"/>
-          <w:szCs w:val="24"/>
-          <w:lang w:eastAsia="es-MX"/>
-          <w14:ligatures w14:val="none"/>
-        </w:rPr>
-        <w:t>unused</w:t>
-      </w:r>
-      <w:proofErr w:type="spellEnd"/>
-      <w:r>
-        <w:rPr>
-          <w:rFonts w:eastAsia="Times New Roman" w:cstheme="minorHAnsi"/>
-          <w:color w:val="CE9178"/>
-          <w:kern w:val="0"/>
-          <w:sz w:val="24"/>
-          <w:szCs w:val="24"/>
-          <w:lang w:eastAsia="es-MX"/>
-          <w14:ligatures w14:val="none"/>
-        </w:rPr>
-        <w:t>-</w:t>
-      </w:r>
-      <w:proofErr w:type="spellStart"/>
-      <w:r>
-        <w:rPr>
-          <w:rFonts w:eastAsia="Times New Roman" w:cstheme="minorHAnsi"/>
-          <w:color w:val="CE9178"/>
-          <w:kern w:val="0"/>
-          <w:sz w:val="24"/>
-          <w:szCs w:val="24"/>
-          <w:lang w:eastAsia="es-MX"/>
-          <w14:ligatures w14:val="none"/>
-        </w:rPr>
-        <w:t>vars</w:t>
-      </w:r>
-      <w:proofErr w:type="spellEnd"/>
-      <w:r>
-        <w:rPr>
-          <w:rFonts w:eastAsia="Times New Roman" w:cstheme="minorHAnsi"/>
-          <w:color w:val="CE9178"/>
-          <w:kern w:val="0"/>
-          <w:sz w:val="24"/>
-          <w:szCs w:val="24"/>
-          <w:lang w:eastAsia="es-MX"/>
-          <w14:ligatures w14:val="none"/>
-        </w:rPr>
-        <w:t>"</w:t>
-      </w:r>
-      <w:r>
-        <w:rPr>
-          <w:rFonts w:eastAsia="Times New Roman" w:cstheme="minorHAnsi"/>
-          <w:color w:val="9CDCFE"/>
-          <w:kern w:val="0"/>
-          <w:sz w:val="24"/>
-          <w:szCs w:val="24"/>
-          <w:lang w:eastAsia="es-MX"/>
-          <w14:ligatures w14:val="none"/>
-        </w:rPr>
-        <w:t>:</w:t>
-      </w:r>
-      <w:r>
-        <w:rPr>
-          <w:rFonts w:eastAsia="Times New Roman" w:cstheme="minorHAnsi"/>
-          <w:color w:val="D4D4D4"/>
-          <w:kern w:val="0"/>
-          <w:sz w:val="24"/>
-          <w:szCs w:val="24"/>
-          <w:lang w:eastAsia="es-MX"/>
-          <w14:ligatures w14:val="none"/>
-        </w:rPr>
-        <w:t xml:space="preserve"> </w:t>
-      </w:r>
-      <w:r>
-        <w:rPr>
-          <w:rFonts w:eastAsia="Times New Roman" w:cstheme="minorHAnsi"/>
-          <w:color w:val="CE9178"/>
-          <w:kern w:val="0"/>
-          <w:sz w:val="24"/>
-          <w:szCs w:val="24"/>
-          <w:lang w:eastAsia="es-MX"/>
-          <w14:ligatures w14:val="none"/>
-        </w:rPr>
-        <w:t>"</w:t>
-      </w:r>
-      <w:proofErr w:type="spellStart"/>
-      <w:r>
-        <w:rPr>
-          <w:rFonts w:eastAsia="Times New Roman" w:cstheme="minorHAnsi"/>
-          <w:color w:val="CE9178"/>
-          <w:kern w:val="0"/>
-          <w:sz w:val="24"/>
-          <w:szCs w:val="24"/>
-          <w:lang w:eastAsia="es-MX"/>
-          <w14:ligatures w14:val="none"/>
-        </w:rPr>
-        <w:t>warn</w:t>
-      </w:r>
-      <w:proofErr w:type="spellEnd"/>
-      <w:r>
-        <w:rPr>
-          <w:rFonts w:eastAsia="Times New Roman" w:cstheme="minorHAnsi"/>
-          <w:color w:val="CE9178"/>
-          <w:kern w:val="0"/>
-          <w:sz w:val="24"/>
-          <w:szCs w:val="24"/>
-          <w:lang w:eastAsia="es-MX"/>
-          <w14:ligatures w14:val="none"/>
-        </w:rPr>
-        <w:t>"</w:t>
-      </w:r>
-      <w:r>
-        <w:rPr>
-          <w:rFonts w:eastAsia="Times New Roman" w:cstheme="minorHAnsi"/>
-          <w:color w:val="D4D4D4"/>
-          <w:kern w:val="0"/>
-          <w:sz w:val="24"/>
-          <w:szCs w:val="24"/>
-          <w:lang w:eastAsia="es-MX"/>
-          <w14:ligatures w14:val="none"/>
-        </w:rPr>
-        <w:t>,</w:t>
-      </w:r>
-    </w:p>
-    <w:p>
-      <w:pPr>
-        <w:shd w:val="clear" w:color="auto" w:fill="1E1E1E"/>
-        <w:spacing w:after="0" w:line="285" w:lineRule="atLeast"/>
-        <w:rPr>
-          <w:rFonts w:eastAsia="Times New Roman" w:cstheme="minorHAnsi"/>
-          <w:color w:val="D4D4D4"/>
-          <w:kern w:val="0"/>
-          <w:sz w:val="24"/>
-          <w:szCs w:val="24"/>
-          <w:lang w:eastAsia="es-MX"/>
-          <w14:ligatures w14:val="none"/>
-        </w:rPr>
-      </w:pPr>
-      <w:r>
-        <w:rPr>
-          <w:rFonts w:eastAsia="Times New Roman" w:cstheme="minorHAnsi"/>
-          <w:color w:val="D4D4D4"/>
-          <w:kern w:val="0"/>
-          <w:sz w:val="24"/>
-          <w:szCs w:val="24"/>
-          <w:lang w:eastAsia="es-MX"/>
-          <w14:ligatures w14:val="none"/>
-        </w:rPr>
-        <w:t xml:space="preserve">      </w:t>
-      </w:r>
-      <w:r>
-        <w:rPr>
-          <w:rFonts w:eastAsia="Times New Roman" w:cstheme="minorHAnsi"/>
-          <w:color w:val="CE9178"/>
-          <w:kern w:val="0"/>
-          <w:sz w:val="24"/>
-          <w:szCs w:val="24"/>
-          <w:lang w:eastAsia="es-MX"/>
-          <w14:ligatures w14:val="none"/>
-        </w:rPr>
-        <w:t>"no-</w:t>
-      </w:r>
-      <w:proofErr w:type="spellStart"/>
-      <w:r>
-        <w:rPr>
-          <w:rFonts w:eastAsia="Times New Roman" w:cstheme="minorHAnsi"/>
-          <w:color w:val="CE9178"/>
-          <w:kern w:val="0"/>
-          <w:sz w:val="24"/>
-          <w:szCs w:val="24"/>
-          <w:lang w:eastAsia="es-MX"/>
-          <w14:ligatures w14:val="none"/>
-        </w:rPr>
-        <w:t>undef</w:t>
-      </w:r>
-      <w:proofErr w:type="spellEnd"/>
-      <w:r>
-        <w:rPr>
-          <w:rFonts w:eastAsia="Times New Roman" w:cstheme="minorHAnsi"/>
-          <w:color w:val="CE9178"/>
-          <w:kern w:val="0"/>
-          <w:sz w:val="24"/>
-          <w:szCs w:val="24"/>
-          <w:lang w:eastAsia="es-MX"/>
-          <w14:ligatures w14:val="none"/>
-        </w:rPr>
-        <w:t>"</w:t>
-      </w:r>
-      <w:r>
-        <w:rPr>
-          <w:rFonts w:eastAsia="Times New Roman" w:cstheme="minorHAnsi"/>
-          <w:color w:val="9CDCFE"/>
-          <w:kern w:val="0"/>
-          <w:sz w:val="24"/>
-          <w:szCs w:val="24"/>
-          <w:lang w:eastAsia="es-MX"/>
-          <w14:ligatures w14:val="none"/>
-        </w:rPr>
-        <w:t>:</w:t>
-      </w:r>
-      <w:r>
-        <w:rPr>
-          <w:rFonts w:eastAsia="Times New Roman" w:cstheme="minorHAnsi"/>
-          <w:color w:val="D4D4D4"/>
-          <w:kern w:val="0"/>
-          <w:sz w:val="24"/>
-          <w:szCs w:val="24"/>
-          <w:lang w:eastAsia="es-MX"/>
-          <w14:ligatures w14:val="none"/>
-        </w:rPr>
-        <w:t xml:space="preserve"> </w:t>
-      </w:r>
-      <w:r>
-        <w:rPr>
-          <w:rFonts w:eastAsia="Times New Roman" w:cstheme="minorHAnsi"/>
-          <w:color w:val="CE9178"/>
-          <w:kern w:val="0"/>
-          <w:sz w:val="24"/>
-          <w:szCs w:val="24"/>
-          <w:lang w:eastAsia="es-MX"/>
-          <w14:ligatures w14:val="none"/>
-        </w:rPr>
-        <w:t>"error"</w:t>
-      </w:r>
-      <w:r>
-        <w:rPr>
-          <w:rFonts w:eastAsia="Times New Roman" w:cstheme="minorHAnsi"/>
-          <w:color w:val="D4D4D4"/>
-          <w:kern w:val="0"/>
-          <w:sz w:val="24"/>
-          <w:szCs w:val="24"/>
-          <w:lang w:eastAsia="es-MX"/>
-          <w14:ligatures w14:val="none"/>
-        </w:rPr>
-        <w:t>,</w:t>
-      </w:r>
-    </w:p>
-    <w:p>
-      <w:pPr>
-        <w:shd w:val="clear" w:color="auto" w:fill="1E1E1E"/>
-        <w:spacing w:after="0" w:line="285" w:lineRule="atLeast"/>
-        <w:rPr>
-          <w:rFonts w:eastAsia="Times New Roman" w:cstheme="minorHAnsi"/>
-          <w:color w:val="D4D4D4"/>
-          <w:kern w:val="0"/>
-          <w:sz w:val="24"/>
-          <w:szCs w:val="24"/>
-          <w:lang w:eastAsia="es-MX"/>
-          <w14:ligatures w14:val="none"/>
-        </w:rPr>
-      </w:pPr>
-      <w:r>
-        <w:rPr>
-          <w:rFonts w:eastAsia="Times New Roman" w:cstheme="minorHAnsi"/>
-          <w:color w:val="D4D4D4"/>
-          <w:kern w:val="0"/>
-          <w:sz w:val="24"/>
-          <w:szCs w:val="24"/>
-          <w:lang w:eastAsia="es-MX"/>
-          <w14:ligatures w14:val="none"/>
-        </w:rPr>
-        <w:t xml:space="preserve">      </w:t>
-      </w:r>
-      <w:r>
-        <w:rPr>
-          <w:rFonts w:eastAsia="Times New Roman" w:cstheme="minorHAnsi"/>
-          <w:color w:val="CE9178"/>
-          <w:kern w:val="0"/>
-          <w:sz w:val="24"/>
-          <w:szCs w:val="24"/>
-          <w:lang w:eastAsia="es-MX"/>
-          <w14:ligatures w14:val="none"/>
-        </w:rPr>
-        <w:t>"no-</w:t>
-      </w:r>
-      <w:proofErr w:type="spellStart"/>
-      <w:r>
-        <w:rPr>
-          <w:rFonts w:eastAsia="Times New Roman" w:cstheme="minorHAnsi"/>
-          <w:color w:val="CE9178"/>
-          <w:kern w:val="0"/>
-          <w:sz w:val="24"/>
-          <w:szCs w:val="24"/>
-          <w:lang w:eastAsia="es-MX"/>
-          <w14:ligatures w14:val="none"/>
-        </w:rPr>
-        <w:t>console</w:t>
-      </w:r>
-      <w:proofErr w:type="spellEnd"/>
-      <w:r>
-        <w:rPr>
-          <w:rFonts w:eastAsia="Times New Roman" w:cstheme="minorHAnsi"/>
-          <w:color w:val="CE9178"/>
-          <w:kern w:val="0"/>
-          <w:sz w:val="24"/>
-          <w:szCs w:val="24"/>
-          <w:lang w:eastAsia="es-MX"/>
-          <w14:ligatures w14:val="none"/>
-        </w:rPr>
-        <w:t>"</w:t>
-      </w:r>
-      <w:r>
-        <w:rPr>
-          <w:rFonts w:eastAsia="Times New Roman" w:cstheme="minorHAnsi"/>
-          <w:color w:val="9CDCFE"/>
-          <w:kern w:val="0"/>
-          <w:sz w:val="24"/>
-          <w:szCs w:val="24"/>
-          <w:lang w:eastAsia="es-MX"/>
-          <w14:ligatures w14:val="none"/>
-        </w:rPr>
-        <w:t>:</w:t>
-      </w:r>
-      <w:r>
-        <w:rPr>
-          <w:rFonts w:eastAsia="Times New Roman" w:cstheme="minorHAnsi"/>
-          <w:color w:val="D4D4D4"/>
-          <w:kern w:val="0"/>
-          <w:sz w:val="24"/>
-          <w:szCs w:val="24"/>
-          <w:lang w:eastAsia="es-MX"/>
-          <w14:ligatures w14:val="none"/>
-        </w:rPr>
-        <w:t xml:space="preserve"> </w:t>
-      </w:r>
-      <w:r>
-        <w:rPr>
-          <w:rFonts w:eastAsia="Times New Roman" w:cstheme="minorHAnsi"/>
-          <w:color w:val="CE9178"/>
-          <w:kern w:val="0"/>
-          <w:sz w:val="24"/>
-          <w:szCs w:val="24"/>
-          <w:lang w:eastAsia="es-MX"/>
-          <w14:ligatures w14:val="none"/>
-        </w:rPr>
-        <w:t>"off"</w:t>
-      </w:r>
-      <w:r>
-        <w:rPr>
-          <w:rFonts w:eastAsia="Times New Roman" w:cstheme="minorHAnsi"/>
-          <w:color w:val="D4D4D4"/>
-          <w:kern w:val="0"/>
-          <w:sz w:val="24"/>
-          <w:szCs w:val="24"/>
-          <w:lang w:eastAsia="es-MX"/>
-          <w14:ligatures w14:val="none"/>
-        </w:rPr>
-        <w:t>,</w:t>
-      </w:r>
-    </w:p>
-    <w:p>
-      <w:pPr>
-        <w:shd w:val="clear" w:color="auto" w:fill="1E1E1E"/>
-        <w:spacing w:after="0" w:line="285" w:lineRule="atLeast"/>
-        <w:rPr>
-          <w:rFonts w:eastAsia="Times New Roman" w:cstheme="minorHAnsi"/>
-          <w:color w:val="D4D4D4"/>
-          <w:kern w:val="0"/>
-          <w:sz w:val="24"/>
-          <w:szCs w:val="24"/>
-          <w:lang w:eastAsia="es-MX"/>
-          <w14:ligatures w14:val="none"/>
-        </w:rPr>
-      </w:pPr>
-      <w:r>
-        <w:rPr>
-          <w:rFonts w:eastAsia="Times New Roman" w:cstheme="minorHAnsi"/>
-          <w:color w:val="D4D4D4"/>
-          <w:kern w:val="0"/>
-          <w:sz w:val="24"/>
-          <w:szCs w:val="24"/>
-          <w:lang w:eastAsia="es-MX"/>
-          <w14:ligatures w14:val="none"/>
-        </w:rPr>
-        <w:t xml:space="preserve">      </w:t>
-      </w:r>
-      <w:r>
-        <w:rPr>
-          <w:rFonts w:eastAsia="Times New Roman" w:cstheme="minorHAnsi"/>
-          <w:color w:val="CE9178"/>
-          <w:kern w:val="0"/>
-          <w:sz w:val="24"/>
-          <w:szCs w:val="24"/>
-          <w:lang w:eastAsia="es-MX"/>
-          <w14:ligatures w14:val="none"/>
-        </w:rPr>
-        <w:t>"</w:t>
-      </w:r>
-      <w:proofErr w:type="spellStart"/>
-      <w:r>
-        <w:rPr>
-          <w:rFonts w:eastAsia="Times New Roman" w:cstheme="minorHAnsi"/>
-          <w:color w:val="CE9178"/>
-          <w:kern w:val="0"/>
-          <w:sz w:val="24"/>
-          <w:szCs w:val="24"/>
-          <w:lang w:eastAsia="es-MX"/>
-          <w14:ligatures w14:val="none"/>
-        </w:rPr>
-        <w:t>prettier</w:t>
-      </w:r>
-      <w:proofErr w:type="spellEnd"/>
-      <w:r>
-        <w:rPr>
-          <w:rFonts w:eastAsia="Times New Roman" w:cstheme="minorHAnsi"/>
-          <w:color w:val="CE9178"/>
-          <w:kern w:val="0"/>
-          <w:sz w:val="24"/>
-          <w:szCs w:val="24"/>
-          <w:lang w:eastAsia="es-MX"/>
-          <w14:ligatures w14:val="none"/>
-        </w:rPr>
-        <w:t>/</w:t>
-      </w:r>
-      <w:proofErr w:type="spellStart"/>
-      <w:r>
-        <w:rPr>
-          <w:rFonts w:eastAsia="Times New Roman" w:cstheme="minorHAnsi"/>
-          <w:color w:val="CE9178"/>
-          <w:kern w:val="0"/>
-          <w:sz w:val="24"/>
-          <w:szCs w:val="24"/>
-          <w:lang w:eastAsia="es-MX"/>
-          <w14:ligatures w14:val="none"/>
-        </w:rPr>
-        <w:t>prettier</w:t>
-      </w:r>
-      <w:proofErr w:type="spellEnd"/>
-      <w:r>
-        <w:rPr>
-          <w:rFonts w:eastAsia="Times New Roman" w:cstheme="minorHAnsi"/>
-          <w:color w:val="CE9178"/>
-          <w:kern w:val="0"/>
-          <w:sz w:val="24"/>
-          <w:szCs w:val="24"/>
-          <w:lang w:eastAsia="es-MX"/>
-          <w14:ligatures w14:val="none"/>
-        </w:rPr>
-        <w:t>"</w:t>
-      </w:r>
-      <w:r>
-        <w:rPr>
-          <w:rFonts w:eastAsia="Times New Roman" w:cstheme="minorHAnsi"/>
-          <w:color w:val="9CDCFE"/>
-          <w:kern w:val="0"/>
-          <w:sz w:val="24"/>
-          <w:szCs w:val="24"/>
-          <w:lang w:eastAsia="es-MX"/>
-          <w14:ligatures w14:val="none"/>
-        </w:rPr>
-        <w:t>:</w:t>
-      </w:r>
-      <w:r>
-        <w:rPr>
-          <w:rFonts w:eastAsia="Times New Roman" w:cstheme="minorHAnsi"/>
-          <w:color w:val="D4D4D4"/>
-          <w:kern w:val="0"/>
-          <w:sz w:val="24"/>
-          <w:szCs w:val="24"/>
-          <w:lang w:eastAsia="es-MX"/>
-          <w14:ligatures w14:val="none"/>
-        </w:rPr>
-        <w:t xml:space="preserve"> [</w:t>
-      </w:r>
-    </w:p>
-    <w:p>
-      <w:pPr>
-        <w:shd w:val="clear" w:color="auto" w:fill="1E1E1E"/>
-        <w:spacing w:after="0" w:line="285" w:lineRule="atLeast"/>
-        <w:rPr>
-          <w:rFonts w:eastAsia="Times New Roman" w:cstheme="minorHAnsi"/>
-          <w:color w:val="D4D4D4"/>
-          <w:kern w:val="0"/>
-          <w:sz w:val="24"/>
-          <w:szCs w:val="24"/>
-          <w:lang w:eastAsia="es-MX"/>
-          <w14:ligatures w14:val="none"/>
-        </w:rPr>
-      </w:pPr>
-      <w:r>
-        <w:rPr>
-          <w:rFonts w:eastAsia="Times New Roman" w:cstheme="minorHAnsi"/>
-          <w:color w:val="D4D4D4"/>
-          <w:kern w:val="0"/>
-          <w:sz w:val="24"/>
-          <w:szCs w:val="24"/>
-          <w:lang w:eastAsia="es-MX"/>
-          <w14:ligatures w14:val="none"/>
-        </w:rPr>
-        <w:t xml:space="preserve">        </w:t>
-      </w:r>
-      <w:r>
-        <w:rPr>
-          <w:rFonts w:eastAsia="Times New Roman" w:cstheme="minorHAnsi"/>
-          <w:color w:val="CE9178"/>
-          <w:kern w:val="0"/>
-          <w:sz w:val="24"/>
-          <w:szCs w:val="24"/>
-          <w:lang w:eastAsia="es-MX"/>
-          <w14:ligatures w14:val="none"/>
-        </w:rPr>
-        <w:t>"error"</w:t>
-      </w:r>
-      <w:r>
-        <w:rPr>
-          <w:rFonts w:eastAsia="Times New Roman" w:cstheme="minorHAnsi"/>
-          <w:color w:val="D4D4D4"/>
-          <w:kern w:val="0"/>
-          <w:sz w:val="24"/>
-          <w:szCs w:val="24"/>
-          <w:lang w:eastAsia="es-MX"/>
-          <w14:ligatures w14:val="none"/>
-        </w:rPr>
-        <w:t>,</w:t>
-      </w:r>
-    </w:p>
-    <w:p>
-      <w:pPr>
-        <w:shd w:val="clear" w:color="auto" w:fill="1E1E1E"/>
-        <w:spacing w:after="0" w:line="285" w:lineRule="atLeast"/>
-        <w:rPr>
-          <w:rFonts w:eastAsia="Times New Roman" w:cstheme="minorHAnsi"/>
-          <w:color w:val="D4D4D4"/>
-          <w:kern w:val="0"/>
-          <w:sz w:val="24"/>
-          <w:szCs w:val="24"/>
-          <w:lang w:eastAsia="es-MX"/>
-          <w14:ligatures w14:val="none"/>
-        </w:rPr>
-      </w:pPr>
-      <w:r>
-        <w:rPr>
-          <w:rFonts w:eastAsia="Times New Roman" w:cstheme="minorHAnsi"/>
-          <w:color w:val="D4D4D4"/>
-          <w:kern w:val="0"/>
-          <w:sz w:val="24"/>
-          <w:szCs w:val="24"/>
-          <w:lang w:eastAsia="es-MX"/>
-          <w14:ligatures w14:val="none"/>
-        </w:rPr>
-        <w:t>        {</w:t>
-      </w:r>
-    </w:p>
-    <w:p>
-      <w:pPr>
-        <w:shd w:val="clear" w:color="auto" w:fill="1E1E1E"/>
-        <w:spacing w:after="0" w:line="285" w:lineRule="atLeast"/>
-        <w:rPr>
-          <w:rFonts w:eastAsia="Times New Roman" w:cstheme="minorHAnsi"/>
-          <w:color w:val="D4D4D4"/>
-          <w:kern w:val="0"/>
-          <w:sz w:val="24"/>
-          <w:szCs w:val="24"/>
-          <w:lang w:eastAsia="es-MX"/>
-          <w14:ligatures w14:val="none"/>
-        </w:rPr>
-      </w:pPr>
-      <w:r>
-        <w:rPr>
-          <w:rFonts w:eastAsia="Times New Roman" w:cstheme="minorHAnsi"/>
-          <w:color w:val="D4D4D4"/>
-          <w:kern w:val="0"/>
-          <w:sz w:val="24"/>
-          <w:szCs w:val="24"/>
-          <w:lang w:eastAsia="es-MX"/>
-          <w14:ligatures w14:val="none"/>
-        </w:rPr>
-        <w:t xml:space="preserve">          </w:t>
-      </w:r>
-      <w:proofErr w:type="spellStart"/>
-      <w:r>
-        <w:rPr>
-          <w:rFonts w:eastAsia="Times New Roman" w:cstheme="minorHAnsi"/>
-          <w:color w:val="9CDCFE"/>
-          <w:kern w:val="0"/>
-          <w:sz w:val="24"/>
-          <w:szCs w:val="24"/>
-          <w:lang w:eastAsia="es-MX"/>
-          <w14:ligatures w14:val="none"/>
-        </w:rPr>
-        <w:t>singleQuote</w:t>
-      </w:r>
-      <w:proofErr w:type="spellEnd"/>
-      <w:r>
-        <w:rPr>
-          <w:rFonts w:eastAsia="Times New Roman" w:cstheme="minorHAnsi"/>
-          <w:color w:val="9CDCFE"/>
-          <w:kern w:val="0"/>
-          <w:sz w:val="24"/>
-          <w:szCs w:val="24"/>
-          <w:lang w:eastAsia="es-MX"/>
-          <w14:ligatures w14:val="none"/>
-        </w:rPr>
-        <w:t>:</w:t>
-      </w:r>
-      <w:r>
-        <w:rPr>
-          <w:rFonts w:eastAsia="Times New Roman" w:cstheme="minorHAnsi"/>
-          <w:color w:val="D4D4D4"/>
-          <w:kern w:val="0"/>
-          <w:sz w:val="24"/>
-          <w:szCs w:val="24"/>
-          <w:lang w:eastAsia="es-MX"/>
-          <w14:ligatures w14:val="none"/>
-        </w:rPr>
-        <w:t xml:space="preserve"> </w:t>
-      </w:r>
-      <w:r>
-        <w:rPr>
-          <w:rFonts w:eastAsia="Times New Roman" w:cstheme="minorHAnsi"/>
-          <w:color w:val="569CD6"/>
-          <w:kern w:val="0"/>
-          <w:sz w:val="24"/>
-          <w:szCs w:val="24"/>
-          <w:lang w:eastAsia="es-MX"/>
-          <w14:ligatures w14:val="none"/>
-        </w:rPr>
-        <w:t>false</w:t>
-      </w:r>
-      <w:r>
-        <w:rPr>
-          <w:rFonts w:eastAsia="Times New Roman" w:cstheme="minorHAnsi"/>
-          <w:color w:val="D4D4D4"/>
-          <w:kern w:val="0"/>
-          <w:sz w:val="24"/>
-          <w:szCs w:val="24"/>
-          <w:lang w:eastAsia="es-MX"/>
-          <w14:ligatures w14:val="none"/>
-        </w:rPr>
-        <w:t>,</w:t>
-      </w:r>
-    </w:p>
-    <w:p>
-      <w:pPr>
-        <w:shd w:val="clear" w:color="auto" w:fill="1E1E1E"/>
-        <w:spacing w:after="0" w:line="285" w:lineRule="atLeast"/>
-        <w:rPr>
-          <w:rFonts w:eastAsia="Times New Roman" w:cstheme="minorHAnsi"/>
-          <w:color w:val="D4D4D4"/>
-          <w:kern w:val="0"/>
-          <w:sz w:val="24"/>
-          <w:szCs w:val="24"/>
-          <w:lang w:eastAsia="es-MX"/>
-          <w14:ligatures w14:val="none"/>
-        </w:rPr>
-      </w:pPr>
-      <w:r>
-        <w:rPr>
-          <w:rFonts w:eastAsia="Times New Roman" w:cstheme="minorHAnsi"/>
-          <w:color w:val="D4D4D4"/>
-          <w:kern w:val="0"/>
-          <w:sz w:val="24"/>
-          <w:szCs w:val="24"/>
-          <w:lang w:eastAsia="es-MX"/>
-          <w14:ligatures w14:val="none"/>
-        </w:rPr>
-        <w:t xml:space="preserve">          </w:t>
-      </w:r>
-      <w:r>
-        <w:rPr>
-          <w:rFonts w:eastAsia="Times New Roman" w:cstheme="minorHAnsi"/>
-          <w:color w:val="9CDCFE"/>
-          <w:kern w:val="0"/>
-          <w:sz w:val="24"/>
-          <w:szCs w:val="24"/>
-          <w:lang w:eastAsia="es-MX"/>
-          <w14:ligatures w14:val="none"/>
-        </w:rPr>
-        <w:t>semi:</w:t>
-      </w:r>
-      <w:r>
-        <w:rPr>
-          <w:rFonts w:eastAsia="Times New Roman" w:cstheme="minorHAnsi"/>
-          <w:color w:val="D4D4D4"/>
-          <w:kern w:val="0"/>
-          <w:sz w:val="24"/>
-          <w:szCs w:val="24"/>
-          <w:lang w:eastAsia="es-MX"/>
-          <w14:ligatures w14:val="none"/>
-        </w:rPr>
-        <w:t xml:space="preserve"> </w:t>
-      </w:r>
-      <w:r>
-        <w:rPr>
-          <w:rFonts w:eastAsia="Times New Roman" w:cstheme="minorHAnsi"/>
-          <w:color w:val="569CD6"/>
-          <w:kern w:val="0"/>
-          <w:sz w:val="24"/>
-          <w:szCs w:val="24"/>
-          <w:lang w:eastAsia="es-MX"/>
-          <w14:ligatures w14:val="none"/>
-        </w:rPr>
-        <w:t>true</w:t>
-      </w:r>
-      <w:r>
-        <w:rPr>
-          <w:rFonts w:eastAsia="Times New Roman" w:cstheme="minorHAnsi"/>
-          <w:color w:val="D4D4D4"/>
-          <w:kern w:val="0"/>
-          <w:sz w:val="24"/>
-          <w:szCs w:val="24"/>
-          <w:lang w:eastAsia="es-MX"/>
-          <w14:ligatures w14:val="none"/>
-        </w:rPr>
-        <w:t>,</w:t>
-      </w:r>
-    </w:p>
-    <w:p>
-      <w:pPr>
-        <w:shd w:val="clear" w:color="auto" w:fill="1E1E1E"/>
-        <w:spacing w:after="0" w:line="285" w:lineRule="atLeast"/>
-        <w:rPr>
-          <w:rFonts w:eastAsia="Times New Roman" w:cstheme="minorHAnsi"/>
-          <w:color w:val="D4D4D4"/>
-          <w:kern w:val="0"/>
-          <w:sz w:val="24"/>
-          <w:szCs w:val="24"/>
-          <w:lang w:eastAsia="es-MX"/>
-          <w14:ligatures w14:val="none"/>
-        </w:rPr>
-      </w:pPr>
-      <w:r>
-        <w:rPr>
-          <w:rFonts w:eastAsia="Times New Roman" w:cstheme="minorHAnsi"/>
-          <w:color w:val="D4D4D4"/>
-          <w:kern w:val="0"/>
-          <w:sz w:val="24"/>
-          <w:szCs w:val="24"/>
-          <w:lang w:eastAsia="es-MX"/>
-          <w14:ligatures w14:val="none"/>
-        </w:rPr>
-        <w:t xml:space="preserve">          </w:t>
-      </w:r>
-      <w:proofErr w:type="spellStart"/>
-      <w:r>
-        <w:rPr>
-          <w:rFonts w:eastAsia="Times New Roman" w:cstheme="minorHAnsi"/>
-          <w:color w:val="9CDCFE"/>
-          <w:kern w:val="0"/>
-          <w:sz w:val="24"/>
-          <w:szCs w:val="24"/>
-          <w:lang w:eastAsia="es-MX"/>
-          <w14:ligatures w14:val="none"/>
-        </w:rPr>
-        <w:t>tabWidth</w:t>
-      </w:r>
-      <w:proofErr w:type="spellEnd"/>
-      <w:r>
-        <w:rPr>
-          <w:rFonts w:eastAsia="Times New Roman" w:cstheme="minorHAnsi"/>
-          <w:color w:val="9CDCFE"/>
-          <w:kern w:val="0"/>
-          <w:sz w:val="24"/>
-          <w:szCs w:val="24"/>
-          <w:lang w:eastAsia="es-MX"/>
-          <w14:ligatures w14:val="none"/>
-        </w:rPr>
-        <w:t>:</w:t>
-      </w:r>
-      <w:r>
-        <w:rPr>
-          <w:rFonts w:eastAsia="Times New Roman" w:cstheme="minorHAnsi"/>
-          <w:color w:val="D4D4D4"/>
-          <w:kern w:val="0"/>
-          <w:sz w:val="24"/>
-          <w:szCs w:val="24"/>
-          <w:lang w:eastAsia="es-MX"/>
-          <w14:ligatures w14:val="none"/>
-        </w:rPr>
-        <w:t xml:space="preserve"> </w:t>
-      </w:r>
-      <w:r>
-        <w:rPr>
-          <w:rFonts w:eastAsia="Times New Roman" w:cstheme="minorHAnsi"/>
-          <w:color w:val="B5CEA8"/>
-          <w:kern w:val="0"/>
-          <w:sz w:val="24"/>
-          <w:szCs w:val="24"/>
-          <w:lang w:eastAsia="es-MX"/>
-          <w14:ligatures w14:val="none"/>
-        </w:rPr>
-        <w:t>2</w:t>
-      </w:r>
-      <w:r>
-        <w:rPr>
-          <w:rFonts w:eastAsia="Times New Roman" w:cstheme="minorHAnsi"/>
-          <w:color w:val="D4D4D4"/>
-          <w:kern w:val="0"/>
-          <w:sz w:val="24"/>
-          <w:szCs w:val="24"/>
-          <w:lang w:eastAsia="es-MX"/>
-          <w14:ligatures w14:val="none"/>
-        </w:rPr>
-        <w:t>,</w:t>
-      </w:r>
-    </w:p>
-    <w:p>
-      <w:pPr>
-        <w:shd w:val="clear" w:color="auto" w:fill="1E1E1E"/>
-        <w:spacing w:after="0" w:line="285" w:lineRule="atLeast"/>
-        <w:rPr>
-          <w:rFonts w:eastAsia="Times New Roman" w:cstheme="minorHAnsi"/>
-          <w:color w:val="D4D4D4"/>
-          <w:kern w:val="0"/>
-          <w:sz w:val="24"/>
-          <w:szCs w:val="24"/>
-          <w:lang w:eastAsia="es-MX"/>
-          <w14:ligatures w14:val="none"/>
-        </w:rPr>
-      </w:pPr>
-      <w:r>
-        <w:rPr>
-          <w:rFonts w:eastAsia="Times New Roman" w:cstheme="minorHAnsi"/>
-          <w:color w:val="D4D4D4"/>
-          <w:kern w:val="0"/>
-          <w:sz w:val="24"/>
-          <w:szCs w:val="24"/>
-          <w:lang w:eastAsia="es-MX"/>
-          <w14:ligatures w14:val="none"/>
-        </w:rPr>
-        <w:t xml:space="preserve">          </w:t>
-      </w:r>
-      <w:proofErr w:type="spellStart"/>
-      <w:r>
-        <w:rPr>
-          <w:rFonts w:eastAsia="Times New Roman" w:cstheme="minorHAnsi"/>
-          <w:color w:val="9CDCFE"/>
-          <w:kern w:val="0"/>
-          <w:sz w:val="24"/>
-          <w:szCs w:val="24"/>
-          <w:lang w:eastAsia="es-MX"/>
-          <w14:ligatures w14:val="none"/>
-        </w:rPr>
-        <w:t>trailingComma</w:t>
-      </w:r>
-      <w:proofErr w:type="spellEnd"/>
-      <w:r>
-        <w:rPr>
-          <w:rFonts w:eastAsia="Times New Roman" w:cstheme="minorHAnsi"/>
-          <w:color w:val="9CDCFE"/>
-          <w:kern w:val="0"/>
-          <w:sz w:val="24"/>
-          <w:szCs w:val="24"/>
-          <w:lang w:eastAsia="es-MX"/>
-          <w14:ligatures w14:val="none"/>
-        </w:rPr>
-        <w:t>:</w:t>
-      </w:r>
-      <w:r>
-        <w:rPr>
-          <w:rFonts w:eastAsia="Times New Roman" w:cstheme="minorHAnsi"/>
-          <w:color w:val="D4D4D4"/>
-          <w:kern w:val="0"/>
-          <w:sz w:val="24"/>
-          <w:szCs w:val="24"/>
-          <w:lang w:eastAsia="es-MX"/>
-          <w14:ligatures w14:val="none"/>
-        </w:rPr>
-        <w:t xml:space="preserve"> </w:t>
-      </w:r>
-      <w:r>
-        <w:rPr>
-          <w:rFonts w:eastAsia="Times New Roman" w:cstheme="minorHAnsi"/>
-          <w:color w:val="CE9178"/>
-          <w:kern w:val="0"/>
-          <w:sz w:val="24"/>
-          <w:szCs w:val="24"/>
-          <w:lang w:eastAsia="es-MX"/>
-          <w14:ligatures w14:val="none"/>
-        </w:rPr>
-        <w:t>"es5"</w:t>
-      </w:r>
-      <w:r>
-        <w:rPr>
-          <w:rFonts w:eastAsia="Times New Roman" w:cstheme="minorHAnsi"/>
-          <w:color w:val="D4D4D4"/>
-          <w:kern w:val="0"/>
-          <w:sz w:val="24"/>
-          <w:szCs w:val="24"/>
-          <w:lang w:eastAsia="es-MX"/>
-          <w14:ligatures w14:val="none"/>
-        </w:rPr>
-        <w:t>,</w:t>
-      </w:r>
-    </w:p>
-    <w:p>
-      <w:pPr>
-        <w:shd w:val="clear" w:color="auto" w:fill="1E1E1E"/>
-        <w:spacing w:after="0" w:line="285" w:lineRule="atLeast"/>
-        <w:rPr>
-          <w:rFonts w:eastAsia="Times New Roman" w:cstheme="minorHAnsi"/>
-          <w:color w:val="D4D4D4"/>
-          <w:kern w:val="0"/>
-          <w:sz w:val="24"/>
-          <w:szCs w:val="24"/>
-          <w:lang w:eastAsia="es-MX"/>
-          <w14:ligatures w14:val="none"/>
-        </w:rPr>
-      </w:pPr>
-      <w:r>
-        <w:rPr>
-          <w:rFonts w:eastAsia="Times New Roman" w:cstheme="minorHAnsi"/>
-          <w:color w:val="D4D4D4"/>
-          <w:kern w:val="0"/>
-          <w:sz w:val="24"/>
-          <w:szCs w:val="24"/>
-          <w:lang w:eastAsia="es-MX"/>
-          <w14:ligatures w14:val="none"/>
-        </w:rPr>
-        <w:t xml:space="preserve">          </w:t>
-      </w:r>
-      <w:r>
-        <w:rPr>
-          <w:rFonts w:eastAsia="Times New Roman" w:cstheme="minorHAnsi"/>
-          <w:color w:val="CE9178"/>
-          <w:kern w:val="0"/>
-          <w:sz w:val="24"/>
-          <w:szCs w:val="24"/>
-          <w:lang w:eastAsia="es-MX"/>
-          <w14:ligatures w14:val="none"/>
-        </w:rPr>
-        <w:t>"</w:t>
-      </w:r>
-      <w:proofErr w:type="spellStart"/>
-      <w:r>
-        <w:rPr>
-          <w:rFonts w:eastAsia="Times New Roman" w:cstheme="minorHAnsi"/>
-          <w:color w:val="CE9178"/>
-          <w:kern w:val="0"/>
-          <w:sz w:val="24"/>
-          <w:szCs w:val="24"/>
-          <w:lang w:eastAsia="es-MX"/>
-          <w14:ligatures w14:val="none"/>
-        </w:rPr>
-        <w:t>endOfLine</w:t>
-      </w:r>
-      <w:proofErr w:type="spellEnd"/>
-      <w:r>
-        <w:rPr>
-          <w:rFonts w:eastAsia="Times New Roman" w:cstheme="minorHAnsi"/>
-          <w:color w:val="CE9178"/>
-          <w:kern w:val="0"/>
-          <w:sz w:val="24"/>
-          <w:szCs w:val="24"/>
-          <w:lang w:eastAsia="es-MX"/>
-          <w14:ligatures w14:val="none"/>
-        </w:rPr>
-        <w:t>"</w:t>
-      </w:r>
-      <w:r>
-        <w:rPr>
-          <w:rFonts w:eastAsia="Times New Roman" w:cstheme="minorHAnsi"/>
-          <w:color w:val="9CDCFE"/>
-          <w:kern w:val="0"/>
-          <w:sz w:val="24"/>
-          <w:szCs w:val="24"/>
-          <w:lang w:eastAsia="es-MX"/>
-          <w14:ligatures w14:val="none"/>
-        </w:rPr>
-        <w:t>:</w:t>
-      </w:r>
-      <w:r>
-        <w:rPr>
-          <w:rFonts w:eastAsia="Times New Roman" w:cstheme="minorHAnsi"/>
-          <w:color w:val="D4D4D4"/>
-          <w:kern w:val="0"/>
-          <w:sz w:val="24"/>
-          <w:szCs w:val="24"/>
-          <w:lang w:eastAsia="es-MX"/>
-          <w14:ligatures w14:val="none"/>
-        </w:rPr>
-        <w:t xml:space="preserve"> </w:t>
-      </w:r>
-      <w:r>
-        <w:rPr>
-          <w:rFonts w:eastAsia="Times New Roman" w:cstheme="minorHAnsi"/>
-          <w:color w:val="CE9178"/>
-          <w:kern w:val="0"/>
-          <w:sz w:val="24"/>
-          <w:szCs w:val="24"/>
-          <w:lang w:eastAsia="es-MX"/>
-          <w14:ligatures w14:val="none"/>
-        </w:rPr>
-        <w:t>"auto"</w:t>
-      </w:r>
-      <w:r>
-        <w:rPr>
-          <w:rFonts w:eastAsia="Times New Roman" w:cstheme="minorHAnsi"/>
-          <w:color w:val="D4D4D4"/>
-          <w:kern w:val="0"/>
-          <w:sz w:val="24"/>
-          <w:szCs w:val="24"/>
-          <w:lang w:eastAsia="es-MX"/>
-          <w14:ligatures w14:val="none"/>
-        </w:rPr>
-        <w:t>,</w:t>
-      </w:r>
-    </w:p>
-    <w:p>
-      <w:pPr>
-        <w:shd w:val="clear" w:color="auto" w:fill="1E1E1E"/>
-        <w:spacing w:after="0" w:line="285" w:lineRule="atLeast"/>
-        <w:rPr>
-          <w:rFonts w:eastAsia="Times New Roman" w:cstheme="minorHAnsi"/>
-          <w:color w:val="D4D4D4"/>
-          <w:kern w:val="0"/>
-          <w:sz w:val="24"/>
-          <w:szCs w:val="24"/>
-          <w:lang w:eastAsia="es-MX"/>
-          <w14:ligatures w14:val="none"/>
-        </w:rPr>
-      </w:pPr>
-      <w:r>
-        <w:rPr>
-          <w:rFonts w:eastAsia="Times New Roman" w:cstheme="minorHAnsi"/>
-          <w:color w:val="D4D4D4"/>
-          <w:kern w:val="0"/>
-          <w:sz w:val="24"/>
-          <w:szCs w:val="24"/>
-          <w:lang w:eastAsia="es-MX"/>
-          <w14:ligatures w14:val="none"/>
-        </w:rPr>
-        <w:t>        },</w:t>
-      </w:r>
-    </w:p>
-    <w:p>
-      <w:pPr>
-        <w:shd w:val="clear" w:color="auto" w:fill="1E1E1E"/>
-        <w:spacing w:after="0" w:line="285" w:lineRule="atLeast"/>
-        <w:rPr>
-          <w:rFonts w:eastAsia="Times New Roman" w:cstheme="minorHAnsi"/>
-          <w:color w:val="D4D4D4"/>
-          <w:kern w:val="0"/>
-          <w:sz w:val="24"/>
-          <w:szCs w:val="24"/>
-          <w:lang w:eastAsia="es-MX"/>
-          <w14:ligatures w14:val="none"/>
-        </w:rPr>
-      </w:pPr>
-      <w:r>
-        <w:rPr>
-          <w:rFonts w:eastAsia="Times New Roman" w:cstheme="minorHAnsi"/>
-          <w:color w:val="D4D4D4"/>
-          <w:kern w:val="0"/>
-          <w:sz w:val="24"/>
-          <w:szCs w:val="24"/>
-          <w:lang w:eastAsia="es-MX"/>
-          <w14:ligatures w14:val="none"/>
-        </w:rPr>
-        <w:t>      ],</w:t>
-      </w:r>
-    </w:p>
-    <w:p>
-      <w:pPr>
-        <w:shd w:val="clear" w:color="auto" w:fill="1E1E1E"/>
-        <w:spacing w:after="0" w:line="285" w:lineRule="atLeast"/>
-        <w:rPr>
-          <w:rFonts w:eastAsia="Times New Roman" w:cstheme="minorHAnsi"/>
-          <w:color w:val="D4D4D4"/>
-          <w:kern w:val="0"/>
-          <w:sz w:val="24"/>
-          <w:szCs w:val="24"/>
-          <w:lang w:eastAsia="es-MX"/>
-          <w14:ligatures w14:val="none"/>
-        </w:rPr>
-      </w:pPr>
-      <w:r>
-        <w:rPr>
-          <w:rFonts w:eastAsia="Times New Roman" w:cstheme="minorHAnsi"/>
-          <w:color w:val="D4D4D4"/>
-          <w:kern w:val="0"/>
-          <w:sz w:val="24"/>
-          <w:szCs w:val="24"/>
-          <w:lang w:eastAsia="es-MX"/>
-          <w14:ligatures w14:val="none"/>
-        </w:rPr>
-        <w:t>    },</w:t>
-      </w:r>
-    </w:p>
-    <w:p>
-      <w:pPr>
-        <w:shd w:val="clear" w:color="auto" w:fill="1E1E1E"/>
-        <w:spacing w:after="0" w:line="285" w:lineRule="atLeast"/>
-        <w:rPr>
-          <w:rFonts w:eastAsia="Times New Roman" w:cstheme="minorHAnsi"/>
-          <w:color w:val="D4D4D4"/>
-          <w:kern w:val="0"/>
-          <w:sz w:val="24"/>
-          <w:szCs w:val="24"/>
-          <w:lang w:eastAsia="es-MX"/>
-          <w14:ligatures w14:val="none"/>
-        </w:rPr>
-      </w:pPr>
-      <w:r>
-        <w:rPr>
-          <w:rFonts w:eastAsia="Times New Roman" w:cstheme="minorHAnsi"/>
-          <w:color w:val="D4D4D4"/>
-          <w:kern w:val="0"/>
-          <w:sz w:val="24"/>
-          <w:szCs w:val="24"/>
-          <w:lang w:eastAsia="es-MX"/>
-          <w14:ligatures w14:val="none"/>
-        </w:rPr>
-        <w:t>  },</w:t>
-      </w:r>
-    </w:p>
-    <w:p>
-      <w:pPr>
-        <w:shd w:val="clear" w:color="auto" w:fill="1E1E1E"/>
-        <w:spacing w:after="120" w:line="285" w:lineRule="atLeast"/>
-        <w:rPr>
-          <w:rFonts w:eastAsia="Times New Roman" w:cstheme="minorHAnsi"/>
-          <w:color w:val="D4D4D4"/>
-          <w:kern w:val="0"/>
-          <w:sz w:val="24"/>
-          <w:szCs w:val="24"/>
-          <w:lang w:eastAsia="es-MX"/>
-          <w14:ligatures w14:val="none"/>
-        </w:rPr>
-      </w:pPr>
-      <w:r>
-        <w:rPr>
-          <w:rFonts w:eastAsia="Times New Roman" w:cstheme="minorHAnsi"/>
-          <w:color w:val="D4D4D4"/>
-          <w:kern w:val="0"/>
-          <w:sz w:val="24"/>
-          <w:szCs w:val="24"/>
-          <w:lang w:eastAsia="es-MX"/>
-          <w14:ligatures w14:val="none"/>
-        </w:rPr>
-        <w:t>];</w:t>
-      </w:r>
-    </w:p>
-    <w:p/>
-    <w:p>
-      <w:pPr>
-        <w:pStyle w:val="Ttulo3"/>
-        <w:rPr>
-          <w:b/>
-          <w:bCs/>
-        </w:rPr>
-      </w:pPr>
-      <w:r>
-        <w:rPr>
-          <w:b/>
-          <w:bCs/>
-        </w:rPr>
-        <w:t xml:space="preserve">Ejecutando </w:t>
-      </w:r>
-      <w:proofErr w:type="spellStart"/>
-      <w:r>
-        <w:rPr>
-          <w:b/>
-          <w:bCs/>
-        </w:rPr>
-        <w:t>eslint</w:t>
-      </w:r>
-      <w:proofErr w:type="spellEnd"/>
-      <w:r>
-        <w:rPr>
-          <w:b/>
-          <w:bCs/>
-        </w:rPr>
-        <w:t xml:space="preserve"> en mi proyecto:</w:t>
-      </w:r>
-    </w:p>
-    <w:p>
-      <w:r>
-        <w:drawing>
-          <wp:inline distT="0" distB="0" distL="0" distR="0" wp14:anchorId="02D6B42C" wp14:editId="01CAAE31">
-            <wp:extent cx="5612130" cy="3338195"/>
-            <wp:effectExtent l="0" t="0" r="7620" b="0"/>
-            <wp:docPr id="349841632" name="Imagen 1"/>
-            <wp:cNvGraphicFramePr>
-              <a:graphicFrameLocks xmlns:a="http://schemas.openxmlformats.org/drawingml/2006/main" noChangeAspect="1"/>
-            </wp:cNvGraphicFramePr>
-            <a:graphic xmlns:a="http://schemas.openxmlformats.org/drawingml/2006/main">
-              <a:graphicData uri="http://schemas.openxmlformats.org/drawingml/2006/picture">
-                <pic:pic xmlns:pic="http://schemas.openxmlformats.org/drawingml/2006/picture">
-                  <pic:nvPicPr>
-                    <pic:cNvPr id="349841632" name=""/>
-                    <pic:cNvPicPr/>
-                  </pic:nvPicPr>
-                  <pic:blipFill>
-                    <a:blip r:embed="rId15"/>
-                    <a:stretch>
-                      <a:fillRect/>
-                    </a:stretch>
-                  </pic:blipFill>
-                  <pic:spPr>
-                    <a:xfrm>
-                      <a:off x="0" y="0"/>
-                      <a:ext cx="5612130" cy="3338195"/>
-                    </a:xfrm>
-                    <a:prstGeom prst="rect">
-                      <a:avLst/>
-                    </a:prstGeom>
-                  </pic:spPr>
-                </pic:pic>
-              </a:graphicData>
-            </a:graphic>
-          </wp:inline>
-        </w:drawing>
-      </w:r>
-    </w:p>
-    <w:p/>
-    <w:p>
-      <w:pPr>
-        <w:pStyle w:val="Ttulo2"/>
-        <w:rPr>
-          <w:b/>
-          <w:bCs/>
-        </w:rPr>
-      </w:pPr>
-      <w:r>
-        <w:rPr>
-          <w:b/>
-          <w:bCs/>
-        </w:rPr>
-        <w:t>Conclusión.</w:t>
-      </w:r>
-    </w:p>
-    <w:p>
-      <w:pPr>
-        <w:rPr>
-          <w:sz w:val="24"/>
-          <w:szCs w:val="24"/>
-        </w:rPr>
-      </w:pPr>
-      <w:r>
-        <w:rPr>
-          <w:sz w:val="24"/>
-          <w:szCs w:val="24"/>
-        </w:rPr>
-        <w:t xml:space="preserve">El uso de </w:t>
-      </w:r>
-      <w:proofErr w:type="spellStart"/>
-      <w:r>
-        <w:rPr>
-          <w:sz w:val="24"/>
-          <w:szCs w:val="24"/>
-        </w:rPr>
-        <w:t>EsLint</w:t>
-      </w:r>
-      <w:proofErr w:type="spellEnd"/>
-      <w:r>
-        <w:rPr>
-          <w:sz w:val="24"/>
-          <w:szCs w:val="24"/>
-        </w:rPr>
-        <w:t xml:space="preserve"> es una práctica fundamental en el desarrollo moderno con JavaScript y Node.js, ya que actúa como una primera línea de defensa para mantener la calidad del código. Su implementación no solo automatiza la detección de errores sintácticos y variables no definidas en tiempo de desarrollo, sino que también estandariza el estilo y formato del proyecto cuando se integra con herramientas como </w:t>
-      </w:r>
-      <w:proofErr w:type="spellStart"/>
-      <w:r>
-        <w:rPr>
-          <w:sz w:val="24"/>
-          <w:szCs w:val="24"/>
-        </w:rPr>
-        <w:t>Prettier</w:t>
-      </w:r>
-      <w:proofErr w:type="spellEnd"/>
-      <w:r>
-        <w:rPr>
-          <w:sz w:val="24"/>
-          <w:szCs w:val="24"/>
-        </w:rPr>
-        <w:t>.</w:t>
-      </w:r>
-    </w:p>
-    <w:p>
-      <w:pPr>
-        <w:rPr>
-          <w:sz w:val="24"/>
-          <w:szCs w:val="24"/>
-        </w:rPr>
-      </w:pPr>
-      <w:r>
-        <w:rPr>
-          <w:sz w:val="24"/>
-          <w:szCs w:val="24"/>
-        </w:rPr>
-        <w:t xml:space="preserve">Aunque la transición a versiones recientes (como </w:t>
-      </w:r>
-      <w:proofErr w:type="spellStart"/>
-      <w:r>
-        <w:rPr>
-          <w:sz w:val="24"/>
-          <w:szCs w:val="24"/>
-        </w:rPr>
-        <w:t>ESLint</w:t>
-      </w:r>
-      <w:proofErr w:type="spellEnd"/>
-      <w:r>
-        <w:rPr>
-          <w:sz w:val="24"/>
-          <w:szCs w:val="24"/>
-        </w:rPr>
-        <w:t xml:space="preserve"> v10 y su sistema </w:t>
-      </w:r>
-      <w:r>
-        <w:rPr>
-          <w:i/>
-          <w:iCs/>
-          <w:sz w:val="24"/>
-          <w:szCs w:val="24"/>
-        </w:rPr>
-        <w:t xml:space="preserve">Flat </w:t>
-      </w:r>
-      <w:proofErr w:type="spellStart"/>
-      <w:r>
-        <w:rPr>
-          <w:i/>
-          <w:iCs/>
-          <w:sz w:val="24"/>
-          <w:szCs w:val="24"/>
-        </w:rPr>
-        <w:t>Config</w:t>
-      </w:r>
-      <w:proofErr w:type="spellEnd"/>
-      <w:r>
-        <w:rPr>
-          <w:sz w:val="24"/>
-          <w:szCs w:val="24"/>
-        </w:rPr>
-        <w:t>) o los conflictos de formato entre sistemas operativos (como los saltos de línea CRLF vs LF) pueden requerir ajustes iniciales en la configuración, el beneficio a largo plazo es indispensable: reduce sustancialmente los errores en producción, facilita la colaboración en equipo y agiliza las revisiones de código.</w:t>
-      </w:r>
-    </w:p>
-    <w:p>
-      <w:pPr>
-        <w:rPr>
-          <w:rFonts w:cstheme="minorHAnsi"/>
-          <w:sz w:val="24"/>
-          <w:szCs w:val="24"/>
-        </w:rPr>
-      </w:pPr>
+        <w:rPr>
+          <w:rFonts w:cstheme="minorHAnsi"/>
+          <w:sz w:val="24"/>
+          <w:szCs w:val="24"/>
+        </w:rPr>
+      </w:pPr>
+      <w:r>
+        <w:rPr>
+          <w:rFonts w:cstheme="minorHAnsi"/>
+          <w:sz w:val="24"/>
+          <w:szCs w:val="24"/>
+        </w:rPr>
+        <w:t>Desplegar la aplicación en Render permitió comprobar de forma práctica cómo un entorno puede crearse directamente desde un repositorio, usarse para pruebas y desecharse sin dejar rastro. Este enfoque agiliza la validación de cambios, mejora la calidad del software y reduce costos de infraestructura.</w:t>
+      </w:r>
     </w:p>
     <w:p>
       <w:pPr>
@@ -6589,7 +2133,6 @@
     </w:p>
     <w:p>
       <w:pPr>
-        <w:spacing w:line="240" w:lineRule="auto"/>
         <w:outlineLvl w:val="1"/>
         <w:rPr>
           <w:rFonts w:eastAsia="Times New Roman" w:cstheme="minorHAnsi"/>
@@ -6600,7 +2143,10 @@
           <w14:ligatures w14:val="none"/>
         </w:rPr>
       </w:pPr>
-      <w:r>
+    </w:p>
+    <w:p>
+      <w:pPr>
+        <w:outlineLvl w:val="1"/>
         <w:rPr>
           <w:rFonts w:eastAsia="Times New Roman" w:cstheme="minorHAnsi"/>
           <w:kern w:val="0"/>
@@ -6609,514 +2155,15 @@
           <w:lang w:eastAsia="es-MX"/>
           <w14:ligatures w14:val="none"/>
         </w:rPr>
-        <w:t xml:space="preserve">Mata, F. (2022, 22 abril). </w:t>
-      </w:r>
-      <w:r>
-        <w:rPr>
-          <w:rFonts w:eastAsia="Times New Roman" w:cstheme="minorHAnsi"/>
-          <w:i/>
-          <w:iCs/>
-          <w:kern w:val="0"/>
-          <w:sz w:val="24"/>
-          <w:szCs w:val="24"/>
-          <w:lang w:eastAsia="es-MX"/>
-          <w14:ligatures w14:val="none"/>
-        </w:rPr>
-        <w:t xml:space="preserve">¿Qué es un </w:t>
-      </w:r>
-      <w:proofErr w:type="spellStart"/>
-      <w:r>
-        <w:rPr>
-          <w:rFonts w:eastAsia="Times New Roman" w:cstheme="minorHAnsi"/>
-          <w:i/>
-          <w:iCs/>
-          <w:kern w:val="0"/>
-          <w:sz w:val="24"/>
-          <w:szCs w:val="24"/>
-          <w:lang w:eastAsia="es-MX"/>
-          <w14:ligatures w14:val="none"/>
-        </w:rPr>
-        <w:t>linter</w:t>
-      </w:r>
-      <w:proofErr w:type="spellEnd"/>
-      <w:r>
-        <w:rPr>
-          <w:rFonts w:eastAsia="Times New Roman" w:cstheme="minorHAnsi"/>
-          <w:i/>
-          <w:iCs/>
-          <w:kern w:val="0"/>
-          <w:sz w:val="24"/>
-          <w:szCs w:val="24"/>
-          <w:lang w:eastAsia="es-MX"/>
-          <w14:ligatures w14:val="none"/>
-        </w:rPr>
-        <w:t>? |</w:t>
-      </w:r>
-      <w:r>
-        <w:rPr>
-          <w:rFonts w:eastAsia="Times New Roman" w:cstheme="minorHAnsi"/>
-          <w:kern w:val="0"/>
-          <w:sz w:val="24"/>
-          <w:szCs w:val="24"/>
-          <w:lang w:eastAsia="es-MX"/>
-          <w14:ligatures w14:val="none"/>
-        </w:rPr>
-        <w:t xml:space="preserve">. Academia </w:t>
-      </w:r>
-      <w:proofErr w:type="spellStart"/>
-      <w:r>
-        <w:rPr>
-          <w:rFonts w:eastAsia="Times New Roman" w:cstheme="minorHAnsi"/>
-          <w:kern w:val="0"/>
-          <w:sz w:val="24"/>
-          <w:szCs w:val="24"/>
-          <w:lang w:eastAsia="es-MX"/>
-          <w14:ligatures w14:val="none"/>
-        </w:rPr>
-        <w:t>Rolosa</w:t>
-      </w:r>
-      <w:proofErr w:type="spellEnd"/>
-      <w:r>
-        <w:rPr>
-          <w:rFonts w:eastAsia="Times New Roman" w:cstheme="minorHAnsi"/>
-          <w:kern w:val="0"/>
-          <w:sz w:val="24"/>
-          <w:szCs w:val="24"/>
-          <w:lang w:eastAsia="es-MX"/>
-          <w14:ligatures w14:val="none"/>
-        </w:rPr>
-        <w:t xml:space="preserve">. </w:t>
-      </w:r>
-      <w:hyperlink r:id="rId16" w:history="1">
-        <w:r>
-          <w:rPr>
-            <w:rStyle w:val="Hipervnculo"/>
-            <w:rFonts w:eastAsia="Times New Roman" w:cstheme="minorHAnsi"/>
-            <w:kern w:val="0"/>
-            <w:sz w:val="24"/>
-            <w:szCs w:val="24"/>
-            <w:lang w:eastAsia="es-MX"/>
-            <w14:ligatures w14:val="none"/>
-          </w:rPr>
-          <w:t>https://kb.rolosa.com/que-es-un-linter/</w:t>
-        </w:r>
-      </w:hyperlink>
-    </w:p>
-    <w:p>
-      <w:pPr>
-        <w:outlineLvl w:val="1"/>
-        <w:rPr>
-          <w:rFonts w:eastAsia="Times New Roman" w:cstheme="minorHAnsi"/>
-          <w:kern w:val="0"/>
-          <w:sz w:val="24"/>
-          <w:szCs w:val="24"/>
-          <w:lang w:eastAsia="es-MX"/>
-          <w14:ligatures w14:val="none"/>
-        </w:rPr>
-      </w:pPr>
-      <w:proofErr w:type="spellStart"/>
-      <w:r>
-        <w:rPr>
-          <w:rFonts w:eastAsia="Times New Roman" w:cstheme="minorHAnsi"/>
-          <w:i/>
-          <w:iCs/>
-          <w:kern w:val="0"/>
-          <w:sz w:val="24"/>
-          <w:szCs w:val="24"/>
-          <w:lang w:eastAsia="es-MX"/>
-          <w14:ligatures w14:val="none"/>
-        </w:rPr>
-        <w:t>ESLint</w:t>
-      </w:r>
-      <w:proofErr w:type="spellEnd"/>
-      <w:r>
-        <w:rPr>
-          <w:rFonts w:eastAsia="Times New Roman" w:cstheme="minorHAnsi"/>
-          <w:i/>
-          <w:iCs/>
-          <w:kern w:val="0"/>
-          <w:sz w:val="24"/>
-          <w:szCs w:val="24"/>
-          <w:lang w:eastAsia="es-MX"/>
-          <w14:ligatures w14:val="none"/>
-        </w:rPr>
-        <w:t xml:space="preserve">: </w:t>
-      </w:r>
-      <w:proofErr w:type="spellStart"/>
-      <w:r>
-        <w:rPr>
-          <w:rFonts w:eastAsia="Times New Roman" w:cstheme="minorHAnsi"/>
-          <w:i/>
-          <w:iCs/>
-          <w:kern w:val="0"/>
-          <w:sz w:val="24"/>
-          <w:szCs w:val="24"/>
-          <w:lang w:eastAsia="es-MX"/>
-          <w14:ligatures w14:val="none"/>
-        </w:rPr>
-        <w:t>Linter</w:t>
-      </w:r>
-      <w:proofErr w:type="spellEnd"/>
-      <w:r>
-        <w:rPr>
-          <w:rFonts w:eastAsia="Times New Roman" w:cstheme="minorHAnsi"/>
-          <w:i/>
-          <w:iCs/>
-          <w:kern w:val="0"/>
-          <w:sz w:val="24"/>
-          <w:szCs w:val="24"/>
-          <w:lang w:eastAsia="es-MX"/>
-          <w14:ligatures w14:val="none"/>
-        </w:rPr>
-        <w:t xml:space="preserve"> Javascript - Javascript en español</w:t>
-      </w:r>
-      <w:r>
-        <w:rPr>
-          <w:rFonts w:eastAsia="Times New Roman" w:cstheme="minorHAnsi"/>
-          <w:kern w:val="0"/>
-          <w:sz w:val="24"/>
-          <w:szCs w:val="24"/>
-          <w:lang w:eastAsia="es-MX"/>
-          <w14:ligatures w14:val="none"/>
-        </w:rPr>
-        <w:t xml:space="preserve">. (s. f.). </w:t>
-      </w:r>
-      <w:hyperlink r:id="rId17" w:history="1">
-        <w:r>
-          <w:rPr>
-            <w:rStyle w:val="Hipervnculo"/>
-            <w:rFonts w:eastAsia="Times New Roman" w:cstheme="minorHAnsi"/>
-            <w:kern w:val="0"/>
-            <w:sz w:val="24"/>
-            <w:szCs w:val="24"/>
-            <w:lang w:eastAsia="es-MX"/>
-            <w14:ligatures w14:val="none"/>
-          </w:rPr>
-          <w:t>https://lenguajejs.com/javascript/caracteristicas/eslint/</w:t>
-        </w:r>
-      </w:hyperlink>
-    </w:p>
-    <w:p>
-      <w:pPr>
-        <w:outlineLvl w:val="1"/>
-        <w:rPr>
-          <w:rFonts w:eastAsia="Times New Roman" w:cstheme="minorHAnsi"/>
-          <w:kern w:val="0"/>
-          <w:sz w:val="24"/>
-          <w:szCs w:val="24"/>
-          <w:lang w:eastAsia="es-MX"/>
-          <w14:ligatures w14:val="none"/>
-        </w:rPr>
-      </w:pPr>
-      <w:proofErr w:type="spellStart"/>
-      <w:r>
-        <w:rPr>
-          <w:rFonts w:eastAsia="Times New Roman" w:cstheme="minorHAnsi"/>
-          <w:i/>
-          <w:iCs/>
-          <w:kern w:val="0"/>
-          <w:sz w:val="24"/>
-          <w:szCs w:val="24"/>
-          <w:lang w:eastAsia="es-MX"/>
-          <w14:ligatures w14:val="none"/>
-        </w:rPr>
-        <w:t>Configuration</w:t>
-      </w:r>
-      <w:proofErr w:type="spellEnd"/>
-      <w:r>
-        <w:rPr>
-          <w:rFonts w:eastAsia="Times New Roman" w:cstheme="minorHAnsi"/>
-          <w:i/>
-          <w:iCs/>
-          <w:kern w:val="0"/>
-          <w:sz w:val="24"/>
-          <w:szCs w:val="24"/>
-          <w:lang w:eastAsia="es-MX"/>
-          <w14:ligatures w14:val="none"/>
-        </w:rPr>
-        <w:t xml:space="preserve"> files - </w:t>
-      </w:r>
-      <w:proofErr w:type="spellStart"/>
-      <w:r>
-        <w:rPr>
-          <w:rFonts w:eastAsia="Times New Roman" w:cstheme="minorHAnsi"/>
-          <w:i/>
-          <w:iCs/>
-          <w:kern w:val="0"/>
-          <w:sz w:val="24"/>
-          <w:szCs w:val="24"/>
-          <w:lang w:eastAsia="es-MX"/>
-          <w14:ligatures w14:val="none"/>
-        </w:rPr>
-        <w:t>ESLint</w:t>
-      </w:r>
-      <w:proofErr w:type="spellEnd"/>
-      <w:r>
-        <w:rPr>
-          <w:rFonts w:eastAsia="Times New Roman" w:cstheme="minorHAnsi"/>
-          <w:i/>
-          <w:iCs/>
-          <w:kern w:val="0"/>
-          <w:sz w:val="24"/>
-          <w:szCs w:val="24"/>
-          <w:lang w:eastAsia="es-MX"/>
-          <w14:ligatures w14:val="none"/>
-        </w:rPr>
-        <w:t xml:space="preserve"> - </w:t>
-      </w:r>
-      <w:proofErr w:type="spellStart"/>
-      <w:r>
-        <w:rPr>
-          <w:rFonts w:eastAsia="Times New Roman" w:cstheme="minorHAnsi"/>
-          <w:i/>
-          <w:iCs/>
-          <w:kern w:val="0"/>
-          <w:sz w:val="24"/>
-          <w:szCs w:val="24"/>
-          <w:lang w:eastAsia="es-MX"/>
-          <w14:ligatures w14:val="none"/>
-        </w:rPr>
-        <w:t>Pluggable</w:t>
-      </w:r>
-      <w:proofErr w:type="spellEnd"/>
-      <w:r>
-        <w:rPr>
-          <w:rFonts w:eastAsia="Times New Roman" w:cstheme="minorHAnsi"/>
-          <w:i/>
-          <w:iCs/>
-          <w:kern w:val="0"/>
-          <w:sz w:val="24"/>
-          <w:szCs w:val="24"/>
-          <w:lang w:eastAsia="es-MX"/>
-          <w14:ligatures w14:val="none"/>
-        </w:rPr>
-        <w:t xml:space="preserve"> JavaScript </w:t>
-      </w:r>
-      <w:proofErr w:type="spellStart"/>
-      <w:r>
-        <w:rPr>
-          <w:rFonts w:eastAsia="Times New Roman" w:cstheme="minorHAnsi"/>
-          <w:i/>
-          <w:iCs/>
-          <w:kern w:val="0"/>
-          <w:sz w:val="24"/>
-          <w:szCs w:val="24"/>
-          <w:lang w:eastAsia="es-MX"/>
-          <w14:ligatures w14:val="none"/>
-        </w:rPr>
-        <w:t>Linter</w:t>
-      </w:r>
-      <w:proofErr w:type="spellEnd"/>
-      <w:r>
-        <w:rPr>
-          <w:rFonts w:eastAsia="Times New Roman" w:cstheme="minorHAnsi"/>
-          <w:kern w:val="0"/>
-          <w:sz w:val="24"/>
-          <w:szCs w:val="24"/>
-          <w:lang w:eastAsia="es-MX"/>
-          <w14:ligatures w14:val="none"/>
-        </w:rPr>
-        <w:t xml:space="preserve">. (s. f.). </w:t>
-      </w:r>
-      <w:hyperlink r:id="rId18" w:history="1">
-        <w:r>
-          <w:rPr>
-            <w:rStyle w:val="Hipervnculo"/>
-            <w:rFonts w:eastAsia="Times New Roman" w:cstheme="minorHAnsi"/>
-            <w:kern w:val="0"/>
-            <w:sz w:val="24"/>
-            <w:szCs w:val="24"/>
-            <w:lang w:eastAsia="es-MX"/>
-            <w14:ligatures w14:val="none"/>
-          </w:rPr>
-          <w:t>https://eslint.org/docs/latest/use/configure/configuration-files</w:t>
-        </w:r>
-      </w:hyperlink>
-    </w:p>
-    <w:p>
-      <w:pPr>
-        <w:outlineLvl w:val="1"/>
-        <w:rPr>
-          <w:rFonts w:eastAsia="Times New Roman" w:cstheme="minorHAnsi"/>
-          <w:kern w:val="0"/>
-          <w:sz w:val="24"/>
-          <w:szCs w:val="24"/>
-          <w:lang w:eastAsia="es-MX"/>
-          <w14:ligatures w14:val="none"/>
-        </w:rPr>
-      </w:pPr>
-      <w:hyperlink r:id="rId19" w:history="1">
-        <w:r>
-          <w:rPr>
-            <w:rStyle w:val="Hipervnculo"/>
-            <w:rFonts w:eastAsia="Times New Roman" w:cstheme="minorHAnsi"/>
-            <w:kern w:val="0"/>
-            <w:sz w:val="24"/>
-            <w:szCs w:val="24"/>
-            <w:lang w:eastAsia="es-MX"/>
-            <w14:ligatures w14:val="none"/>
-          </w:rPr>
-          <w:t>https://wolfram.schneider.org/bsd/7thEdManVol2/lint/lint.pdf</w:t>
-        </w:r>
-      </w:hyperlink>
-    </w:p>
-    <w:p>
-      <w:pPr>
-        <w:outlineLvl w:val="1"/>
-        <w:rPr>
-          <w:rFonts w:eastAsia="Times New Roman" w:cstheme="minorHAnsi"/>
-          <w:kern w:val="0"/>
-          <w:sz w:val="24"/>
-          <w:szCs w:val="24"/>
-          <w:lang w:eastAsia="es-MX"/>
-          <w14:ligatures w14:val="none"/>
-        </w:rPr>
-      </w:pPr>
-      <w:proofErr w:type="spellStart"/>
-      <w:r>
-        <w:rPr>
-          <w:rFonts w:eastAsia="Times New Roman" w:cstheme="minorHAnsi"/>
-          <w:i/>
-          <w:iCs/>
-          <w:kern w:val="0"/>
-          <w:sz w:val="24"/>
-          <w:szCs w:val="24"/>
-          <w:lang w:eastAsia="es-MX"/>
-          <w14:ligatures w14:val="none"/>
-        </w:rPr>
-        <w:t>Integrating</w:t>
-      </w:r>
-      <w:proofErr w:type="spellEnd"/>
-      <w:r>
-        <w:rPr>
-          <w:rFonts w:eastAsia="Times New Roman" w:cstheme="minorHAnsi"/>
-          <w:i/>
-          <w:iCs/>
-          <w:kern w:val="0"/>
-          <w:sz w:val="24"/>
-          <w:szCs w:val="24"/>
-          <w:lang w:eastAsia="es-MX"/>
-          <w14:ligatures w14:val="none"/>
-        </w:rPr>
-        <w:t xml:space="preserve"> </w:t>
-      </w:r>
-      <w:proofErr w:type="spellStart"/>
-      <w:r>
-        <w:rPr>
-          <w:rFonts w:eastAsia="Times New Roman" w:cstheme="minorHAnsi"/>
-          <w:i/>
-          <w:iCs/>
-          <w:kern w:val="0"/>
-          <w:sz w:val="24"/>
-          <w:szCs w:val="24"/>
-          <w:lang w:eastAsia="es-MX"/>
-          <w14:ligatures w14:val="none"/>
-        </w:rPr>
-        <w:t>with</w:t>
-      </w:r>
-      <w:proofErr w:type="spellEnd"/>
-      <w:r>
-        <w:rPr>
-          <w:rFonts w:eastAsia="Times New Roman" w:cstheme="minorHAnsi"/>
-          <w:i/>
-          <w:iCs/>
-          <w:kern w:val="0"/>
-          <w:sz w:val="24"/>
-          <w:szCs w:val="24"/>
-          <w:lang w:eastAsia="es-MX"/>
-          <w14:ligatures w14:val="none"/>
-        </w:rPr>
-        <w:t xml:space="preserve"> </w:t>
-      </w:r>
-      <w:proofErr w:type="spellStart"/>
-      <w:r>
-        <w:rPr>
-          <w:rFonts w:eastAsia="Times New Roman" w:cstheme="minorHAnsi"/>
-          <w:i/>
-          <w:iCs/>
-          <w:kern w:val="0"/>
-          <w:sz w:val="24"/>
-          <w:szCs w:val="24"/>
-          <w:lang w:eastAsia="es-MX"/>
-          <w14:ligatures w14:val="none"/>
-        </w:rPr>
-        <w:t>Linters</w:t>
-      </w:r>
-      <w:proofErr w:type="spellEnd"/>
-      <w:r>
-        <w:rPr>
-          <w:rFonts w:eastAsia="Times New Roman" w:cstheme="minorHAnsi"/>
-          <w:i/>
-          <w:iCs/>
-          <w:kern w:val="0"/>
-          <w:sz w:val="24"/>
-          <w:szCs w:val="24"/>
-          <w:lang w:eastAsia="es-MX"/>
-          <w14:ligatures w14:val="none"/>
-        </w:rPr>
-        <w:t xml:space="preserve"> · </w:t>
-      </w:r>
-      <w:proofErr w:type="spellStart"/>
-      <w:r>
-        <w:rPr>
-          <w:rFonts w:eastAsia="Times New Roman" w:cstheme="minorHAnsi"/>
-          <w:i/>
-          <w:iCs/>
-          <w:kern w:val="0"/>
-          <w:sz w:val="24"/>
-          <w:szCs w:val="24"/>
-          <w:lang w:eastAsia="es-MX"/>
-          <w14:ligatures w14:val="none"/>
-        </w:rPr>
-        <w:t>Prettier</w:t>
-      </w:r>
-      <w:proofErr w:type="spellEnd"/>
-      <w:r>
-        <w:rPr>
-          <w:rFonts w:eastAsia="Times New Roman" w:cstheme="minorHAnsi"/>
-          <w:kern w:val="0"/>
-          <w:sz w:val="24"/>
-          <w:szCs w:val="24"/>
-          <w:lang w:eastAsia="es-MX"/>
-          <w14:ligatures w14:val="none"/>
-        </w:rPr>
-        <w:t xml:space="preserve">. (s. f.). </w:t>
-      </w:r>
-      <w:hyperlink r:id="rId20" w:history="1">
-        <w:r>
-          <w:rPr>
-            <w:rStyle w:val="Hipervnculo"/>
-            <w:rFonts w:eastAsia="Times New Roman" w:cstheme="minorHAnsi"/>
-            <w:kern w:val="0"/>
-            <w:sz w:val="24"/>
-            <w:szCs w:val="24"/>
-            <w:lang w:eastAsia="es-MX"/>
-            <w14:ligatures w14:val="none"/>
-          </w:rPr>
-          <w:t>https://prettier.io/docs/integrating-with-linters.html</w:t>
-        </w:r>
-      </w:hyperlink>
-    </w:p>
-    <w:p>
-      <w:pPr>
-        <w:outlineLvl w:val="1"/>
-        <w:rPr>
-          <w:rFonts w:eastAsia="Times New Roman" w:cstheme="minorHAnsi"/>
-          <w:kern w:val="0"/>
-          <w:sz w:val="24"/>
-          <w:szCs w:val="24"/>
-          <w:lang w:eastAsia="es-MX"/>
-          <w14:ligatures w14:val="none"/>
-        </w:rPr>
       </w:pPr>
     </w:p>
     <w:sectPr>
-      <w:headerReference w:type="even" r:id="rId21"/>
-      <w:headerReference w:type="default" r:id="rId22"/>
-      <w:footerReference w:type="even" r:id="rId23"/>
-      <w:footerReference w:type="default" r:id="rId24"/>
-      <w:headerReference w:type="first" r:id="rId25"/>
-      <w:footerReference w:type="first" r:id="rId26"/>
+      <w:headerReference w:type="even" r:id="rId13"/>
+      <w:headerReference w:type="default" r:id="rId14"/>
+      <w:footerReference w:type="even" r:id="rId15"/>
+      <w:footerReference w:type="default" r:id="rId16"/>
+      <w:headerReference w:type="first" r:id="rId17"/>
+      <w:footerReference w:type="first" r:id="rId18"/>
       <w:pgSz w:w="12240" w:h="15840"/>
       <w:pgMar w:top="1418" w:right="1701" w:bottom="1418" w:left="1701" w:header="709" w:footer="709" w:gutter="0"/>
       <w:pgBorders w:offsetFrom="page">
@@ -11539,6 +6586,119 @@
     </w:lvl>
   </w:abstractNum>
   <w:abstractNum w:abstractNumId="33" w15:restartNumberingAfterBreak="0">
+    <w:nsid w:val="4A8D5954"/>
+    <w:multiLevelType w:val="hybridMultilevel"/>
+    <w:tmpl w:val="7B34E2F8"/>
+    <w:lvl w:ilvl="0" w:tplc="080A0001">
+      <w:start w:val="1"/>
+      <w:numFmt w:val="bullet"/>
+      <w:lvlText w:val=""/>
+      <w:lvlJc w:val="left"/>
+      <w:pPr>
+        <w:ind w:left="1080" w:hanging="360"/>
+      </w:pPr>
+      <w:rPr>
+        <w:rFonts w:ascii="Symbol" w:hAnsi="Symbol" w:hint="default"/>
+      </w:rPr>
+    </w:lvl>
+    <w:lvl w:ilvl="1" w:tplc="080A0003" w:tentative="1">
+      <w:start w:val="1"/>
+      <w:numFmt w:val="bullet"/>
+      <w:lvlText w:val="o"/>
+      <w:lvlJc w:val="left"/>
+      <w:pPr>
+        <w:ind w:left="1800" w:hanging="360"/>
+      </w:pPr>
+      <w:rPr>
+        <w:rFonts w:ascii="Courier New" w:hAnsi="Courier New" w:cs="Courier New" w:hint="default"/>
+      </w:rPr>
+    </w:lvl>
+    <w:lvl w:ilvl="2" w:tplc="080A0005" w:tentative="1">
+      <w:start w:val="1"/>
+      <w:numFmt w:val="bullet"/>
+      <w:lvlText w:val=""/>
+      <w:lvlJc w:val="left"/>
+      <w:pPr>
+        <w:ind w:left="2520" w:hanging="360"/>
+      </w:pPr>
+      <w:rPr>
+        <w:rFonts w:ascii="Wingdings" w:hAnsi="Wingdings" w:hint="default"/>
+      </w:rPr>
+    </w:lvl>
+    <w:lvl w:ilvl="3" w:tplc="080A0001" w:tentative="1">
+      <w:start w:val="1"/>
+      <w:numFmt w:val="bullet"/>
+      <w:lvlText w:val=""/>
+      <w:lvlJc w:val="left"/>
+      <w:pPr>
+        <w:ind w:left="3240" w:hanging="360"/>
+      </w:pPr>
+      <w:rPr>
+        <w:rFonts w:ascii="Symbol" w:hAnsi="Symbol" w:hint="default"/>
+      </w:rPr>
+    </w:lvl>
+    <w:lvl w:ilvl="4" w:tplc="080A0003" w:tentative="1">
+      <w:start w:val="1"/>
+      <w:numFmt w:val="bullet"/>
+      <w:lvlText w:val="o"/>
+      <w:lvlJc w:val="left"/>
+      <w:pPr>
+        <w:ind w:left="3960" w:hanging="360"/>
+      </w:pPr>
+      <w:rPr>
+        <w:rFonts w:ascii="Courier New" w:hAnsi="Courier New" w:cs="Courier New" w:hint="default"/>
+      </w:rPr>
+    </w:lvl>
+    <w:lvl w:ilvl="5" w:tplc="080A0005" w:tentative="1">
+      <w:start w:val="1"/>
+      <w:numFmt w:val="bullet"/>
+      <w:lvlText w:val=""/>
+      <w:lvlJc w:val="left"/>
+      <w:pPr>
+        <w:ind w:left="4680" w:hanging="360"/>
+      </w:pPr>
+      <w:rPr>
+        <w:rFonts w:ascii="Wingdings" w:hAnsi="Wingdings" w:hint="default"/>
+      </w:rPr>
+    </w:lvl>
+    <w:lvl w:ilvl="6" w:tplc="080A0001" w:tentative="1">
+      <w:start w:val="1"/>
+      <w:numFmt w:val="bullet"/>
+      <w:lvlText w:val=""/>
+      <w:lvlJc w:val="left"/>
+      <w:pPr>
+        <w:ind w:left="5400" w:hanging="360"/>
+      </w:pPr>
+      <w:rPr>
+        <w:rFonts w:ascii="Symbol" w:hAnsi="Symbol" w:hint="default"/>
+      </w:rPr>
+    </w:lvl>
+    <w:lvl w:ilvl="7" w:tplc="080A0003" w:tentative="1">
+      <w:start w:val="1"/>
+      <w:numFmt w:val="bullet"/>
+      <w:lvlText w:val="o"/>
+      <w:lvlJc w:val="left"/>
+      <w:pPr>
+        <w:ind w:left="6120" w:hanging="360"/>
+      </w:pPr>
+      <w:rPr>
+        <w:rFonts w:ascii="Courier New" w:hAnsi="Courier New" w:cs="Courier New" w:hint="default"/>
+      </w:rPr>
+    </w:lvl>
+    <w:lvl w:ilvl="8" w:tplc="080A0005" w:tentative="1">
+      <w:start w:val="1"/>
+      <w:numFmt w:val="bullet"/>
+      <w:lvlText w:val=""/>
+      <w:lvlJc w:val="left"/>
+      <w:pPr>
+        <w:ind w:left="6840" w:hanging="360"/>
+      </w:pPr>
+      <w:rPr>
+        <w:rFonts w:ascii="Wingdings" w:hAnsi="Wingdings" w:hint="default"/>
+      </w:rPr>
+    </w:lvl>
+  </w:abstractNum>
+  <w:abstractNum w:abstractNumId="34" w15:restartNumberingAfterBreak="0">
     <w:nsid w:val="4E392675"/>
     <w:multiLevelType w:val="multilevel"/>
     <w:tmpl w:val="36D4DC38"/>
@@ -11687,7 +6847,120 @@
       </w:rPr>
     </w:lvl>
   </w:abstractNum>
-  <w:abstractNum w:abstractNumId="34" w15:restartNumberingAfterBreak="0">
+  <w:abstractNum w:abstractNumId="35" w15:restartNumberingAfterBreak="0">
+    <w:nsid w:val="4E497CA3"/>
+    <w:multiLevelType w:val="hybridMultilevel"/>
+    <w:tmpl w:val="A5006B7A"/>
+    <w:lvl w:ilvl="0" w:tplc="080A0001">
+      <w:start w:val="1"/>
+      <w:numFmt w:val="bullet"/>
+      <w:lvlText w:val=""/>
+      <w:lvlJc w:val="left"/>
+      <w:pPr>
+        <w:ind w:left="720" w:hanging="360"/>
+      </w:pPr>
+      <w:rPr>
+        <w:rFonts w:ascii="Symbol" w:hAnsi="Symbol" w:hint="default"/>
+      </w:rPr>
+    </w:lvl>
+    <w:lvl w:ilvl="1" w:tplc="080A0003" w:tentative="1">
+      <w:start w:val="1"/>
+      <w:numFmt w:val="bullet"/>
+      <w:lvlText w:val="o"/>
+      <w:lvlJc w:val="left"/>
+      <w:pPr>
+        <w:ind w:left="1440" w:hanging="360"/>
+      </w:pPr>
+      <w:rPr>
+        <w:rFonts w:ascii="Courier New" w:hAnsi="Courier New" w:cs="Courier New" w:hint="default"/>
+      </w:rPr>
+    </w:lvl>
+    <w:lvl w:ilvl="2" w:tplc="080A0005" w:tentative="1">
+      <w:start w:val="1"/>
+      <w:numFmt w:val="bullet"/>
+      <w:lvlText w:val=""/>
+      <w:lvlJc w:val="left"/>
+      <w:pPr>
+        <w:ind w:left="2160" w:hanging="360"/>
+      </w:pPr>
+      <w:rPr>
+        <w:rFonts w:ascii="Wingdings" w:hAnsi="Wingdings" w:hint="default"/>
+      </w:rPr>
+    </w:lvl>
+    <w:lvl w:ilvl="3" w:tplc="080A0001" w:tentative="1">
+      <w:start w:val="1"/>
+      <w:numFmt w:val="bullet"/>
+      <w:lvlText w:val=""/>
+      <w:lvlJc w:val="left"/>
+      <w:pPr>
+        <w:ind w:left="2880" w:hanging="360"/>
+      </w:pPr>
+      <w:rPr>
+        <w:rFonts w:ascii="Symbol" w:hAnsi="Symbol" w:hint="default"/>
+      </w:rPr>
+    </w:lvl>
+    <w:lvl w:ilvl="4" w:tplc="080A0003" w:tentative="1">
+      <w:start w:val="1"/>
+      <w:numFmt w:val="bullet"/>
+      <w:lvlText w:val="o"/>
+      <w:lvlJc w:val="left"/>
+      <w:pPr>
+        <w:ind w:left="3600" w:hanging="360"/>
+      </w:pPr>
+      <w:rPr>
+        <w:rFonts w:ascii="Courier New" w:hAnsi="Courier New" w:cs="Courier New" w:hint="default"/>
+      </w:rPr>
+    </w:lvl>
+    <w:lvl w:ilvl="5" w:tplc="080A0005" w:tentative="1">
+      <w:start w:val="1"/>
+      <w:numFmt w:val="bullet"/>
+      <w:lvlText w:val=""/>
+      <w:lvlJc w:val="left"/>
+      <w:pPr>
+        <w:ind w:left="4320" w:hanging="360"/>
+      </w:pPr>
+      <w:rPr>
+        <w:rFonts w:ascii="Wingdings" w:hAnsi="Wingdings" w:hint="default"/>
+      </w:rPr>
+    </w:lvl>
+    <w:lvl w:ilvl="6" w:tplc="080A0001" w:tentative="1">
+      <w:start w:val="1"/>
+      <w:numFmt w:val="bullet"/>
+      <w:lvlText w:val=""/>
+      <w:lvlJc w:val="left"/>
+      <w:pPr>
+        <w:ind w:left="5040" w:hanging="360"/>
+      </w:pPr>
+      <w:rPr>
+        <w:rFonts w:ascii="Symbol" w:hAnsi="Symbol" w:hint="default"/>
+      </w:rPr>
+    </w:lvl>
+    <w:lvl w:ilvl="7" w:tplc="080A0003" w:tentative="1">
+      <w:start w:val="1"/>
+      <w:numFmt w:val="bullet"/>
+      <w:lvlText w:val="o"/>
+      <w:lvlJc w:val="left"/>
+      <w:pPr>
+        <w:ind w:left="5760" w:hanging="360"/>
+      </w:pPr>
+      <w:rPr>
+        <w:rFonts w:ascii="Courier New" w:hAnsi="Courier New" w:cs="Courier New" w:hint="default"/>
+      </w:rPr>
+    </w:lvl>
+    <w:lvl w:ilvl="8" w:tplc="080A0005" w:tentative="1">
+      <w:start w:val="1"/>
+      <w:numFmt w:val="bullet"/>
+      <w:lvlText w:val=""/>
+      <w:lvlJc w:val="left"/>
+      <w:pPr>
+        <w:ind w:left="6480" w:hanging="360"/>
+      </w:pPr>
+      <w:rPr>
+        <w:rFonts w:ascii="Wingdings" w:hAnsi="Wingdings" w:hint="default"/>
+      </w:rPr>
+    </w:lvl>
+  </w:abstractNum>
+  <w:abstractNum w:abstractNumId="36" w15:restartNumberingAfterBreak="0">
     <w:nsid w:val="4F720781"/>
     <w:multiLevelType w:val="multilevel"/>
     <w:tmpl w:val="2916B7CA"/>
@@ -11836,7 +7109,7 @@
       </w:rPr>
     </w:lvl>
   </w:abstractNum>
-  <w:abstractNum w:abstractNumId="35" w15:restartNumberingAfterBreak="0">
+  <w:abstractNum w:abstractNumId="37" w15:restartNumberingAfterBreak="0">
     <w:nsid w:val="51770579"/>
     <w:multiLevelType w:val="multilevel"/>
     <w:tmpl w:val="351608C2"/>
@@ -11985,7 +7258,7 @@
       </w:rPr>
     </w:lvl>
   </w:abstractNum>
-  <w:abstractNum w:abstractNumId="36" w15:restartNumberingAfterBreak="0">
+  <w:abstractNum w:abstractNumId="38" w15:restartNumberingAfterBreak="0">
     <w:nsid w:val="53BA3F6C"/>
     <w:multiLevelType w:val="multilevel"/>
     <w:tmpl w:val="B450F530"/>
@@ -12134,7 +7407,7 @@
       </w:rPr>
     </w:lvl>
   </w:abstractNum>
-  <w:abstractNum w:abstractNumId="37" w15:restartNumberingAfterBreak="0">
+  <w:abstractNum w:abstractNumId="39" w15:restartNumberingAfterBreak="0">
     <w:nsid w:val="54574CBF"/>
     <w:multiLevelType w:val="hybridMultilevel"/>
     <w:tmpl w:val="FC9C93CE"/>
@@ -12247,7 +7520,7 @@
       </w:rPr>
     </w:lvl>
   </w:abstractNum>
-  <w:abstractNum w:abstractNumId="38" w15:restartNumberingAfterBreak="0">
+  <w:abstractNum w:abstractNumId="40" w15:restartNumberingAfterBreak="0">
     <w:nsid w:val="5737251D"/>
     <w:multiLevelType w:val="multilevel"/>
     <w:tmpl w:val="12C44B80"/>
@@ -12396,7 +7669,96 @@
       </w:rPr>
     </w:lvl>
   </w:abstractNum>
-  <w:abstractNum w:abstractNumId="39" w15:restartNumberingAfterBreak="0">
+  <w:abstractNum w:abstractNumId="41" w15:restartNumberingAfterBreak="0">
+    <w:nsid w:val="58E04CF9"/>
+    <w:multiLevelType w:val="hybridMultilevel"/>
+    <w:tmpl w:val="C6BC9896"/>
+    <w:lvl w:ilvl="0" w:tplc="080A000F">
+      <w:start w:val="1"/>
+      <w:numFmt w:val="decimal"/>
+      <w:lvlText w:val="%1."/>
+      <w:lvlJc w:val="left"/>
+      <w:pPr>
+        <w:ind w:left="720" w:hanging="360"/>
+      </w:pPr>
+      <w:rPr>
+        <w:rFonts w:hint="default"/>
+      </w:rPr>
+    </w:lvl>
+    <w:lvl w:ilvl="1" w:tplc="080A0019" w:tentative="1">
+      <w:start w:val="1"/>
+      <w:numFmt w:val="lowerLetter"/>
+      <w:lvlText w:val="%2."/>
+      <w:lvlJc w:val="left"/>
+      <w:pPr>
+        <w:ind w:left="1440" w:hanging="360"/>
+      </w:pPr>
+    </w:lvl>
+    <w:lvl w:ilvl="2" w:tplc="080A001B" w:tentative="1">
+      <w:start w:val="1"/>
+      <w:numFmt w:val="lowerRoman"/>
+      <w:lvlText w:val="%3."/>
+      <w:lvlJc w:val="right"/>
+      <w:pPr>
+        <w:ind w:left="2160" w:hanging="180"/>
+      </w:pPr>
+    </w:lvl>
+    <w:lvl w:ilvl="3" w:tplc="080A000F" w:tentative="1">
+      <w:start w:val="1"/>
+      <w:numFmt w:val="decimal"/>
+      <w:lvlText w:val="%4."/>
+      <w:lvlJc w:val="left"/>
+      <w:pPr>
+        <w:ind w:left="2880" w:hanging="360"/>
+      </w:pPr>
+    </w:lvl>
+    <w:lvl w:ilvl="4" w:tplc="080A0019" w:tentative="1">
+      <w:start w:val="1"/>
+      <w:numFmt w:val="lowerLetter"/>
+      <w:lvlText w:val="%5."/>
+      <w:lvlJc w:val="left"/>
+      <w:pPr>
+        <w:ind w:left="3600" w:hanging="360"/>
+      </w:pPr>
+    </w:lvl>
+    <w:lvl w:ilvl="5" w:tplc="080A001B" w:tentative="1">
+      <w:start w:val="1"/>
+      <w:numFmt w:val="lowerRoman"/>
+      <w:lvlText w:val="%6."/>
+      <w:lvlJc w:val="right"/>
+      <w:pPr>
+        <w:ind w:left="4320" w:hanging="180"/>
+      </w:pPr>
+    </w:lvl>
+    <w:lvl w:ilvl="6" w:tplc="080A000F" w:tentative="1">
+      <w:start w:val="1"/>
+      <w:numFmt w:val="decimal"/>
+      <w:lvlText w:val="%7."/>
+      <w:lvlJc w:val="left"/>
+      <w:pPr>
+        <w:ind w:left="5040" w:hanging="360"/>
+      </w:pPr>
+    </w:lvl>
+    <w:lvl w:ilvl="7" w:tplc="080A0019" w:tentative="1">
+      <w:start w:val="1"/>
+      <w:numFmt w:val="lowerLetter"/>
+      <w:lvlText w:val="%8."/>
+      <w:lvlJc w:val="left"/>
+      <w:pPr>
+        <w:ind w:left="5760" w:hanging="360"/>
+      </w:pPr>
+    </w:lvl>
+    <w:lvl w:ilvl="8" w:tplc="080A001B" w:tentative="1">
+      <w:start w:val="1"/>
+      <w:numFmt w:val="lowerRoman"/>
+      <w:lvlText w:val="%9."/>
+      <w:lvlJc w:val="right"/>
+      <w:pPr>
+        <w:ind w:left="6480" w:hanging="180"/>
+      </w:pPr>
+    </w:lvl>
+  </w:abstractNum>
+  <w:abstractNum w:abstractNumId="42" w15:restartNumberingAfterBreak="0">
     <w:nsid w:val="59846D4A"/>
     <w:multiLevelType w:val="multilevel"/>
     <w:tmpl w:val="180E2480"/>
@@ -12545,7 +7907,7 @@
       </w:rPr>
     </w:lvl>
   </w:abstractNum>
-  <w:abstractNum w:abstractNumId="40" w15:restartNumberingAfterBreak="0">
+  <w:abstractNum w:abstractNumId="43" w15:restartNumberingAfterBreak="0">
     <w:nsid w:val="5A037DC4"/>
     <w:multiLevelType w:val="multilevel"/>
     <w:tmpl w:val="14043F10"/>
@@ -12694,7 +8056,7 @@
       </w:rPr>
     </w:lvl>
   </w:abstractNum>
-  <w:abstractNum w:abstractNumId="41" w15:restartNumberingAfterBreak="0">
+  <w:abstractNum w:abstractNumId="44" w15:restartNumberingAfterBreak="0">
     <w:nsid w:val="5B9A5D77"/>
     <w:multiLevelType w:val="multilevel"/>
     <w:tmpl w:val="E6A61352"/>
@@ -12843,7 +8205,7 @@
       </w:rPr>
     </w:lvl>
   </w:abstractNum>
-  <w:abstractNum w:abstractNumId="42" w15:restartNumberingAfterBreak="0">
+  <w:abstractNum w:abstractNumId="45" w15:restartNumberingAfterBreak="0">
     <w:nsid w:val="5C1973B3"/>
     <w:multiLevelType w:val="hybridMultilevel"/>
     <w:tmpl w:val="EBA0EC6E"/>
@@ -12956,7 +8318,7 @@
       </w:rPr>
     </w:lvl>
   </w:abstractNum>
-  <w:abstractNum w:abstractNumId="43" w15:restartNumberingAfterBreak="0">
+  <w:abstractNum w:abstractNumId="46" w15:restartNumberingAfterBreak="0">
     <w:nsid w:val="5C8A5EDB"/>
     <w:multiLevelType w:val="hybridMultilevel"/>
     <w:tmpl w:val="62EEA542"/>
@@ -13069,7 +8431,7 @@
       </w:rPr>
     </w:lvl>
   </w:abstractNum>
-  <w:abstractNum w:abstractNumId="44" w15:restartNumberingAfterBreak="0">
+  <w:abstractNum w:abstractNumId="47" w15:restartNumberingAfterBreak="0">
     <w:nsid w:val="5FF04237"/>
     <w:multiLevelType w:val="multilevel"/>
     <w:tmpl w:val="D4647688"/>
@@ -13218,7 +8580,7 @@
       </w:rPr>
     </w:lvl>
   </w:abstractNum>
-  <w:abstractNum w:abstractNumId="45" w15:restartNumberingAfterBreak="0">
+  <w:abstractNum w:abstractNumId="48" w15:restartNumberingAfterBreak="0">
     <w:nsid w:val="600B567C"/>
     <w:multiLevelType w:val="multilevel"/>
     <w:tmpl w:val="156E9312"/>
@@ -13367,7 +8729,7 @@
       </w:rPr>
     </w:lvl>
   </w:abstractNum>
-  <w:abstractNum w:abstractNumId="46" w15:restartNumberingAfterBreak="0">
+  <w:abstractNum w:abstractNumId="49" w15:restartNumberingAfterBreak="0">
     <w:nsid w:val="67AA3B56"/>
     <w:multiLevelType w:val="multilevel"/>
     <w:tmpl w:val="12D6FA7C"/>
@@ -13516,7 +8878,7 @@
       </w:rPr>
     </w:lvl>
   </w:abstractNum>
-  <w:abstractNum w:abstractNumId="47" w15:restartNumberingAfterBreak="0">
+  <w:abstractNum w:abstractNumId="50" w15:restartNumberingAfterBreak="0">
     <w:nsid w:val="687F15D4"/>
     <w:multiLevelType w:val="multilevel"/>
     <w:tmpl w:val="52607D46"/>
@@ -13665,7 +9027,120 @@
       </w:rPr>
     </w:lvl>
   </w:abstractNum>
-  <w:abstractNum w:abstractNumId="48" w15:restartNumberingAfterBreak="0">
+  <w:abstractNum w:abstractNumId="51" w15:restartNumberingAfterBreak="0">
+    <w:nsid w:val="6B1B327A"/>
+    <w:multiLevelType w:val="hybridMultilevel"/>
+    <w:tmpl w:val="D5ACD1DA"/>
+    <w:lvl w:ilvl="0" w:tplc="080A000F">
+      <w:start w:val="1"/>
+      <w:numFmt w:val="decimal"/>
+      <w:lvlText w:val="%1."/>
+      <w:lvlJc w:val="left"/>
+      <w:pPr>
+        <w:ind w:left="720" w:hanging="360"/>
+      </w:pPr>
+      <w:rPr>
+        <w:rFonts w:hint="default"/>
+      </w:rPr>
+    </w:lvl>
+    <w:lvl w:ilvl="1" w:tplc="FFFFFFFF" w:tentative="1">
+      <w:start w:val="1"/>
+      <w:numFmt w:val="bullet"/>
+      <w:lvlText w:val="o"/>
+      <w:lvlJc w:val="left"/>
+      <w:pPr>
+        <w:ind w:left="1440" w:hanging="360"/>
+      </w:pPr>
+      <w:rPr>
+        <w:rFonts w:ascii="Courier New" w:hAnsi="Courier New" w:cs="Courier New" w:hint="default"/>
+      </w:rPr>
+    </w:lvl>
+    <w:lvl w:ilvl="2" w:tplc="FFFFFFFF" w:tentative="1">
+      <w:start w:val="1"/>
+      <w:numFmt w:val="bullet"/>
+      <w:lvlText w:val=""/>
+      <w:lvlJc w:val="left"/>
+      <w:pPr>
+        <w:ind w:left="2160" w:hanging="360"/>
+      </w:pPr>
+      <w:rPr>
+        <w:rFonts w:ascii="Wingdings" w:hAnsi="Wingdings" w:hint="default"/>
+      </w:rPr>
+    </w:lvl>
+    <w:lvl w:ilvl="3" w:tplc="FFFFFFFF" w:tentative="1">
+      <w:start w:val="1"/>
+      <w:numFmt w:val="bullet"/>
+      <w:lvlText w:val=""/>
+      <w:lvlJc w:val="left"/>
+      <w:pPr>
+        <w:ind w:left="2880" w:hanging="360"/>
+      </w:pPr>
+      <w:rPr>
+        <w:rFonts w:ascii="Symbol" w:hAnsi="Symbol" w:hint="default"/>
+      </w:rPr>
+    </w:lvl>
+    <w:lvl w:ilvl="4" w:tplc="FFFFFFFF" w:tentative="1">
+      <w:start w:val="1"/>
+      <w:numFmt w:val="bullet"/>
+      <w:lvlText w:val="o"/>
+      <w:lvlJc w:val="left"/>
+      <w:pPr>
+        <w:ind w:left="3600" w:hanging="360"/>
+      </w:pPr>
+      <w:rPr>
+        <w:rFonts w:ascii="Courier New" w:hAnsi="Courier New" w:cs="Courier New" w:hint="default"/>
+      </w:rPr>
+    </w:lvl>
+    <w:lvl w:ilvl="5" w:tplc="FFFFFFFF" w:tentative="1">
+      <w:start w:val="1"/>
+      <w:numFmt w:val="bullet"/>
+      <w:lvlText w:val=""/>
+      <w:lvlJc w:val="left"/>
+      <w:pPr>
+        <w:ind w:left="4320" w:hanging="360"/>
+      </w:pPr>
+      <w:rPr>
+        <w:rFonts w:ascii="Wingdings" w:hAnsi="Wingdings" w:hint="default"/>
+      </w:rPr>
+    </w:lvl>
+    <w:lvl w:ilvl="6" w:tplc="FFFFFFFF" w:tentative="1">
+      <w:start w:val="1"/>
+      <w:numFmt w:val="bullet"/>
+      <w:lvlText w:val=""/>
+      <w:lvlJc w:val="left"/>
+      <w:pPr>
+        <w:ind w:left="5040" w:hanging="360"/>
+      </w:pPr>
+      <w:rPr>
+        <w:rFonts w:ascii="Symbol" w:hAnsi="Symbol" w:hint="default"/>
+      </w:rPr>
+    </w:lvl>
+    <w:lvl w:ilvl="7" w:tplc="FFFFFFFF" w:tentative="1">
+      <w:start w:val="1"/>
+      <w:numFmt w:val="bullet"/>
+      <w:lvlText w:val="o"/>
+      <w:lvlJc w:val="left"/>
+      <w:pPr>
+        <w:ind w:left="5760" w:hanging="360"/>
+      </w:pPr>
+      <w:rPr>
+        <w:rFonts w:ascii="Courier New" w:hAnsi="Courier New" w:cs="Courier New" w:hint="default"/>
+      </w:rPr>
+    </w:lvl>
+    <w:lvl w:ilvl="8" w:tplc="FFFFFFFF" w:tentative="1">
+      <w:start w:val="1"/>
+      <w:numFmt w:val="bullet"/>
+      <w:lvlText w:val=""/>
+      <w:lvlJc w:val="left"/>
+      <w:pPr>
+        <w:ind w:left="6480" w:hanging="360"/>
+      </w:pPr>
+      <w:rPr>
+        <w:rFonts w:ascii="Wingdings" w:hAnsi="Wingdings" w:hint="default"/>
+      </w:rPr>
+    </w:lvl>
+  </w:abstractNum>
+  <w:abstractNum w:abstractNumId="52" w15:restartNumberingAfterBreak="0">
     <w:nsid w:val="6C235C19"/>
     <w:multiLevelType w:val="hybridMultilevel"/>
     <w:tmpl w:val="0BC27D3C"/>
@@ -13778,7 +9253,7 @@
       </w:rPr>
     </w:lvl>
   </w:abstractNum>
-  <w:abstractNum w:abstractNumId="49" w15:restartNumberingAfterBreak="0">
+  <w:abstractNum w:abstractNumId="53" w15:restartNumberingAfterBreak="0">
     <w:nsid w:val="6C2754DC"/>
     <w:multiLevelType w:val="hybridMultilevel"/>
     <w:tmpl w:val="92F2B5E4"/>
@@ -13848,7 +9323,7 @@
       <w:lvlJc w:val="left"/>
     </w:lvl>
   </w:abstractNum>
-  <w:abstractNum w:abstractNumId="50" w15:restartNumberingAfterBreak="0">
+  <w:abstractNum w:abstractNumId="54" w15:restartNumberingAfterBreak="0">
     <w:nsid w:val="6CE8423E"/>
     <w:multiLevelType w:val="hybridMultilevel"/>
     <w:tmpl w:val="8624AC60"/>
@@ -13961,7 +9436,7 @@
       </w:rPr>
     </w:lvl>
   </w:abstractNum>
-  <w:abstractNum w:abstractNumId="51" w15:restartNumberingAfterBreak="0">
+  <w:abstractNum w:abstractNumId="55" w15:restartNumberingAfterBreak="0">
     <w:nsid w:val="6F1F375E"/>
     <w:multiLevelType w:val="hybridMultilevel"/>
     <w:tmpl w:val="546C172C"/>
@@ -14025,7 +9500,7 @@
       <w:lvlJc w:val="left"/>
     </w:lvl>
   </w:abstractNum>
-  <w:abstractNum w:abstractNumId="52" w15:restartNumberingAfterBreak="0">
+  <w:abstractNum w:abstractNumId="56" w15:restartNumberingAfterBreak="0">
     <w:nsid w:val="704D7C3D"/>
     <w:multiLevelType w:val="hybridMultilevel"/>
     <w:tmpl w:val="03F05806"/>
@@ -14138,7 +9613,7 @@
       </w:rPr>
     </w:lvl>
   </w:abstractNum>
-  <w:abstractNum w:abstractNumId="53" w15:restartNumberingAfterBreak="0">
+  <w:abstractNum w:abstractNumId="57" w15:restartNumberingAfterBreak="0">
     <w:nsid w:val="728B0881"/>
     <w:multiLevelType w:val="hybridMultilevel"/>
     <w:tmpl w:val="FDAC5C42"/>
@@ -14251,7 +9726,7 @@
       </w:rPr>
     </w:lvl>
   </w:abstractNum>
-  <w:abstractNum w:abstractNumId="54" w15:restartNumberingAfterBreak="0">
+  <w:abstractNum w:abstractNumId="58" w15:restartNumberingAfterBreak="0">
     <w:nsid w:val="73EE54EB"/>
     <w:multiLevelType w:val="multilevel"/>
     <w:tmpl w:val="28BAC61C"/>
@@ -14400,7 +9875,7 @@
       </w:rPr>
     </w:lvl>
   </w:abstractNum>
-  <w:abstractNum w:abstractNumId="55" w15:restartNumberingAfterBreak="0">
+  <w:abstractNum w:abstractNumId="59" w15:restartNumberingAfterBreak="0">
     <w:nsid w:val="753E1435"/>
     <w:multiLevelType w:val="multilevel"/>
     <w:tmpl w:val="AE72C2B6"/>
@@ -14549,7 +10024,7 @@
       </w:rPr>
     </w:lvl>
   </w:abstractNum>
-  <w:abstractNum w:abstractNumId="56" w15:restartNumberingAfterBreak="0">
+  <w:abstractNum w:abstractNumId="60" w15:restartNumberingAfterBreak="0">
     <w:nsid w:val="76671280"/>
     <w:multiLevelType w:val="multilevel"/>
     <w:tmpl w:val="C396FBA2"/>
@@ -14698,7 +10173,7 @@
       </w:rPr>
     </w:lvl>
   </w:abstractNum>
-  <w:abstractNum w:abstractNumId="57" w15:restartNumberingAfterBreak="0">
+  <w:abstractNum w:abstractNumId="61" w15:restartNumberingAfterBreak="0">
     <w:nsid w:val="7AC76EEA"/>
     <w:multiLevelType w:val="hybridMultilevel"/>
     <w:tmpl w:val="53B6E266"/>
@@ -14794,7 +10269,7 @@
     <w:abstractNumId w:val="17"/>
   </w:num>
   <w:num w:numId="3" w16cid:durableId="1170830266">
-    <w:abstractNumId w:val="45"/>
+    <w:abstractNumId w:val="48"/>
   </w:num>
   <w:num w:numId="4" w16cid:durableId="833498015">
     <w:abstractNumId w:val="1"/>
@@ -14806,34 +10281,34 @@
     <w:abstractNumId w:val="27"/>
   </w:num>
   <w:num w:numId="7" w16cid:durableId="751780037">
-    <w:abstractNumId w:val="34"/>
+    <w:abstractNumId w:val="36"/>
   </w:num>
   <w:num w:numId="8" w16cid:durableId="1131241603">
     <w:abstractNumId w:val="13"/>
   </w:num>
   <w:num w:numId="9" w16cid:durableId="1703434417">
-    <w:abstractNumId w:val="51"/>
+    <w:abstractNumId w:val="55"/>
   </w:num>
   <w:num w:numId="10" w16cid:durableId="273440928">
     <w:abstractNumId w:val="25"/>
   </w:num>
   <w:num w:numId="11" w16cid:durableId="724066014">
-    <w:abstractNumId w:val="49"/>
+    <w:abstractNumId w:val="53"/>
   </w:num>
   <w:num w:numId="12" w16cid:durableId="1950163594">
     <w:abstractNumId w:val="12"/>
   </w:num>
   <w:num w:numId="13" w16cid:durableId="2106807864">
-    <w:abstractNumId w:val="52"/>
+    <w:abstractNumId w:val="56"/>
   </w:num>
   <w:num w:numId="14" w16cid:durableId="1330526763">
-    <w:abstractNumId w:val="37"/>
+    <w:abstractNumId w:val="39"/>
   </w:num>
   <w:num w:numId="15" w16cid:durableId="475074777">
     <w:abstractNumId w:val="5"/>
   </w:num>
   <w:num w:numId="16" w16cid:durableId="58939325">
-    <w:abstractNumId w:val="50"/>
+    <w:abstractNumId w:val="54"/>
   </w:num>
   <w:num w:numId="17" w16cid:durableId="1219781187">
     <w:abstractNumId w:val="0"/>
@@ -14848,13 +10323,13 @@
     <w:abstractNumId w:val="28"/>
   </w:num>
   <w:num w:numId="21" w16cid:durableId="2143452297">
-    <w:abstractNumId w:val="46"/>
+    <w:abstractNumId w:val="49"/>
   </w:num>
   <w:num w:numId="22" w16cid:durableId="1489438742">
-    <w:abstractNumId w:val="40"/>
+    <w:abstractNumId w:val="43"/>
   </w:num>
   <w:num w:numId="23" w16cid:durableId="1393310390">
-    <w:abstractNumId w:val="39"/>
+    <w:abstractNumId w:val="42"/>
   </w:num>
   <w:num w:numId="24" w16cid:durableId="570502393">
     <w:abstractNumId w:val="19"/>
@@ -14866,13 +10341,13 @@
     <w:abstractNumId w:val="24"/>
   </w:num>
   <w:num w:numId="27" w16cid:durableId="213464299">
-    <w:abstractNumId w:val="48"/>
+    <w:abstractNumId w:val="52"/>
   </w:num>
   <w:num w:numId="28" w16cid:durableId="1267736410">
-    <w:abstractNumId w:val="54"/>
+    <w:abstractNumId w:val="58"/>
   </w:num>
   <w:num w:numId="29" w16cid:durableId="1138763431">
-    <w:abstractNumId w:val="41"/>
+    <w:abstractNumId w:val="44"/>
   </w:num>
   <w:num w:numId="30" w16cid:durableId="1189299372">
     <w:abstractNumId w:val="11"/>
@@ -14881,40 +10356,40 @@
     <w:abstractNumId w:val="31"/>
   </w:num>
   <w:num w:numId="32" w16cid:durableId="1319457617">
-    <w:abstractNumId w:val="44"/>
+    <w:abstractNumId w:val="47"/>
   </w:num>
   <w:num w:numId="33" w16cid:durableId="2076774662">
-    <w:abstractNumId w:val="36"/>
+    <w:abstractNumId w:val="38"/>
   </w:num>
   <w:num w:numId="34" w16cid:durableId="456879563">
-    <w:abstractNumId w:val="35"/>
+    <w:abstractNumId w:val="37"/>
   </w:num>
   <w:num w:numId="35" w16cid:durableId="2091654312">
-    <w:abstractNumId w:val="38"/>
+    <w:abstractNumId w:val="40"/>
   </w:num>
   <w:num w:numId="36" w16cid:durableId="356349115">
     <w:abstractNumId w:val="6"/>
   </w:num>
   <w:num w:numId="37" w16cid:durableId="1171406278">
-    <w:abstractNumId w:val="47"/>
+    <w:abstractNumId w:val="50"/>
   </w:num>
   <w:num w:numId="38" w16cid:durableId="1476340580">
     <w:abstractNumId w:val="16"/>
   </w:num>
   <w:num w:numId="39" w16cid:durableId="1747219301">
-    <w:abstractNumId w:val="33"/>
+    <w:abstractNumId w:val="34"/>
   </w:num>
   <w:num w:numId="40" w16cid:durableId="1892185339">
     <w:abstractNumId w:val="29"/>
   </w:num>
   <w:num w:numId="41" w16cid:durableId="436293372">
-    <w:abstractNumId w:val="56"/>
+    <w:abstractNumId w:val="60"/>
   </w:num>
   <w:num w:numId="42" w16cid:durableId="732776453">
     <w:abstractNumId w:val="15"/>
   </w:num>
   <w:num w:numId="43" w16cid:durableId="617949215">
-    <w:abstractNumId w:val="53"/>
+    <w:abstractNumId w:val="57"/>
   </w:num>
   <w:num w:numId="44" w16cid:durableId="177157525">
     <w:abstractNumId w:val="30"/>
@@ -14926,7 +10401,7 @@
     <w:abstractNumId w:val="26"/>
   </w:num>
   <w:num w:numId="47" w16cid:durableId="502626151">
-    <w:abstractNumId w:val="55"/>
+    <w:abstractNumId w:val="59"/>
   </w:num>
   <w:num w:numId="48" w16cid:durableId="91164866">
     <w:abstractNumId w:val="8"/>
@@ -14935,7 +10410,7 @@
     <w:abstractNumId w:val="21"/>
   </w:num>
   <w:num w:numId="50" w16cid:durableId="1665552114">
-    <w:abstractNumId w:val="43"/>
+    <w:abstractNumId w:val="46"/>
   </w:num>
   <w:num w:numId="51" w16cid:durableId="1474327140">
     <w:abstractNumId w:val="20"/>
@@ -14944,13 +10419,13 @@
     <w:abstractNumId w:val="22"/>
   </w:num>
   <w:num w:numId="53" w16cid:durableId="2092850262">
-    <w:abstractNumId w:val="57"/>
+    <w:abstractNumId w:val="61"/>
   </w:num>
   <w:num w:numId="54" w16cid:durableId="1852332805">
     <w:abstractNumId w:val="3"/>
   </w:num>
   <w:num w:numId="55" w16cid:durableId="1134904176">
-    <w:abstractNumId w:val="42"/>
+    <w:abstractNumId w:val="45"/>
   </w:num>
   <w:num w:numId="56" w16cid:durableId="1674793289">
     <w:abstractNumId w:val="18"/>
@@ -14960,6 +10435,18 @@
   </w:num>
   <w:num w:numId="58" w16cid:durableId="102462949">
     <w:abstractNumId w:val="7"/>
+  </w:num>
+  <w:num w:numId="59" w16cid:durableId="1981568123">
+    <w:abstractNumId w:val="33"/>
+  </w:num>
+  <w:num w:numId="60" w16cid:durableId="1725449822">
+    <w:abstractNumId w:val="35"/>
+  </w:num>
+  <w:num w:numId="61" w16cid:durableId="69235441">
+    <w:abstractNumId w:val="41"/>
+  </w:num>
+  <w:num w:numId="62" w16cid:durableId="661272285">
+    <w:abstractNumId w:val="51"/>
   </w:num>
   <w:numIdMacAtCleanup w:val="19"/>
 </w:numbering>
@@ -15438,7 +10925,6 @@
     <w:next w:val="Normal"/>
     <w:link w:val="Ttulo4Car"/>
     <w:uiPriority w:val="9"/>
-    <w:semiHidden/>
     <w:unhideWhenUsed/>
     <w:qFormat/>
     <w:rsid w:val="00B81D7E"/>
@@ -15745,7 +11231,6 @@
     <w:basedOn w:val="Fuentedeprrafopredeter"/>
     <w:link w:val="Ttulo4"/>
     <w:uiPriority w:val="9"/>
-    <w:semiHidden/>
     <w:rsid w:val="00B81D7E"/>
     <w:rPr>
       <w:rFonts w:asciiTheme="majorHAnsi" w:eastAsiaTheme="majorEastAsia" w:hAnsiTheme="majorHAnsi" w:cstheme="majorBidi"/>
